--- a/Criar-WF-Flex-Custom/Help WF Flexível - COMO CRIAR WORKFLOW FLEXÍVEL CUSTOMIZADO.docx
+++ b/Criar-WF-Flex-Custom/Help WF Flexível - COMO CRIAR WORKFLOW FLEXÍVEL CUSTOMIZADO.docx
@@ -3122,23 +3122,66 @@
       </w:r>
     </w:p>
     <w:p>
-      <w:r>
-        <w:tab/>
-      </w:r>
-      <w:r>
-        <w:tab/>
-      </w:r>
-      <w:r>
-        <w:tab/>
+      <w:pPr>
+        <w:rPr>
+          <w:lang w:val="en-US"/>
+        </w:rPr>
+      </w:pPr>
+      <w:r>
+        <w:tab/>
+      </w:r>
+      <w:r>
+        <w:tab/>
+      </w:r>
+      <w:r>
+        <w:tab/>
+      </w:r>
+      <w:r>
+        <w:rPr>
+          <w:lang w:val="en-US"/>
+        </w:rPr>
         <w:t xml:space="preserve">BI_PERSISTENT~FIND_BY_LPOR </w:t>
       </w:r>
       <w:r>
+        <w:rPr>
+          <w:lang w:val="en-US"/>
+        </w:rPr>
+        <w:tab/>
+        <w:t>(Static, pub)</w:t>
+      </w:r>
+    </w:p>
+    <w:p>
+      <w:r>
+        <w:rPr>
+          <w:lang w:val="en-US"/>
+        </w:rPr>
+        <w:tab/>
+      </w:r>
+      <w:r>
+        <w:rPr>
+          <w:lang w:val="en-US"/>
+        </w:rPr>
+        <w:tab/>
+      </w:r>
+      <w:r>
+        <w:rPr>
+          <w:lang w:val="en-US"/>
+        </w:rPr>
+        <w:tab/>
+      </w:r>
+      <w:r>
+        <w:t>BI_PERSISTENT~LPOR</w:t>
+      </w:r>
+      <w:r>
+        <w:tab/>
+      </w:r>
+      <w:r>
         <w:tab/>
         <w:t>(</w:t>
       </w:r>
       <w:proofErr w:type="spellStart"/>
       <w:r>
-        <w:t>Static</w:t>
+        <w:t>Instance</w:t>
       </w:r>
       <w:proofErr w:type="spellEnd"/>
       <w:r>
@@ -3146,72 +3189,62 @@
       </w:r>
     </w:p>
     <w:p>
-      <w:r>
-        <w:tab/>
-      </w:r>
-      <w:r>
-        <w:tab/>
-      </w:r>
-      <w:r>
-        <w:tab/>
-        <w:t>BI_PERSISTENT~LPOR</w:t>
-      </w:r>
-      <w:r>
-        <w:tab/>
-      </w:r>
-      <w:r>
-        <w:tab/>
-        <w:t>(</w:t>
-      </w:r>
-      <w:proofErr w:type="spellStart"/>
-      <w:r>
-        <w:t>Instance</w:t>
-      </w:r>
-      <w:proofErr w:type="spellEnd"/>
-      <w:r>
-        <w:t>, pub)</w:t>
-      </w:r>
-    </w:p>
-    <w:p>
-      <w:r>
-        <w:tab/>
-      </w:r>
-      <w:r>
-        <w:tab/>
-      </w:r>
-      <w:r>
-        <w:tab/>
+      <w:pPr>
+        <w:rPr>
+          <w:lang w:val="en-US"/>
+        </w:rPr>
+      </w:pPr>
+      <w:r>
+        <w:tab/>
+      </w:r>
+      <w:r>
+        <w:tab/>
+      </w:r>
+      <w:r>
+        <w:tab/>
+      </w:r>
+      <w:r>
+        <w:rPr>
+          <w:lang w:val="en-US"/>
+        </w:rPr>
         <w:t>BI_PERSISTENT~REFRESH</w:t>
       </w:r>
       <w:r>
-        <w:tab/>
-      </w:r>
-      <w:r>
-        <w:tab/>
-        <w:t>(</w:t>
-      </w:r>
-      <w:proofErr w:type="spellStart"/>
-      <w:r>
-        <w:t>Instance</w:t>
-      </w:r>
-      <w:proofErr w:type="spellEnd"/>
-      <w:r>
-        <w:t>, pub)</w:t>
-      </w:r>
-    </w:p>
-    <w:p>
-      <w:pPr>
-        <w:rPr>
-          <w:lang w:val="en-US"/>
-        </w:rPr>
-      </w:pPr>
-      <w:r>
-        <w:tab/>
-      </w:r>
-      <w:r>
-        <w:tab/>
-      </w:r>
-      <w:r>
+        <w:rPr>
+          <w:lang w:val="en-US"/>
+        </w:rPr>
+        <w:tab/>
+      </w:r>
+      <w:r>
+        <w:rPr>
+          <w:lang w:val="en-US"/>
+        </w:rPr>
+        <w:tab/>
+        <w:t>(Instance, pub)</w:t>
+      </w:r>
+    </w:p>
+    <w:p>
+      <w:pPr>
+        <w:rPr>
+          <w:lang w:val="en-US"/>
+        </w:rPr>
+      </w:pPr>
+      <w:r>
+        <w:rPr>
+          <w:lang w:val="en-US"/>
+        </w:rPr>
+        <w:tab/>
+      </w:r>
+      <w:r>
+        <w:rPr>
+          <w:lang w:val="en-US"/>
+        </w:rPr>
+        <w:tab/>
+      </w:r>
+      <w:r>
+        <w:rPr>
+          <w:lang w:val="en-US"/>
+        </w:rPr>
         <w:tab/>
       </w:r>
       <w:r>
@@ -4268,6 +4301,7 @@
         <w:rPr>
           <w:b/>
           <w:bCs/>
+          <w:noProof/>
         </w:rPr>
         <w:drawing>
           <wp:inline distT="0" distB="0" distL="0" distR="0" wp14:anchorId="1FCEF1AB" wp14:editId="6119FBF2">
@@ -4999,6 +5033,3199 @@
         </w:drawing>
       </w:r>
     </w:p>
+    <w:p>
+      <w:pPr>
+        <w:rPr>
+          <w:highlight w:val="yellow"/>
+        </w:rPr>
+      </w:pPr>
+      <w:r>
+        <w:rPr>
+          <w:highlight w:val="yellow"/>
+        </w:rPr>
+        <w:t>OBS.: Copiar</w:t>
+      </w:r>
+      <w:r>
+        <w:rPr>
+          <w:highlight w:val="yellow"/>
+        </w:rPr>
+        <w:t xml:space="preserve"> do arquivo de Help abaixo:</w:t>
+      </w:r>
+    </w:p>
+    <w:p>
+      <w:r>
+        <w:rPr>
+          <w:highlight w:val="yellow"/>
+        </w:rPr>
+        <w:t>Help WF Flexível – Como Buscar Responsável para WF (Custom)</w:t>
+      </w:r>
+    </w:p>
+    <w:p/>
+    <w:p>
+      <w:pPr>
+        <w:rPr>
+          <w:rFonts w:ascii="Aptos Mono" w:hAnsi="Aptos Mono"/>
+          <w:sz w:val="20"/>
+          <w:szCs w:val="20"/>
+        </w:rPr>
+      </w:pPr>
+      <w:r>
+        <w:rPr>
+          <w:rFonts w:ascii="Aptos Mono" w:hAnsi="Aptos Mono"/>
+          <w:sz w:val="20"/>
+          <w:szCs w:val="20"/>
+        </w:rPr>
+        <w:t>  </w:t>
+      </w:r>
+      <w:r>
+        <w:rPr>
+          <w:rFonts w:ascii="Aptos Mono" w:hAnsi="Aptos Mono"/>
+          <w:sz w:val="20"/>
+          <w:szCs w:val="20"/>
+          <w:lang w:val="en-US"/>
+        </w:rPr>
+        <w:t>METHOD </w:t>
+      </w:r>
+      <w:proofErr w:type="spellStart"/>
+      <w:r>
+        <w:rPr>
+          <w:rFonts w:ascii="Aptos Mono" w:hAnsi="Aptos Mono"/>
+          <w:sz w:val="20"/>
+          <w:szCs w:val="20"/>
+          <w:lang w:val="en-US"/>
+        </w:rPr>
+        <w:t>if_rsm_badi_static_rule~responsibility_rule</w:t>
+      </w:r>
+      <w:proofErr w:type="spellEnd"/>
+      <w:r>
+        <w:rPr>
+          <w:rFonts w:ascii="Aptos Mono" w:hAnsi="Aptos Mono"/>
+          <w:sz w:val="20"/>
+          <w:szCs w:val="20"/>
+          <w:lang w:val="en-US"/>
+        </w:rPr>
+        <w:t>.</w:t>
+      </w:r>
+      <w:r>
+        <w:rPr>
+          <w:rFonts w:ascii="Aptos Mono" w:hAnsi="Aptos Mono"/>
+          <w:sz w:val="20"/>
+          <w:szCs w:val="20"/>
+          <w:lang w:val="en-US"/>
+        </w:rPr>
+        <w:br/>
+      </w:r>
+      <w:r>
+        <w:rPr>
+          <w:rFonts w:ascii="Aptos Mono" w:hAnsi="Aptos Mono"/>
+          <w:sz w:val="20"/>
+          <w:szCs w:val="20"/>
+          <w:lang w:val="en-US"/>
+        </w:rPr>
+        <w:br/>
+        <w:t>    TYPES:</w:t>
+      </w:r>
+      <w:r>
+        <w:rPr>
+          <w:rFonts w:ascii="Aptos Mono" w:hAnsi="Aptos Mono"/>
+          <w:sz w:val="20"/>
+          <w:szCs w:val="20"/>
+          <w:lang w:val="en-US"/>
+        </w:rPr>
+        <w:br/>
+        <w:t>      BEGIN OF </w:t>
+      </w:r>
+      <w:proofErr w:type="spellStart"/>
+      <w:r>
+        <w:rPr>
+          <w:rFonts w:ascii="Aptos Mono" w:hAnsi="Aptos Mono"/>
+          <w:sz w:val="20"/>
+          <w:szCs w:val="20"/>
+          <w:lang w:val="en-US"/>
+        </w:rPr>
+        <w:t>ty_nivelcode</w:t>
+      </w:r>
+      <w:proofErr w:type="spellEnd"/>
+      <w:r>
+        <w:rPr>
+          <w:rFonts w:ascii="Aptos Mono" w:hAnsi="Aptos Mono"/>
+          <w:sz w:val="20"/>
+          <w:szCs w:val="20"/>
+          <w:lang w:val="en-US"/>
+        </w:rPr>
+        <w:t>,</w:t>
+      </w:r>
+      <w:r>
+        <w:rPr>
+          <w:rFonts w:ascii="Aptos Mono" w:hAnsi="Aptos Mono"/>
+          <w:sz w:val="20"/>
+          <w:szCs w:val="20"/>
+          <w:lang w:val="en-US"/>
+        </w:rPr>
+        <w:br/>
+        <w:t>        </w:t>
+      </w:r>
+      <w:proofErr w:type="spellStart"/>
+      <w:r>
+        <w:rPr>
+          <w:rFonts w:ascii="Aptos Mono" w:hAnsi="Aptos Mono"/>
+          <w:sz w:val="20"/>
+          <w:szCs w:val="20"/>
+          <w:lang w:val="en-US"/>
+        </w:rPr>
+        <w:t>nivel</w:t>
+      </w:r>
+      <w:proofErr w:type="spellEnd"/>
+      <w:r>
+        <w:rPr>
+          <w:rFonts w:ascii="Aptos Mono" w:hAnsi="Aptos Mono"/>
+          <w:sz w:val="20"/>
+          <w:szCs w:val="20"/>
+          <w:lang w:val="en-US"/>
+        </w:rPr>
+        <w:t>        TYPE </w:t>
+      </w:r>
+      <w:proofErr w:type="spellStart"/>
+      <w:r>
+        <w:rPr>
+          <w:rFonts w:ascii="Aptos Mono" w:hAnsi="Aptos Mono"/>
+          <w:sz w:val="20"/>
+          <w:szCs w:val="20"/>
+          <w:lang w:val="en-US"/>
+        </w:rPr>
+        <w:t>i</w:t>
+      </w:r>
+      <w:proofErr w:type="spellEnd"/>
+      <w:r>
+        <w:rPr>
+          <w:rFonts w:ascii="Aptos Mono" w:hAnsi="Aptos Mono"/>
+          <w:sz w:val="20"/>
+          <w:szCs w:val="20"/>
+          <w:lang w:val="en-US"/>
+        </w:rPr>
+        <w:t>,</w:t>
+      </w:r>
+      <w:r>
+        <w:rPr>
+          <w:rFonts w:ascii="Aptos Mono" w:hAnsi="Aptos Mono"/>
+          <w:sz w:val="20"/>
+          <w:szCs w:val="20"/>
+          <w:lang w:val="en-US"/>
+        </w:rPr>
+        <w:br/>
+        <w:t>        code         TYPE string,</w:t>
+      </w:r>
+      <w:r>
+        <w:rPr>
+          <w:rFonts w:ascii="Aptos Mono" w:hAnsi="Aptos Mono"/>
+          <w:sz w:val="20"/>
+          <w:szCs w:val="20"/>
+          <w:lang w:val="en-US"/>
+        </w:rPr>
+        <w:br/>
+        <w:t>        </w:t>
+      </w:r>
+      <w:proofErr w:type="spellStart"/>
+      <w:r>
+        <w:rPr>
+          <w:rFonts w:ascii="Aptos Mono" w:hAnsi="Aptos Mono"/>
+          <w:sz w:val="20"/>
+          <w:szCs w:val="20"/>
+          <w:lang w:val="en-US"/>
+        </w:rPr>
+        <w:t>artifact_id</w:t>
+      </w:r>
+      <w:proofErr w:type="spellEnd"/>
+      <w:r>
+        <w:rPr>
+          <w:rFonts w:ascii="Aptos Mono" w:hAnsi="Aptos Mono"/>
+          <w:sz w:val="20"/>
+          <w:szCs w:val="20"/>
+          <w:lang w:val="en-US"/>
+        </w:rPr>
+        <w:t>  TYPE string,</w:t>
+      </w:r>
+      <w:r>
+        <w:rPr>
+          <w:rFonts w:ascii="Aptos Mono" w:hAnsi="Aptos Mono"/>
+          <w:sz w:val="20"/>
+          <w:szCs w:val="20"/>
+          <w:lang w:val="en-US"/>
+        </w:rPr>
+        <w:br/>
+        <w:t>        </w:t>
+      </w:r>
+      <w:proofErr w:type="spellStart"/>
+      <w:r>
+        <w:rPr>
+          <w:rFonts w:ascii="Aptos Mono" w:hAnsi="Aptos Mono"/>
+          <w:sz w:val="20"/>
+          <w:szCs w:val="20"/>
+          <w:lang w:val="en-US"/>
+        </w:rPr>
+        <w:t>runtime_stat</w:t>
+      </w:r>
+      <w:proofErr w:type="spellEnd"/>
+      <w:r>
+        <w:rPr>
+          <w:rFonts w:ascii="Aptos Mono" w:hAnsi="Aptos Mono"/>
+          <w:sz w:val="20"/>
+          <w:szCs w:val="20"/>
+          <w:lang w:val="en-US"/>
+        </w:rPr>
+        <w:t> TYPE string,</w:t>
+      </w:r>
+      <w:r>
+        <w:rPr>
+          <w:rFonts w:ascii="Aptos Mono" w:hAnsi="Aptos Mono"/>
+          <w:sz w:val="20"/>
+          <w:szCs w:val="20"/>
+          <w:lang w:val="en-US"/>
+        </w:rPr>
+        <w:br/>
+        <w:t>      END OF </w:t>
+      </w:r>
+      <w:proofErr w:type="spellStart"/>
+      <w:r>
+        <w:rPr>
+          <w:rFonts w:ascii="Aptos Mono" w:hAnsi="Aptos Mono"/>
+          <w:sz w:val="20"/>
+          <w:szCs w:val="20"/>
+          <w:lang w:val="en-US"/>
+        </w:rPr>
+        <w:t>ty_nivelcode</w:t>
+      </w:r>
+      <w:proofErr w:type="spellEnd"/>
+      <w:r>
+        <w:rPr>
+          <w:rFonts w:ascii="Aptos Mono" w:hAnsi="Aptos Mono"/>
+          <w:sz w:val="20"/>
+          <w:szCs w:val="20"/>
+          <w:lang w:val="en-US"/>
+        </w:rPr>
+        <w:t> .</w:t>
+      </w:r>
+      <w:r>
+        <w:rPr>
+          <w:rFonts w:ascii="Aptos Mono" w:hAnsi="Aptos Mono"/>
+          <w:sz w:val="20"/>
+          <w:szCs w:val="20"/>
+          <w:lang w:val="en-US"/>
+        </w:rPr>
+        <w:br/>
+      </w:r>
+      <w:r>
+        <w:rPr>
+          <w:rFonts w:ascii="Aptos Mono" w:hAnsi="Aptos Mono"/>
+          <w:sz w:val="20"/>
+          <w:szCs w:val="20"/>
+          <w:lang w:val="en-US"/>
+        </w:rPr>
+        <w:br/>
+        <w:t>    TYPES:</w:t>
+      </w:r>
+      <w:r>
+        <w:rPr>
+          <w:rFonts w:ascii="Aptos Mono" w:hAnsi="Aptos Mono"/>
+          <w:sz w:val="20"/>
+          <w:szCs w:val="20"/>
+          <w:lang w:val="en-US"/>
+        </w:rPr>
+        <w:br/>
+        <w:t>      ty_nivelcode_tt TYPE STANDARD TABLE OF ty_nivelcode WITH DEFAULT KEY .</w:t>
+      </w:r>
+      <w:r>
+        <w:rPr>
+          <w:rFonts w:ascii="Aptos Mono" w:hAnsi="Aptos Mono"/>
+          <w:sz w:val="20"/>
+          <w:szCs w:val="20"/>
+          <w:lang w:val="en-US"/>
+        </w:rPr>
+        <w:br/>
+      </w:r>
+      <w:r>
+        <w:rPr>
+          <w:rFonts w:ascii="Aptos Mono" w:hAnsi="Aptos Mono"/>
+          <w:sz w:val="20"/>
+          <w:szCs w:val="20"/>
+          <w:lang w:val="en-US"/>
+        </w:rPr>
+        <w:br/>
+        <w:t>    DATA:</w:t>
+      </w:r>
+      <w:r>
+        <w:rPr>
+          <w:rFonts w:ascii="Aptos Mono" w:hAnsi="Aptos Mono"/>
+          <w:sz w:val="20"/>
+          <w:szCs w:val="20"/>
+          <w:lang w:val="en-US"/>
+        </w:rPr>
+        <w:br/>
+        <w:t>      </w:t>
+      </w:r>
+      <w:proofErr w:type="spellStart"/>
+      <w:r>
+        <w:rPr>
+          <w:rFonts w:ascii="Aptos Mono" w:hAnsi="Aptos Mono"/>
+          <w:sz w:val="20"/>
+          <w:szCs w:val="20"/>
+          <w:lang w:val="en-US"/>
+        </w:rPr>
+        <w:t>lv_workflow_id</w:t>
+      </w:r>
+      <w:proofErr w:type="spellEnd"/>
+      <w:r>
+        <w:rPr>
+          <w:rFonts w:ascii="Aptos Mono" w:hAnsi="Aptos Mono"/>
+          <w:sz w:val="20"/>
+          <w:szCs w:val="20"/>
+          <w:lang w:val="en-US"/>
+        </w:rPr>
+        <w:t>  TYPE </w:t>
+      </w:r>
+      <w:proofErr w:type="spellStart"/>
+      <w:r>
+        <w:rPr>
+          <w:rFonts w:ascii="Aptos Mono" w:hAnsi="Aptos Mono"/>
+          <w:sz w:val="20"/>
+          <w:szCs w:val="20"/>
+          <w:lang w:val="en-US"/>
+        </w:rPr>
+        <w:t>sww_wiid</w:t>
+      </w:r>
+      <w:proofErr w:type="spellEnd"/>
+      <w:r>
+        <w:rPr>
+          <w:rFonts w:ascii="Aptos Mono" w:hAnsi="Aptos Mono"/>
+          <w:sz w:val="20"/>
+          <w:szCs w:val="20"/>
+          <w:lang w:val="en-US"/>
+        </w:rPr>
+        <w:t>,</w:t>
+      </w:r>
+      <w:r>
+        <w:rPr>
+          <w:rFonts w:ascii="Aptos Mono" w:hAnsi="Aptos Mono"/>
+          <w:sz w:val="20"/>
+          <w:szCs w:val="20"/>
+          <w:lang w:val="en-US"/>
+        </w:rPr>
+        <w:br/>
+        <w:t>      </w:t>
+      </w:r>
+      <w:proofErr w:type="spellStart"/>
+      <w:r>
+        <w:rPr>
+          <w:rFonts w:ascii="Aptos Mono" w:hAnsi="Aptos Mono"/>
+          <w:sz w:val="20"/>
+          <w:szCs w:val="20"/>
+          <w:lang w:val="en-US"/>
+        </w:rPr>
+        <w:t>lv_dummy</w:t>
+      </w:r>
+      <w:proofErr w:type="spellEnd"/>
+      <w:r>
+        <w:rPr>
+          <w:rFonts w:ascii="Aptos Mono" w:hAnsi="Aptos Mono"/>
+          <w:sz w:val="20"/>
+          <w:szCs w:val="20"/>
+          <w:lang w:val="en-US"/>
+        </w:rPr>
+        <w:t>,</w:t>
+      </w:r>
+      <w:r>
+        <w:rPr>
+          <w:rFonts w:ascii="Aptos Mono" w:hAnsi="Aptos Mono"/>
+          <w:sz w:val="20"/>
+          <w:szCs w:val="20"/>
+          <w:lang w:val="en-US"/>
+        </w:rPr>
+        <w:br/>
+        <w:t>      </w:t>
+      </w:r>
+      <w:proofErr w:type="spellStart"/>
+      <w:r>
+        <w:rPr>
+          <w:rFonts w:ascii="Aptos Mono" w:hAnsi="Aptos Mono"/>
+          <w:sz w:val="20"/>
+          <w:szCs w:val="20"/>
+          <w:lang w:val="en-US"/>
+        </w:rPr>
+        <w:t>vl_nivel</w:t>
+      </w:r>
+      <w:proofErr w:type="spellEnd"/>
+      <w:r>
+        <w:rPr>
+          <w:rFonts w:ascii="Aptos Mono" w:hAnsi="Aptos Mono"/>
+          <w:sz w:val="20"/>
+          <w:szCs w:val="20"/>
+          <w:lang w:val="en-US"/>
+        </w:rPr>
+        <w:t>        TYPE int1,</w:t>
+      </w:r>
+      <w:r>
+        <w:rPr>
+          <w:rFonts w:ascii="Aptos Mono" w:hAnsi="Aptos Mono"/>
+          <w:sz w:val="20"/>
+          <w:szCs w:val="20"/>
+          <w:lang w:val="en-US"/>
+        </w:rPr>
+        <w:br/>
+        <w:t>      </w:t>
+      </w:r>
+      <w:proofErr w:type="spellStart"/>
+      <w:r>
+        <w:rPr>
+          <w:rFonts w:ascii="Aptos Mono" w:hAnsi="Aptos Mono"/>
+          <w:sz w:val="20"/>
+          <w:szCs w:val="20"/>
+          <w:lang w:val="en-US"/>
+        </w:rPr>
+        <w:t>vl_code</w:t>
+      </w:r>
+      <w:proofErr w:type="spellEnd"/>
+      <w:r>
+        <w:rPr>
+          <w:rFonts w:ascii="Aptos Mono" w:hAnsi="Aptos Mono"/>
+          <w:sz w:val="20"/>
+          <w:szCs w:val="20"/>
+          <w:lang w:val="en-US"/>
+        </w:rPr>
+        <w:t>         TYPE </w:t>
+      </w:r>
+      <w:proofErr w:type="spellStart"/>
+      <w:r>
+        <w:rPr>
+          <w:rFonts w:ascii="Aptos Mono" w:hAnsi="Aptos Mono"/>
+          <w:sz w:val="20"/>
+          <w:szCs w:val="20"/>
+          <w:lang w:val="en-US"/>
+        </w:rPr>
+        <w:t>zde_code_aprov</w:t>
+      </w:r>
+      <w:proofErr w:type="spellEnd"/>
+      <w:r>
+        <w:rPr>
+          <w:rFonts w:ascii="Aptos Mono" w:hAnsi="Aptos Mono"/>
+          <w:sz w:val="20"/>
+          <w:szCs w:val="20"/>
+          <w:lang w:val="en-US"/>
+        </w:rPr>
+        <w:t>,</w:t>
+      </w:r>
+      <w:r>
+        <w:rPr>
+          <w:rFonts w:ascii="Aptos Mono" w:hAnsi="Aptos Mono"/>
+          <w:sz w:val="20"/>
+          <w:szCs w:val="20"/>
+          <w:lang w:val="en-US"/>
+        </w:rPr>
+        <w:br/>
+        <w:t>      </w:t>
+      </w:r>
+      <w:proofErr w:type="spellStart"/>
+      <w:r>
+        <w:rPr>
+          <w:rFonts w:ascii="Aptos Mono" w:hAnsi="Aptos Mono"/>
+          <w:sz w:val="20"/>
+          <w:szCs w:val="20"/>
+          <w:lang w:val="en-US"/>
+        </w:rPr>
+        <w:t>lt_nivelcode</w:t>
+      </w:r>
+      <w:proofErr w:type="spellEnd"/>
+      <w:r>
+        <w:rPr>
+          <w:rFonts w:ascii="Aptos Mono" w:hAnsi="Aptos Mono"/>
+          <w:sz w:val="20"/>
+          <w:szCs w:val="20"/>
+          <w:lang w:val="en-US"/>
+        </w:rPr>
+        <w:t>    TYPE </w:t>
+      </w:r>
+      <w:proofErr w:type="spellStart"/>
+      <w:r>
+        <w:rPr>
+          <w:rFonts w:ascii="Aptos Mono" w:hAnsi="Aptos Mono"/>
+          <w:sz w:val="20"/>
+          <w:szCs w:val="20"/>
+          <w:lang w:val="en-US"/>
+        </w:rPr>
+        <w:t>ty_nivelcode_tt</w:t>
+      </w:r>
+      <w:proofErr w:type="spellEnd"/>
+      <w:r>
+        <w:rPr>
+          <w:rFonts w:ascii="Aptos Mono" w:hAnsi="Aptos Mono"/>
+          <w:sz w:val="20"/>
+          <w:szCs w:val="20"/>
+          <w:lang w:val="en-US"/>
+        </w:rPr>
+        <w:t>,</w:t>
+      </w:r>
+      <w:r>
+        <w:rPr>
+          <w:rFonts w:ascii="Aptos Mono" w:hAnsi="Aptos Mono"/>
+          <w:sz w:val="20"/>
+          <w:szCs w:val="20"/>
+          <w:lang w:val="en-US"/>
+        </w:rPr>
+        <w:br/>
+        <w:t>      </w:t>
+      </w:r>
+      <w:proofErr w:type="spellStart"/>
+      <w:r>
+        <w:rPr>
+          <w:rFonts w:ascii="Aptos Mono" w:hAnsi="Aptos Mono"/>
+          <w:sz w:val="20"/>
+          <w:szCs w:val="20"/>
+          <w:lang w:val="en-US"/>
+        </w:rPr>
+        <w:t>lv_ja_executado</w:t>
+      </w:r>
+      <w:proofErr w:type="spellEnd"/>
+      <w:r>
+        <w:rPr>
+          <w:rFonts w:ascii="Aptos Mono" w:hAnsi="Aptos Mono"/>
+          <w:sz w:val="20"/>
+          <w:szCs w:val="20"/>
+          <w:lang w:val="en-US"/>
+        </w:rPr>
+        <w:t> TYPE char3. </w:t>
+      </w:r>
+      <w:r>
+        <w:rPr>
+          <w:rFonts w:ascii="Aptos Mono" w:hAnsi="Aptos Mono"/>
+          <w:i/>
+          <w:iCs/>
+          <w:sz w:val="20"/>
+          <w:szCs w:val="20"/>
+        </w:rPr>
+        <w:t>" </w:t>
+      </w:r>
+      <w:proofErr w:type="spellStart"/>
+      <w:r>
+        <w:rPr>
+          <w:rFonts w:ascii="Aptos Mono" w:hAnsi="Aptos Mono"/>
+          <w:i/>
+          <w:iCs/>
+          <w:sz w:val="20"/>
+          <w:szCs w:val="20"/>
+        </w:rPr>
+        <w:t>Check</w:t>
+      </w:r>
+      <w:proofErr w:type="spellEnd"/>
+      <w:r>
+        <w:rPr>
+          <w:rFonts w:ascii="Aptos Mono" w:hAnsi="Aptos Mono"/>
+          <w:i/>
+          <w:iCs/>
+          <w:sz w:val="20"/>
+          <w:szCs w:val="20"/>
+        </w:rPr>
+        <w:t> for </w:t>
+      </w:r>
+      <w:proofErr w:type="spellStart"/>
+      <w:r>
+        <w:rPr>
+          <w:rFonts w:ascii="Aptos Mono" w:hAnsi="Aptos Mono"/>
+          <w:i/>
+          <w:iCs/>
+          <w:sz w:val="20"/>
+          <w:szCs w:val="20"/>
+        </w:rPr>
+        <w:t>recursive</w:t>
+      </w:r>
+      <w:proofErr w:type="spellEnd"/>
+      <w:r>
+        <w:rPr>
+          <w:rFonts w:ascii="Aptos Mono" w:hAnsi="Aptos Mono"/>
+          <w:i/>
+          <w:iCs/>
+          <w:sz w:val="20"/>
+          <w:szCs w:val="20"/>
+        </w:rPr>
+        <w:t> </w:t>
+      </w:r>
+      <w:proofErr w:type="spellStart"/>
+      <w:r>
+        <w:rPr>
+          <w:rFonts w:ascii="Aptos Mono" w:hAnsi="Aptos Mono"/>
+          <w:i/>
+          <w:iCs/>
+          <w:sz w:val="20"/>
+          <w:szCs w:val="20"/>
+        </w:rPr>
+        <w:t>call</w:t>
+      </w:r>
+      <w:proofErr w:type="spellEnd"/>
+      <w:r>
+        <w:rPr>
+          <w:rFonts w:ascii="Aptos Mono" w:hAnsi="Aptos Mono"/>
+          <w:sz w:val="20"/>
+          <w:szCs w:val="20"/>
+        </w:rPr>
+        <w:br/>
+      </w:r>
+      <w:r>
+        <w:rPr>
+          <w:rFonts w:ascii="Aptos Mono" w:hAnsi="Aptos Mono"/>
+          <w:sz w:val="20"/>
+          <w:szCs w:val="20"/>
+        </w:rPr>
+        <w:br/>
+        <w:t>    </w:t>
+      </w:r>
+      <w:r>
+        <w:rPr>
+          <w:rFonts w:ascii="Aptos Mono" w:hAnsi="Aptos Mono"/>
+          <w:i/>
+          <w:iCs/>
+          <w:sz w:val="20"/>
+          <w:szCs w:val="20"/>
+        </w:rPr>
+        <w:t>" ---------------------------------------------------------</w:t>
+      </w:r>
+      <w:r>
+        <w:rPr>
+          <w:rFonts w:ascii="Aptos Mono" w:hAnsi="Aptos Mono"/>
+          <w:sz w:val="20"/>
+          <w:szCs w:val="20"/>
+        </w:rPr>
+        <w:br/>
+        <w:t>    </w:t>
+      </w:r>
+      <w:r>
+        <w:rPr>
+          <w:rFonts w:ascii="Aptos Mono" w:hAnsi="Aptos Mono"/>
+          <w:i/>
+          <w:iCs/>
+          <w:sz w:val="20"/>
+          <w:szCs w:val="20"/>
+        </w:rPr>
+        <w:t>" RECURSIVIDADE?</w:t>
+      </w:r>
+      <w:r>
+        <w:rPr>
+          <w:rFonts w:ascii="Aptos Mono" w:hAnsi="Aptos Mono"/>
+          <w:sz w:val="20"/>
+          <w:szCs w:val="20"/>
+        </w:rPr>
+        <w:br/>
+      </w:r>
+      <w:r>
+        <w:rPr>
+          <w:rFonts w:ascii="Aptos Mono" w:hAnsi="Aptos Mono"/>
+          <w:sz w:val="20"/>
+          <w:szCs w:val="20"/>
+        </w:rPr>
+        <w:lastRenderedPageBreak/>
+        <w:t>    </w:t>
+      </w:r>
+      <w:r>
+        <w:rPr>
+          <w:rFonts w:ascii="Aptos Mono" w:hAnsi="Aptos Mono"/>
+          <w:i/>
+          <w:iCs/>
+          <w:sz w:val="20"/>
+          <w:szCs w:val="20"/>
+        </w:rPr>
+        <w:t>" </w:t>
+      </w:r>
+      <w:proofErr w:type="spellStart"/>
+      <w:r>
+        <w:rPr>
+          <w:rFonts w:ascii="Aptos Mono" w:hAnsi="Aptos Mono"/>
+          <w:i/>
+          <w:iCs/>
+          <w:sz w:val="20"/>
+          <w:szCs w:val="20"/>
+        </w:rPr>
+        <w:t>Check</w:t>
+      </w:r>
+      <w:proofErr w:type="spellEnd"/>
+      <w:r>
+        <w:rPr>
+          <w:rFonts w:ascii="Aptos Mono" w:hAnsi="Aptos Mono"/>
+          <w:i/>
+          <w:iCs/>
+          <w:sz w:val="20"/>
+          <w:szCs w:val="20"/>
+        </w:rPr>
+        <w:t> for </w:t>
+      </w:r>
+      <w:proofErr w:type="spellStart"/>
+      <w:r>
+        <w:rPr>
+          <w:rFonts w:ascii="Aptos Mono" w:hAnsi="Aptos Mono"/>
+          <w:i/>
+          <w:iCs/>
+          <w:sz w:val="20"/>
+          <w:szCs w:val="20"/>
+        </w:rPr>
+        <w:t>recursive</w:t>
+      </w:r>
+      <w:proofErr w:type="spellEnd"/>
+      <w:r>
+        <w:rPr>
+          <w:rFonts w:ascii="Aptos Mono" w:hAnsi="Aptos Mono"/>
+          <w:i/>
+          <w:iCs/>
+          <w:sz w:val="20"/>
+          <w:szCs w:val="20"/>
+        </w:rPr>
+        <w:t> </w:t>
+      </w:r>
+      <w:proofErr w:type="spellStart"/>
+      <w:r>
+        <w:rPr>
+          <w:rFonts w:ascii="Aptos Mono" w:hAnsi="Aptos Mono"/>
+          <w:i/>
+          <w:iCs/>
+          <w:sz w:val="20"/>
+          <w:szCs w:val="20"/>
+        </w:rPr>
+        <w:t>call</w:t>
+      </w:r>
+      <w:proofErr w:type="spellEnd"/>
+      <w:r>
+        <w:rPr>
+          <w:rFonts w:ascii="Aptos Mono" w:hAnsi="Aptos Mono"/>
+          <w:sz w:val="20"/>
+          <w:szCs w:val="20"/>
+        </w:rPr>
+        <w:br/>
+        <w:t>    </w:t>
+      </w:r>
+      <w:r>
+        <w:rPr>
+          <w:rFonts w:ascii="Aptos Mono" w:hAnsi="Aptos Mono"/>
+          <w:i/>
+          <w:iCs/>
+          <w:sz w:val="20"/>
+          <w:szCs w:val="20"/>
+        </w:rPr>
+        <w:t>" ---------------------------------------------------------</w:t>
+      </w:r>
+      <w:r>
+        <w:rPr>
+          <w:rFonts w:ascii="Aptos Mono" w:hAnsi="Aptos Mono"/>
+          <w:sz w:val="20"/>
+          <w:szCs w:val="20"/>
+        </w:rPr>
+        <w:br/>
+        <w:t>    </w:t>
+      </w:r>
+      <w:r>
+        <w:rPr>
+          <w:rFonts w:ascii="Aptos Mono" w:hAnsi="Aptos Mono"/>
+          <w:i/>
+          <w:iCs/>
+          <w:sz w:val="20"/>
+          <w:szCs w:val="20"/>
+        </w:rPr>
+        <w:t>" Verificação de chamada Recursiva</w:t>
+      </w:r>
+      <w:r>
+        <w:rPr>
+          <w:rFonts w:ascii="Aptos Mono" w:hAnsi="Aptos Mono"/>
+          <w:sz w:val="20"/>
+          <w:szCs w:val="20"/>
+        </w:rPr>
+        <w:br/>
+        <w:t>    </w:t>
+      </w:r>
+      <w:r>
+        <w:rPr>
+          <w:rFonts w:ascii="Aptos Mono" w:hAnsi="Aptos Mono"/>
+          <w:i/>
+          <w:iCs/>
+          <w:sz w:val="20"/>
+          <w:szCs w:val="20"/>
+        </w:rPr>
+        <w:t>" Se sim, deverá sair (RETURN) a partir da segunda execução.</w:t>
+      </w:r>
+      <w:r>
+        <w:rPr>
+          <w:rFonts w:ascii="Aptos Mono" w:hAnsi="Aptos Mono"/>
+          <w:sz w:val="20"/>
+          <w:szCs w:val="20"/>
+        </w:rPr>
+        <w:br/>
+        <w:t>    </w:t>
+      </w:r>
+      <w:r>
+        <w:rPr>
+          <w:rFonts w:ascii="Aptos Mono" w:hAnsi="Aptos Mono"/>
+          <w:sz w:val="20"/>
+          <w:szCs w:val="20"/>
+          <w:lang w:val="en-US"/>
+        </w:rPr>
+        <w:t>CALL FUNCTION 'ZWFF2060'</w:t>
+      </w:r>
+      <w:r>
+        <w:rPr>
+          <w:rFonts w:ascii="Aptos Mono" w:hAnsi="Aptos Mono"/>
+          <w:sz w:val="20"/>
+          <w:szCs w:val="20"/>
+          <w:lang w:val="en-US"/>
+        </w:rPr>
+        <w:br/>
+        <w:t>      IMPORTING</w:t>
+      </w:r>
+      <w:r>
+        <w:rPr>
+          <w:rFonts w:ascii="Aptos Mono" w:hAnsi="Aptos Mono"/>
+          <w:sz w:val="20"/>
+          <w:szCs w:val="20"/>
+          <w:lang w:val="en-US"/>
+        </w:rPr>
+        <w:br/>
+        <w:t>        </w:t>
+      </w:r>
+      <w:proofErr w:type="spellStart"/>
+      <w:r>
+        <w:rPr>
+          <w:rFonts w:ascii="Aptos Mono" w:hAnsi="Aptos Mono"/>
+          <w:sz w:val="20"/>
+          <w:szCs w:val="20"/>
+          <w:lang w:val="en-US"/>
+        </w:rPr>
+        <w:t>e_ja_executado</w:t>
+      </w:r>
+      <w:proofErr w:type="spellEnd"/>
+      <w:r>
+        <w:rPr>
+          <w:rFonts w:ascii="Aptos Mono" w:hAnsi="Aptos Mono"/>
+          <w:sz w:val="20"/>
+          <w:szCs w:val="20"/>
+          <w:lang w:val="en-US"/>
+        </w:rPr>
+        <w:t> = </w:t>
+      </w:r>
+      <w:proofErr w:type="spellStart"/>
+      <w:r>
+        <w:rPr>
+          <w:rFonts w:ascii="Aptos Mono" w:hAnsi="Aptos Mono"/>
+          <w:sz w:val="20"/>
+          <w:szCs w:val="20"/>
+          <w:lang w:val="en-US"/>
+        </w:rPr>
+        <w:t>lv_ja_executado</w:t>
+      </w:r>
+      <w:proofErr w:type="spellEnd"/>
+      <w:r>
+        <w:rPr>
+          <w:rFonts w:ascii="Aptos Mono" w:hAnsi="Aptos Mono"/>
+          <w:sz w:val="20"/>
+          <w:szCs w:val="20"/>
+          <w:lang w:val="en-US"/>
+        </w:rPr>
+        <w:br/>
+        <w:t>      EXCEPTIONS</w:t>
+      </w:r>
+      <w:r>
+        <w:rPr>
+          <w:rFonts w:ascii="Aptos Mono" w:hAnsi="Aptos Mono"/>
+          <w:sz w:val="20"/>
+          <w:szCs w:val="20"/>
+          <w:lang w:val="en-US"/>
+        </w:rPr>
+        <w:br/>
+        <w:t>        OTHERS         = 1.</w:t>
+      </w:r>
+      <w:r>
+        <w:rPr>
+          <w:rFonts w:ascii="Aptos Mono" w:hAnsi="Aptos Mono"/>
+          <w:sz w:val="20"/>
+          <w:szCs w:val="20"/>
+          <w:lang w:val="en-US"/>
+        </w:rPr>
+        <w:br/>
+      </w:r>
+      <w:r>
+        <w:rPr>
+          <w:rFonts w:ascii="Aptos Mono" w:hAnsi="Aptos Mono"/>
+          <w:sz w:val="20"/>
+          <w:szCs w:val="20"/>
+          <w:lang w:val="en-US"/>
+        </w:rPr>
+        <w:br/>
+        <w:t>    </w:t>
+      </w:r>
+      <w:r>
+        <w:rPr>
+          <w:rFonts w:ascii="Aptos Mono" w:hAnsi="Aptos Mono"/>
+          <w:i/>
+          <w:iCs/>
+          <w:sz w:val="20"/>
+          <w:szCs w:val="20"/>
+          <w:lang w:val="en-US"/>
+        </w:rPr>
+        <w:t>" ---------------------------------------------------------</w:t>
+      </w:r>
+      <w:r>
+        <w:rPr>
+          <w:rFonts w:ascii="Aptos Mono" w:hAnsi="Aptos Mono"/>
+          <w:sz w:val="20"/>
+          <w:szCs w:val="20"/>
+          <w:lang w:val="en-US"/>
+        </w:rPr>
+        <w:br/>
+        <w:t>    </w:t>
+      </w:r>
+      <w:r>
+        <w:rPr>
+          <w:rFonts w:ascii="Aptos Mono" w:hAnsi="Aptos Mono"/>
+          <w:i/>
+          <w:iCs/>
+          <w:sz w:val="20"/>
+          <w:szCs w:val="20"/>
+          <w:lang w:val="en-US"/>
+        </w:rPr>
+        <w:t>" IF: Is this method called </w:t>
+      </w:r>
+      <w:proofErr w:type="spellStart"/>
+      <w:r>
+        <w:rPr>
+          <w:rFonts w:ascii="Aptos Mono" w:hAnsi="Aptos Mono"/>
+          <w:i/>
+          <w:iCs/>
+          <w:sz w:val="20"/>
+          <w:szCs w:val="20"/>
+          <w:lang w:val="en-US"/>
+        </w:rPr>
+        <w:t>recursivelly</w:t>
+      </w:r>
+      <w:proofErr w:type="spellEnd"/>
+      <w:r>
+        <w:rPr>
+          <w:rFonts w:ascii="Aptos Mono" w:hAnsi="Aptos Mono"/>
+          <w:i/>
+          <w:iCs/>
+          <w:sz w:val="20"/>
+          <w:szCs w:val="20"/>
+          <w:lang w:val="en-US"/>
+        </w:rPr>
+        <w:t> ?</w:t>
+      </w:r>
+      <w:r>
+        <w:rPr>
+          <w:rFonts w:ascii="Aptos Mono" w:hAnsi="Aptos Mono"/>
+          <w:sz w:val="20"/>
+          <w:szCs w:val="20"/>
+          <w:lang w:val="en-US"/>
+        </w:rPr>
+        <w:br/>
+        <w:t>    </w:t>
+      </w:r>
+      <w:r>
+        <w:rPr>
+          <w:rFonts w:ascii="Aptos Mono" w:hAnsi="Aptos Mono"/>
+          <w:i/>
+          <w:iCs/>
+          <w:sz w:val="20"/>
+          <w:szCs w:val="20"/>
+          <w:lang w:val="en-US"/>
+        </w:rPr>
+        <w:t>" IF: already executed before=YES?</w:t>
+      </w:r>
+      <w:r>
+        <w:rPr>
+          <w:rFonts w:ascii="Aptos Mono" w:hAnsi="Aptos Mono"/>
+          <w:sz w:val="20"/>
+          <w:szCs w:val="20"/>
+          <w:lang w:val="en-US"/>
+        </w:rPr>
+        <w:br/>
+        <w:t>    </w:t>
+      </w:r>
+      <w:r>
+        <w:rPr>
+          <w:rFonts w:ascii="Aptos Mono" w:hAnsi="Aptos Mono"/>
+          <w:i/>
+          <w:iCs/>
+          <w:sz w:val="20"/>
+          <w:szCs w:val="20"/>
+          <w:lang w:val="en-US"/>
+        </w:rPr>
+        <w:t>" Exit from this method, using RETURN</w:t>
+      </w:r>
+      <w:r>
+        <w:rPr>
+          <w:rFonts w:ascii="Aptos Mono" w:hAnsi="Aptos Mono"/>
+          <w:sz w:val="20"/>
+          <w:szCs w:val="20"/>
+          <w:lang w:val="en-US"/>
+        </w:rPr>
+        <w:br/>
+        <w:t>    </w:t>
+      </w:r>
+      <w:r>
+        <w:rPr>
+          <w:rFonts w:ascii="Aptos Mono" w:hAnsi="Aptos Mono"/>
+          <w:i/>
+          <w:iCs/>
+          <w:sz w:val="20"/>
+          <w:szCs w:val="20"/>
+          <w:lang w:val="en-US"/>
+        </w:rPr>
+        <w:t>" ---------------------------------------------------------</w:t>
+      </w:r>
+      <w:r>
+        <w:rPr>
+          <w:rFonts w:ascii="Aptos Mono" w:hAnsi="Aptos Mono"/>
+          <w:sz w:val="20"/>
+          <w:szCs w:val="20"/>
+          <w:lang w:val="en-US"/>
+        </w:rPr>
+        <w:br/>
+        <w:t>    IF </w:t>
+      </w:r>
+      <w:proofErr w:type="spellStart"/>
+      <w:r>
+        <w:rPr>
+          <w:rFonts w:ascii="Aptos Mono" w:hAnsi="Aptos Mono"/>
+          <w:sz w:val="20"/>
+          <w:szCs w:val="20"/>
+          <w:lang w:val="en-US"/>
+        </w:rPr>
+        <w:t>sy-subrc</w:t>
+      </w:r>
+      <w:proofErr w:type="spellEnd"/>
+      <w:r>
+        <w:rPr>
+          <w:rFonts w:ascii="Aptos Mono" w:hAnsi="Aptos Mono"/>
+          <w:sz w:val="20"/>
+          <w:szCs w:val="20"/>
+          <w:lang w:val="en-US"/>
+        </w:rPr>
+        <w:t> = 0 AND </w:t>
+      </w:r>
+      <w:proofErr w:type="spellStart"/>
+      <w:r>
+        <w:rPr>
+          <w:rFonts w:ascii="Aptos Mono" w:hAnsi="Aptos Mono"/>
+          <w:sz w:val="20"/>
+          <w:szCs w:val="20"/>
+          <w:lang w:val="en-US"/>
+        </w:rPr>
+        <w:t>lv_ja_executado</w:t>
+      </w:r>
+      <w:proofErr w:type="spellEnd"/>
+      <w:r>
+        <w:rPr>
+          <w:rFonts w:ascii="Aptos Mono" w:hAnsi="Aptos Mono"/>
+          <w:sz w:val="20"/>
+          <w:szCs w:val="20"/>
+          <w:lang w:val="en-US"/>
+        </w:rPr>
+        <w:t> IS NOT INITIAL.</w:t>
+      </w:r>
+      <w:r>
+        <w:rPr>
+          <w:rFonts w:ascii="Aptos Mono" w:hAnsi="Aptos Mono"/>
+          <w:sz w:val="20"/>
+          <w:szCs w:val="20"/>
+          <w:lang w:val="en-US"/>
+        </w:rPr>
+        <w:br/>
+      </w:r>
+      <w:r>
+        <w:rPr>
+          <w:rFonts w:ascii="Aptos Mono" w:hAnsi="Aptos Mono"/>
+          <w:sz w:val="20"/>
+          <w:szCs w:val="20"/>
+          <w:lang w:val="en-US"/>
+        </w:rPr>
+        <w:br/>
+        <w:t>      </w:t>
+      </w:r>
+      <w:r>
+        <w:rPr>
+          <w:rFonts w:ascii="Aptos Mono" w:hAnsi="Aptos Mono"/>
+          <w:i/>
+          <w:iCs/>
+          <w:sz w:val="20"/>
+          <w:szCs w:val="20"/>
+          <w:lang w:val="en-US"/>
+        </w:rPr>
+        <w:t>" Fill the Recursivity control of count of times (sum, just for curiosity)</w:t>
+      </w:r>
+      <w:r>
+        <w:rPr>
+          <w:rFonts w:ascii="Aptos Mono" w:hAnsi="Aptos Mono"/>
+          <w:sz w:val="20"/>
+          <w:szCs w:val="20"/>
+          <w:lang w:val="en-US"/>
+        </w:rPr>
+        <w:br/>
+        <w:t>      ADD 1 TO </w:t>
+      </w:r>
+      <w:proofErr w:type="spellStart"/>
+      <w:r>
+        <w:rPr>
+          <w:rFonts w:ascii="Aptos Mono" w:hAnsi="Aptos Mono"/>
+          <w:sz w:val="20"/>
+          <w:szCs w:val="20"/>
+          <w:lang w:val="en-US"/>
+        </w:rPr>
+        <w:t>lv_ja_executado</w:t>
+      </w:r>
+      <w:proofErr w:type="spellEnd"/>
+      <w:r>
+        <w:rPr>
+          <w:rFonts w:ascii="Aptos Mono" w:hAnsi="Aptos Mono"/>
+          <w:sz w:val="20"/>
+          <w:szCs w:val="20"/>
+          <w:lang w:val="en-US"/>
+        </w:rPr>
+        <w:t>.</w:t>
+      </w:r>
+      <w:r>
+        <w:rPr>
+          <w:rFonts w:ascii="Aptos Mono" w:hAnsi="Aptos Mono"/>
+          <w:sz w:val="20"/>
+          <w:szCs w:val="20"/>
+          <w:lang w:val="en-US"/>
+        </w:rPr>
+        <w:br/>
+        <w:t>      </w:t>
+      </w:r>
+      <w:r>
+        <w:rPr>
+          <w:rFonts w:ascii="Aptos Mono" w:hAnsi="Aptos Mono"/>
+          <w:sz w:val="20"/>
+          <w:szCs w:val="20"/>
+        </w:rPr>
+        <w:t>CALL FUNCTION 'ZWFF2059'</w:t>
+      </w:r>
+      <w:r>
+        <w:rPr>
+          <w:rFonts w:ascii="Aptos Mono" w:hAnsi="Aptos Mono"/>
+          <w:sz w:val="20"/>
+          <w:szCs w:val="20"/>
+        </w:rPr>
+        <w:br/>
+        <w:t>        EXPORTING</w:t>
+      </w:r>
+      <w:r>
+        <w:rPr>
+          <w:rFonts w:ascii="Aptos Mono" w:hAnsi="Aptos Mono"/>
+          <w:sz w:val="20"/>
+          <w:szCs w:val="20"/>
+        </w:rPr>
+        <w:br/>
+        <w:t>          </w:t>
+      </w:r>
+      <w:proofErr w:type="spellStart"/>
+      <w:r>
+        <w:rPr>
+          <w:rFonts w:ascii="Aptos Mono" w:hAnsi="Aptos Mono"/>
+          <w:sz w:val="20"/>
+          <w:szCs w:val="20"/>
+        </w:rPr>
+        <w:t>i_ja_executado</w:t>
+      </w:r>
+      <w:proofErr w:type="spellEnd"/>
+      <w:r>
+        <w:rPr>
+          <w:rFonts w:ascii="Aptos Mono" w:hAnsi="Aptos Mono"/>
+          <w:sz w:val="20"/>
+          <w:szCs w:val="20"/>
+        </w:rPr>
+        <w:t> = </w:t>
+      </w:r>
+      <w:proofErr w:type="spellStart"/>
+      <w:r>
+        <w:rPr>
+          <w:rFonts w:ascii="Aptos Mono" w:hAnsi="Aptos Mono"/>
+          <w:sz w:val="20"/>
+          <w:szCs w:val="20"/>
+        </w:rPr>
+        <w:t>lv_ja_executado</w:t>
+      </w:r>
+      <w:proofErr w:type="spellEnd"/>
+      <w:r>
+        <w:rPr>
+          <w:rFonts w:ascii="Aptos Mono" w:hAnsi="Aptos Mono"/>
+          <w:sz w:val="20"/>
+          <w:szCs w:val="20"/>
+        </w:rPr>
+        <w:t>.</w:t>
+      </w:r>
+      <w:r>
+        <w:rPr>
+          <w:rFonts w:ascii="Aptos Mono" w:hAnsi="Aptos Mono"/>
+          <w:sz w:val="20"/>
+          <w:szCs w:val="20"/>
+        </w:rPr>
+        <w:br/>
+        <w:t>      </w:t>
+      </w:r>
+      <w:r>
+        <w:rPr>
+          <w:rFonts w:ascii="Aptos Mono" w:hAnsi="Aptos Mono"/>
+          <w:sz w:val="20"/>
+          <w:szCs w:val="20"/>
+          <w:lang w:val="en-US"/>
+        </w:rPr>
+        <w:t>IF </w:t>
+      </w:r>
+      <w:proofErr w:type="spellStart"/>
+      <w:r>
+        <w:rPr>
+          <w:rFonts w:ascii="Aptos Mono" w:hAnsi="Aptos Mono"/>
+          <w:sz w:val="20"/>
+          <w:szCs w:val="20"/>
+          <w:lang w:val="en-US"/>
+        </w:rPr>
+        <w:t>lv_ja_executado</w:t>
+      </w:r>
+      <w:proofErr w:type="spellEnd"/>
+      <w:r>
+        <w:rPr>
+          <w:rFonts w:ascii="Aptos Mono" w:hAnsi="Aptos Mono"/>
+          <w:sz w:val="20"/>
+          <w:szCs w:val="20"/>
+          <w:lang w:val="en-US"/>
+        </w:rPr>
+        <w:t> &gt; 1 .</w:t>
+      </w:r>
+      <w:r>
+        <w:rPr>
+          <w:rFonts w:ascii="Aptos Mono" w:hAnsi="Aptos Mono"/>
+          <w:sz w:val="20"/>
+          <w:szCs w:val="20"/>
+          <w:lang w:val="en-US"/>
+        </w:rPr>
+        <w:br/>
+        <w:t>        </w:t>
+      </w:r>
+      <w:r>
+        <w:rPr>
+          <w:rFonts w:ascii="Aptos Mono" w:hAnsi="Aptos Mono"/>
+          <w:i/>
+          <w:iCs/>
+          <w:sz w:val="20"/>
+          <w:szCs w:val="20"/>
+          <w:lang w:val="en-US"/>
+        </w:rPr>
+        <w:t>" Exit this method</w:t>
+      </w:r>
+      <w:r>
+        <w:rPr>
+          <w:rFonts w:ascii="Aptos Mono" w:hAnsi="Aptos Mono"/>
+          <w:sz w:val="20"/>
+          <w:szCs w:val="20"/>
+          <w:lang w:val="en-US"/>
+        </w:rPr>
+        <w:br/>
+        <w:t>        </w:t>
+      </w:r>
+      <w:r>
+        <w:rPr>
+          <w:rFonts w:ascii="Aptos Mono" w:hAnsi="Aptos Mono"/>
+          <w:i/>
+          <w:iCs/>
+          <w:sz w:val="20"/>
+          <w:szCs w:val="20"/>
+          <w:lang w:val="en-US"/>
+        </w:rPr>
+        <w:t>" No more needed execution of this method</w:t>
+      </w:r>
+      <w:r>
+        <w:rPr>
+          <w:rFonts w:ascii="Aptos Mono" w:hAnsi="Aptos Mono"/>
+          <w:sz w:val="20"/>
+          <w:szCs w:val="20"/>
+          <w:lang w:val="en-US"/>
+        </w:rPr>
+        <w:br/>
+        <w:t>        </w:t>
+      </w:r>
+      <w:r>
+        <w:rPr>
+          <w:rFonts w:ascii="Aptos Mono" w:hAnsi="Aptos Mono"/>
+          <w:i/>
+          <w:iCs/>
+          <w:sz w:val="20"/>
+          <w:szCs w:val="20"/>
+          <w:lang w:val="en-US"/>
+        </w:rPr>
+        <w:t>" Because it was executed already </w:t>
+      </w:r>
+      <w:proofErr w:type="spellStart"/>
+      <w:r>
+        <w:rPr>
+          <w:rFonts w:ascii="Aptos Mono" w:hAnsi="Aptos Mono"/>
+          <w:i/>
+          <w:iCs/>
+          <w:sz w:val="20"/>
+          <w:szCs w:val="20"/>
+          <w:lang w:val="en-US"/>
+        </w:rPr>
+        <w:t>recursivelly</w:t>
+      </w:r>
+      <w:proofErr w:type="spellEnd"/>
+      <w:r>
+        <w:rPr>
+          <w:rFonts w:ascii="Aptos Mono" w:hAnsi="Aptos Mono"/>
+          <w:sz w:val="20"/>
+          <w:szCs w:val="20"/>
+          <w:lang w:val="en-US"/>
+        </w:rPr>
+        <w:br/>
+        <w:t>        RETURN.</w:t>
+      </w:r>
+      <w:r>
+        <w:rPr>
+          <w:rFonts w:ascii="Aptos Mono" w:hAnsi="Aptos Mono"/>
+          <w:sz w:val="20"/>
+          <w:szCs w:val="20"/>
+          <w:lang w:val="en-US"/>
+        </w:rPr>
+        <w:br/>
+        <w:t>      ENDIF.</w:t>
+      </w:r>
+      <w:r>
+        <w:rPr>
+          <w:rFonts w:ascii="Aptos Mono" w:hAnsi="Aptos Mono"/>
+          <w:sz w:val="20"/>
+          <w:szCs w:val="20"/>
+          <w:lang w:val="en-US"/>
+        </w:rPr>
+        <w:br/>
+      </w:r>
+      <w:r>
+        <w:rPr>
+          <w:rFonts w:ascii="Aptos Mono" w:hAnsi="Aptos Mono"/>
+          <w:sz w:val="20"/>
+          <w:szCs w:val="20"/>
+          <w:lang w:val="en-US"/>
+        </w:rPr>
+        <w:br/>
+        <w:t>      </w:t>
+      </w:r>
+      <w:r>
+        <w:rPr>
+          <w:rFonts w:ascii="Aptos Mono" w:hAnsi="Aptos Mono"/>
+          <w:i/>
+          <w:iCs/>
+          <w:sz w:val="20"/>
+          <w:szCs w:val="20"/>
+          <w:lang w:val="en-US"/>
+        </w:rPr>
+        <w:t>" ---------------------------------------------------------</w:t>
+      </w:r>
+      <w:r>
+        <w:rPr>
+          <w:rFonts w:ascii="Aptos Mono" w:hAnsi="Aptos Mono"/>
+          <w:sz w:val="20"/>
+          <w:szCs w:val="20"/>
+          <w:lang w:val="en-US"/>
+        </w:rPr>
+        <w:br/>
+        <w:t>      </w:t>
+      </w:r>
+      <w:r>
+        <w:rPr>
+          <w:rFonts w:ascii="Aptos Mono" w:hAnsi="Aptos Mono"/>
+          <w:i/>
+          <w:iCs/>
+          <w:sz w:val="20"/>
+          <w:szCs w:val="20"/>
+          <w:lang w:val="en-US"/>
+        </w:rPr>
+        <w:t>" WHEN it is the very First execution</w:t>
+      </w:r>
+      <w:r>
+        <w:rPr>
+          <w:rFonts w:ascii="Aptos Mono" w:hAnsi="Aptos Mono"/>
+          <w:sz w:val="20"/>
+          <w:szCs w:val="20"/>
+          <w:lang w:val="en-US"/>
+        </w:rPr>
+        <w:br/>
+        <w:t>      </w:t>
+      </w:r>
+      <w:r>
+        <w:rPr>
+          <w:rFonts w:ascii="Aptos Mono" w:hAnsi="Aptos Mono"/>
+          <w:i/>
+          <w:iCs/>
+          <w:sz w:val="20"/>
+          <w:szCs w:val="20"/>
+          <w:lang w:val="en-US"/>
+        </w:rPr>
+        <w:t>" We can execute it yes</w:t>
+      </w:r>
+      <w:r>
+        <w:rPr>
+          <w:rFonts w:ascii="Aptos Mono" w:hAnsi="Aptos Mono"/>
+          <w:sz w:val="20"/>
+          <w:szCs w:val="20"/>
+          <w:lang w:val="en-US"/>
+        </w:rPr>
+        <w:br/>
+        <w:t>      </w:t>
+      </w:r>
+      <w:r>
+        <w:rPr>
+          <w:rFonts w:ascii="Aptos Mono" w:hAnsi="Aptos Mono"/>
+          <w:i/>
+          <w:iCs/>
+          <w:sz w:val="20"/>
+          <w:szCs w:val="20"/>
+          <w:lang w:val="en-US"/>
+        </w:rPr>
+        <w:t>" ---------------------------------------------------------</w:t>
+      </w:r>
+      <w:r>
+        <w:rPr>
+          <w:rFonts w:ascii="Aptos Mono" w:hAnsi="Aptos Mono"/>
+          <w:sz w:val="20"/>
+          <w:szCs w:val="20"/>
+          <w:lang w:val="en-US"/>
+        </w:rPr>
+        <w:br/>
+        <w:t>    ELSE. </w:t>
+      </w:r>
+      <w:r>
+        <w:rPr>
+          <w:rFonts w:ascii="Aptos Mono" w:hAnsi="Aptos Mono"/>
+          <w:i/>
+          <w:iCs/>
+          <w:sz w:val="20"/>
+          <w:szCs w:val="20"/>
+          <w:lang w:val="en-US"/>
+        </w:rPr>
+        <w:t>" Check for recursive call</w:t>
+      </w:r>
+      <w:r>
+        <w:rPr>
+          <w:rFonts w:ascii="Aptos Mono" w:hAnsi="Aptos Mono"/>
+          <w:sz w:val="20"/>
+          <w:szCs w:val="20"/>
+          <w:lang w:val="en-US"/>
+        </w:rPr>
+        <w:br/>
+      </w:r>
+      <w:r>
+        <w:rPr>
+          <w:rFonts w:ascii="Aptos Mono" w:hAnsi="Aptos Mono"/>
+          <w:sz w:val="20"/>
+          <w:szCs w:val="20"/>
+          <w:lang w:val="en-US"/>
+        </w:rPr>
+        <w:br/>
+        <w:t>      </w:t>
+      </w:r>
+      <w:r>
+        <w:rPr>
+          <w:rFonts w:ascii="Aptos Mono" w:hAnsi="Aptos Mono"/>
+          <w:i/>
+          <w:iCs/>
+          <w:sz w:val="20"/>
+          <w:szCs w:val="20"/>
+          <w:lang w:val="en-US"/>
+        </w:rPr>
+        <w:t>" Export multiple variables to memory under a key</w:t>
+      </w:r>
+      <w:r>
+        <w:rPr>
+          <w:rFonts w:ascii="Aptos Mono" w:hAnsi="Aptos Mono"/>
+          <w:sz w:val="20"/>
+          <w:szCs w:val="20"/>
+          <w:lang w:val="en-US"/>
+        </w:rPr>
+        <w:br/>
+        <w:t>      </w:t>
+      </w:r>
+      <w:proofErr w:type="spellStart"/>
+      <w:r>
+        <w:rPr>
+          <w:rFonts w:ascii="Aptos Mono" w:hAnsi="Aptos Mono"/>
+          <w:sz w:val="20"/>
+          <w:szCs w:val="20"/>
+          <w:lang w:val="en-US"/>
+        </w:rPr>
+        <w:t>lv_ja_executado</w:t>
+      </w:r>
+      <w:proofErr w:type="spellEnd"/>
+      <w:r>
+        <w:rPr>
+          <w:rFonts w:ascii="Aptos Mono" w:hAnsi="Aptos Mono"/>
+          <w:sz w:val="20"/>
+          <w:szCs w:val="20"/>
+          <w:lang w:val="en-US"/>
+        </w:rPr>
+        <w:t> = '1'.</w:t>
+      </w:r>
+      <w:r>
+        <w:rPr>
+          <w:rFonts w:ascii="Aptos Mono" w:hAnsi="Aptos Mono"/>
+          <w:sz w:val="20"/>
+          <w:szCs w:val="20"/>
+          <w:lang w:val="en-US"/>
+        </w:rPr>
+        <w:br/>
+        <w:t>      </w:t>
+      </w:r>
+      <w:r>
+        <w:rPr>
+          <w:rFonts w:ascii="Aptos Mono" w:hAnsi="Aptos Mono"/>
+          <w:i/>
+          <w:iCs/>
+          <w:sz w:val="20"/>
+          <w:szCs w:val="20"/>
+        </w:rPr>
+        <w:t>""exportar" para saber se já </w:t>
+      </w:r>
+      <w:proofErr w:type="spellStart"/>
+      <w:r>
+        <w:rPr>
+          <w:rFonts w:ascii="Aptos Mono" w:hAnsi="Aptos Mono"/>
+          <w:i/>
+          <w:iCs/>
+          <w:sz w:val="20"/>
+          <w:szCs w:val="20"/>
+        </w:rPr>
+        <w:t>fi</w:t>
+      </w:r>
+      <w:proofErr w:type="spellEnd"/>
+      <w:r>
+        <w:rPr>
+          <w:rFonts w:ascii="Aptos Mono" w:hAnsi="Aptos Mono"/>
+          <w:i/>
+          <w:iCs/>
+          <w:sz w:val="20"/>
+          <w:szCs w:val="20"/>
+        </w:rPr>
+        <w:t> executada a busca de resp.</w:t>
+      </w:r>
+      <w:r>
+        <w:rPr>
+          <w:rFonts w:ascii="Aptos Mono" w:hAnsi="Aptos Mono"/>
+          <w:sz w:val="20"/>
+          <w:szCs w:val="20"/>
+        </w:rPr>
+        <w:br/>
+        <w:t>      CALL FUNCTION 'ZWFF2059'</w:t>
+      </w:r>
+      <w:r>
+        <w:rPr>
+          <w:rFonts w:ascii="Aptos Mono" w:hAnsi="Aptos Mono"/>
+          <w:sz w:val="20"/>
+          <w:szCs w:val="20"/>
+        </w:rPr>
+        <w:br/>
+        <w:t>        EXPORTING</w:t>
+      </w:r>
+      <w:r>
+        <w:rPr>
+          <w:rFonts w:ascii="Aptos Mono" w:hAnsi="Aptos Mono"/>
+          <w:sz w:val="20"/>
+          <w:szCs w:val="20"/>
+        </w:rPr>
+        <w:br/>
+        <w:t>          </w:t>
+      </w:r>
+      <w:proofErr w:type="spellStart"/>
+      <w:r>
+        <w:rPr>
+          <w:rFonts w:ascii="Aptos Mono" w:hAnsi="Aptos Mono"/>
+          <w:sz w:val="20"/>
+          <w:szCs w:val="20"/>
+        </w:rPr>
+        <w:t>i_ja_executado</w:t>
+      </w:r>
+      <w:proofErr w:type="spellEnd"/>
+      <w:r>
+        <w:rPr>
+          <w:rFonts w:ascii="Aptos Mono" w:hAnsi="Aptos Mono"/>
+          <w:sz w:val="20"/>
+          <w:szCs w:val="20"/>
+        </w:rPr>
+        <w:t> = </w:t>
+      </w:r>
+      <w:proofErr w:type="spellStart"/>
+      <w:r>
+        <w:rPr>
+          <w:rFonts w:ascii="Aptos Mono" w:hAnsi="Aptos Mono"/>
+          <w:sz w:val="20"/>
+          <w:szCs w:val="20"/>
+        </w:rPr>
+        <w:t>lv_ja_executado</w:t>
+      </w:r>
+      <w:proofErr w:type="spellEnd"/>
+      <w:r>
+        <w:rPr>
+          <w:rFonts w:ascii="Aptos Mono" w:hAnsi="Aptos Mono"/>
+          <w:sz w:val="20"/>
+          <w:szCs w:val="20"/>
+        </w:rPr>
+        <w:t>.</w:t>
+      </w:r>
+      <w:r>
+        <w:rPr>
+          <w:rFonts w:ascii="Aptos Mono" w:hAnsi="Aptos Mono"/>
+          <w:sz w:val="20"/>
+          <w:szCs w:val="20"/>
+        </w:rPr>
+        <w:br/>
+      </w:r>
+      <w:r>
+        <w:rPr>
+          <w:rFonts w:ascii="Aptos Mono" w:hAnsi="Aptos Mono"/>
+          <w:sz w:val="20"/>
+          <w:szCs w:val="20"/>
+        </w:rPr>
+        <w:lastRenderedPageBreak/>
+        <w:br/>
+        <w:t>      </w:t>
+      </w:r>
+      <w:r>
+        <w:rPr>
+          <w:rFonts w:ascii="Aptos Mono" w:hAnsi="Aptos Mono"/>
+          <w:sz w:val="20"/>
+          <w:szCs w:val="20"/>
+          <w:lang w:val="en-US"/>
+        </w:rPr>
+        <w:t>TRY.</w:t>
+      </w:r>
+      <w:r>
+        <w:rPr>
+          <w:rFonts w:ascii="Aptos Mono" w:hAnsi="Aptos Mono"/>
+          <w:sz w:val="20"/>
+          <w:szCs w:val="20"/>
+          <w:lang w:val="en-US"/>
+        </w:rPr>
+        <w:br/>
+      </w:r>
+      <w:r>
+        <w:rPr>
+          <w:rFonts w:ascii="Aptos Mono" w:hAnsi="Aptos Mono"/>
+          <w:sz w:val="20"/>
+          <w:szCs w:val="20"/>
+          <w:lang w:val="en-US"/>
+        </w:rPr>
+        <w:br/>
+        <w:t>          </w:t>
+      </w:r>
+      <w:r>
+        <w:rPr>
+          <w:rFonts w:ascii="Aptos Mono" w:hAnsi="Aptos Mono"/>
+          <w:i/>
+          <w:iCs/>
+          <w:sz w:val="20"/>
+          <w:szCs w:val="20"/>
+          <w:lang w:val="en-US"/>
+        </w:rPr>
+        <w:t>" 1-Read QMNUM (from App </w:t>
+      </w:r>
+      <w:proofErr w:type="spellStart"/>
+      <w:r>
+        <w:rPr>
+          <w:rFonts w:ascii="Aptos Mono" w:hAnsi="Aptos Mono"/>
+          <w:i/>
+          <w:iCs/>
+          <w:sz w:val="20"/>
+          <w:szCs w:val="20"/>
+          <w:lang w:val="en-US"/>
+        </w:rPr>
+        <w:t>Responsability</w:t>
+      </w:r>
+      <w:proofErr w:type="spellEnd"/>
+      <w:r>
+        <w:rPr>
+          <w:rFonts w:ascii="Aptos Mono" w:hAnsi="Aptos Mono"/>
+          <w:i/>
+          <w:iCs/>
+          <w:sz w:val="20"/>
+          <w:szCs w:val="20"/>
+          <w:lang w:val="en-US"/>
+        </w:rPr>
+        <w:t> Rule config.)</w:t>
+      </w:r>
+      <w:r>
+        <w:rPr>
+          <w:rFonts w:ascii="Aptos Mono" w:hAnsi="Aptos Mono"/>
+          <w:sz w:val="20"/>
+          <w:szCs w:val="20"/>
+          <w:lang w:val="en-US"/>
+        </w:rPr>
+        <w:br/>
+        <w:t>          DATA ls_parameter_name_value_pair LIKE LINE OF it_parameter_name_value_pair.</w:t>
+      </w:r>
+      <w:r>
+        <w:rPr>
+          <w:rFonts w:ascii="Aptos Mono" w:hAnsi="Aptos Mono"/>
+          <w:sz w:val="20"/>
+          <w:szCs w:val="20"/>
+          <w:lang w:val="en-US"/>
+        </w:rPr>
+        <w:br/>
+        <w:t>          READ TABLE it_parameter_name_value_pair WITH KEY name = 'NOTA_MANUT' INTO ls_parameter_name_value_pair.</w:t>
+      </w:r>
+      <w:r>
+        <w:rPr>
+          <w:rFonts w:ascii="Aptos Mono" w:hAnsi="Aptos Mono"/>
+          <w:sz w:val="20"/>
+          <w:szCs w:val="20"/>
+          <w:lang w:val="en-US"/>
+        </w:rPr>
+        <w:br/>
+        <w:t>          IF </w:t>
+      </w:r>
+      <w:proofErr w:type="spellStart"/>
+      <w:r>
+        <w:rPr>
+          <w:rFonts w:ascii="Aptos Mono" w:hAnsi="Aptos Mono"/>
+          <w:sz w:val="20"/>
+          <w:szCs w:val="20"/>
+          <w:lang w:val="en-US"/>
+        </w:rPr>
+        <w:t>sy-subrc</w:t>
+      </w:r>
+      <w:proofErr w:type="spellEnd"/>
+      <w:r>
+        <w:rPr>
+          <w:rFonts w:ascii="Aptos Mono" w:hAnsi="Aptos Mono"/>
+          <w:sz w:val="20"/>
+          <w:szCs w:val="20"/>
+          <w:lang w:val="en-US"/>
+        </w:rPr>
+        <w:t> = 0.</w:t>
+      </w:r>
+      <w:r>
+        <w:rPr>
+          <w:rFonts w:ascii="Aptos Mono" w:hAnsi="Aptos Mono"/>
+          <w:sz w:val="20"/>
+          <w:szCs w:val="20"/>
+          <w:lang w:val="en-US"/>
+        </w:rPr>
+        <w:br/>
+        <w:t>            FIELD-SYMBOLS : &lt;fs_parameter_value_tab&gt; TYPE i_maintenancenotification.</w:t>
+      </w:r>
+      <w:r>
+        <w:rPr>
+          <w:rFonts w:ascii="Aptos Mono" w:hAnsi="Aptos Mono"/>
+          <w:sz w:val="20"/>
+          <w:szCs w:val="20"/>
+          <w:lang w:val="en-US"/>
+        </w:rPr>
+        <w:br/>
+        <w:t>            ASSIGN ls_parameter_name_value_pair-value-&gt;* TO &lt;fs_parameter_value_tab&gt;.</w:t>
+      </w:r>
+      <w:r>
+        <w:rPr>
+          <w:rFonts w:ascii="Aptos Mono" w:hAnsi="Aptos Mono"/>
+          <w:sz w:val="20"/>
+          <w:szCs w:val="20"/>
+          <w:lang w:val="en-US"/>
+        </w:rPr>
+        <w:br/>
+      </w:r>
+      <w:r>
+        <w:rPr>
+          <w:rFonts w:ascii="Aptos Mono" w:hAnsi="Aptos Mono"/>
+          <w:sz w:val="20"/>
+          <w:szCs w:val="20"/>
+          <w:lang w:val="en-US"/>
+        </w:rPr>
+        <w:br/>
+        <w:t>            IF &lt;</w:t>
+      </w:r>
+      <w:proofErr w:type="spellStart"/>
+      <w:r>
+        <w:rPr>
+          <w:rFonts w:ascii="Aptos Mono" w:hAnsi="Aptos Mono"/>
+          <w:sz w:val="20"/>
+          <w:szCs w:val="20"/>
+          <w:lang w:val="en-US"/>
+        </w:rPr>
+        <w:t>fs_parameter_value_tab</w:t>
+      </w:r>
+      <w:proofErr w:type="spellEnd"/>
+      <w:r>
+        <w:rPr>
+          <w:rFonts w:ascii="Aptos Mono" w:hAnsi="Aptos Mono"/>
+          <w:sz w:val="20"/>
+          <w:szCs w:val="20"/>
+          <w:lang w:val="en-US"/>
+        </w:rPr>
+        <w:t>&gt; IS ASSIGNED.</w:t>
+      </w:r>
+      <w:r>
+        <w:rPr>
+          <w:rFonts w:ascii="Aptos Mono" w:hAnsi="Aptos Mono"/>
+          <w:sz w:val="20"/>
+          <w:szCs w:val="20"/>
+          <w:lang w:val="en-US"/>
+        </w:rPr>
+        <w:br/>
+        <w:t>              </w:t>
+      </w:r>
+      <w:r>
+        <w:rPr>
+          <w:rFonts w:ascii="Aptos Mono" w:hAnsi="Aptos Mono"/>
+          <w:i/>
+          <w:iCs/>
+          <w:sz w:val="20"/>
+          <w:szCs w:val="20"/>
+          <w:lang w:val="en-US"/>
+        </w:rPr>
+        <w:t>" Get document number</w:t>
+      </w:r>
+      <w:r>
+        <w:rPr>
+          <w:rFonts w:ascii="Aptos Mono" w:hAnsi="Aptos Mono"/>
+          <w:sz w:val="20"/>
+          <w:szCs w:val="20"/>
+          <w:lang w:val="en-US"/>
+        </w:rPr>
+        <w:br/>
+        <w:t>              DATA(lv_document_number) = &lt;fs_parameter_value_tab&gt;-maintenancenotification.</w:t>
+      </w:r>
+      <w:r>
+        <w:rPr>
+          <w:rFonts w:ascii="Aptos Mono" w:hAnsi="Aptos Mono"/>
+          <w:sz w:val="20"/>
+          <w:szCs w:val="20"/>
+          <w:lang w:val="en-US"/>
+        </w:rPr>
+        <w:br/>
+      </w:r>
+      <w:r>
+        <w:rPr>
+          <w:rFonts w:ascii="Aptos Mono" w:hAnsi="Aptos Mono"/>
+          <w:sz w:val="20"/>
+          <w:szCs w:val="20"/>
+          <w:lang w:val="en-US"/>
+        </w:rPr>
+        <w:br/>
+        <w:t>              </w:t>
+      </w:r>
+      <w:r>
+        <w:rPr>
+          <w:rFonts w:ascii="Aptos Mono" w:hAnsi="Aptos Mono"/>
+          <w:i/>
+          <w:iCs/>
+          <w:sz w:val="20"/>
+          <w:szCs w:val="20"/>
+          <w:lang w:val="en-US"/>
+        </w:rPr>
+        <w:t>" Get group</w:t>
+      </w:r>
+      <w:r>
+        <w:rPr>
+          <w:rFonts w:ascii="Aptos Mono" w:hAnsi="Aptos Mono"/>
+          <w:sz w:val="20"/>
+          <w:szCs w:val="20"/>
+          <w:lang w:val="en-US"/>
+        </w:rPr>
+        <w:br/>
+        <w:t>              SELECT SINGLE </w:t>
+      </w:r>
+      <w:proofErr w:type="spellStart"/>
+      <w:r>
+        <w:rPr>
+          <w:rFonts w:ascii="Aptos Mono" w:hAnsi="Aptos Mono"/>
+          <w:sz w:val="20"/>
+          <w:szCs w:val="20"/>
+          <w:lang w:val="en-US"/>
+        </w:rPr>
+        <w:t>maintenanceplannergroup</w:t>
+      </w:r>
+      <w:proofErr w:type="spellEnd"/>
+      <w:r>
+        <w:rPr>
+          <w:rFonts w:ascii="Aptos Mono" w:hAnsi="Aptos Mono"/>
+          <w:sz w:val="20"/>
+          <w:szCs w:val="20"/>
+          <w:lang w:val="en-US"/>
+        </w:rPr>
+        <w:br/>
+        <w:t>                FROM </w:t>
+      </w:r>
+      <w:proofErr w:type="spellStart"/>
+      <w:r>
+        <w:rPr>
+          <w:rFonts w:ascii="Aptos Mono" w:hAnsi="Aptos Mono"/>
+          <w:sz w:val="20"/>
+          <w:szCs w:val="20"/>
+          <w:lang w:val="en-US"/>
+        </w:rPr>
+        <w:t>i_pmnotifmaintenancedata</w:t>
+      </w:r>
+      <w:proofErr w:type="spellEnd"/>
+      <w:r>
+        <w:rPr>
+          <w:rFonts w:ascii="Aptos Mono" w:hAnsi="Aptos Mono"/>
+          <w:sz w:val="20"/>
+          <w:szCs w:val="20"/>
+          <w:lang w:val="en-US"/>
+        </w:rPr>
+        <w:br/>
+        <w:t>                INTO @DATA(vl_ingrp)</w:t>
+      </w:r>
+      <w:r>
+        <w:rPr>
+          <w:rFonts w:ascii="Aptos Mono" w:hAnsi="Aptos Mono"/>
+          <w:sz w:val="20"/>
+          <w:szCs w:val="20"/>
+          <w:lang w:val="en-US"/>
+        </w:rPr>
+        <w:br/>
+        <w:t>               WHERE maintenancenotification = @lv_document_number.</w:t>
+      </w:r>
+      <w:r>
+        <w:rPr>
+          <w:rFonts w:ascii="Aptos Mono" w:hAnsi="Aptos Mono"/>
+          <w:sz w:val="20"/>
+          <w:szCs w:val="20"/>
+          <w:lang w:val="en-US"/>
+        </w:rPr>
+        <w:br/>
+        <w:t>            ENDIF.</w:t>
+      </w:r>
+      <w:r>
+        <w:rPr>
+          <w:rFonts w:ascii="Aptos Mono" w:hAnsi="Aptos Mono"/>
+          <w:sz w:val="20"/>
+          <w:szCs w:val="20"/>
+          <w:lang w:val="en-US"/>
+        </w:rPr>
+        <w:br/>
+        <w:t>          ENDIF.</w:t>
+      </w:r>
+      <w:r>
+        <w:rPr>
+          <w:rFonts w:ascii="Aptos Mono" w:hAnsi="Aptos Mono"/>
+          <w:sz w:val="20"/>
+          <w:szCs w:val="20"/>
+          <w:lang w:val="en-US"/>
+        </w:rPr>
+        <w:br/>
+      </w:r>
+      <w:r>
+        <w:rPr>
+          <w:rFonts w:ascii="Aptos Mono" w:hAnsi="Aptos Mono"/>
+          <w:sz w:val="20"/>
+          <w:szCs w:val="20"/>
+          <w:lang w:val="en-US"/>
+        </w:rPr>
+        <w:br/>
+        <w:t>          </w:t>
+      </w:r>
+      <w:r>
+        <w:rPr>
+          <w:rFonts w:ascii="Aptos Mono" w:hAnsi="Aptos Mono"/>
+          <w:i/>
+          <w:iCs/>
+          <w:sz w:val="20"/>
+          <w:szCs w:val="20"/>
+          <w:lang w:val="en-US"/>
+        </w:rPr>
+        <w:t>" 2-XML, Find LEVEL + CODE</w:t>
+      </w:r>
+      <w:r>
+        <w:rPr>
+          <w:rFonts w:ascii="Aptos Mono" w:hAnsi="Aptos Mono"/>
+          <w:sz w:val="20"/>
+          <w:szCs w:val="20"/>
+          <w:lang w:val="en-US"/>
+        </w:rPr>
+        <w:br/>
+        <w:t>          </w:t>
+      </w:r>
+      <w:r>
+        <w:rPr>
+          <w:rFonts w:ascii="Aptos Mono" w:hAnsi="Aptos Mono"/>
+          <w:i/>
+          <w:iCs/>
+          <w:sz w:val="20"/>
+          <w:szCs w:val="20"/>
+          <w:lang w:val="en-US"/>
+        </w:rPr>
+        <w:t>" from XML:</w:t>
+      </w:r>
+      <w:r>
+        <w:rPr>
+          <w:rFonts w:ascii="Aptos Mono" w:hAnsi="Aptos Mono"/>
+          <w:sz w:val="20"/>
+          <w:szCs w:val="20"/>
+          <w:lang w:val="en-US"/>
+        </w:rPr>
+        <w:br/>
+        <w:t>          </w:t>
+      </w:r>
+      <w:r>
+        <w:rPr>
+          <w:rFonts w:ascii="Aptos Mono" w:hAnsi="Aptos Mono"/>
+          <w:i/>
+          <w:iCs/>
+          <w:sz w:val="20"/>
+          <w:szCs w:val="20"/>
+          <w:lang w:val="en-US"/>
+        </w:rPr>
+        <w:t>"   </w:t>
+      </w:r>
+      <w:proofErr w:type="spellStart"/>
+      <w:r>
+        <w:rPr>
+          <w:rFonts w:ascii="Aptos Mono" w:hAnsi="Aptos Mono"/>
+          <w:i/>
+          <w:iCs/>
+          <w:sz w:val="20"/>
+          <w:szCs w:val="20"/>
+          <w:lang w:val="en-US"/>
+        </w:rPr>
+        <w:t>vl_nivel</w:t>
+      </w:r>
+      <w:proofErr w:type="spellEnd"/>
+      <w:r>
+        <w:rPr>
+          <w:rFonts w:ascii="Aptos Mono" w:hAnsi="Aptos Mono"/>
+          <w:i/>
+          <w:iCs/>
+          <w:sz w:val="20"/>
+          <w:szCs w:val="20"/>
+          <w:lang w:val="en-US"/>
+        </w:rPr>
+        <w:t> (level)</w:t>
+      </w:r>
+      <w:r>
+        <w:rPr>
+          <w:rFonts w:ascii="Aptos Mono" w:hAnsi="Aptos Mono"/>
+          <w:sz w:val="20"/>
+          <w:szCs w:val="20"/>
+          <w:lang w:val="en-US"/>
+        </w:rPr>
+        <w:br/>
+        <w:t>          </w:t>
+      </w:r>
+      <w:r>
+        <w:rPr>
+          <w:rFonts w:ascii="Aptos Mono" w:hAnsi="Aptos Mono"/>
+          <w:i/>
+          <w:iCs/>
+          <w:sz w:val="20"/>
+          <w:szCs w:val="20"/>
+          <w:lang w:val="en-US"/>
+        </w:rPr>
+        <w:t>"   </w:t>
+      </w:r>
+      <w:proofErr w:type="spellStart"/>
+      <w:r>
+        <w:rPr>
+          <w:rFonts w:ascii="Aptos Mono" w:hAnsi="Aptos Mono"/>
+          <w:i/>
+          <w:iCs/>
+          <w:sz w:val="20"/>
+          <w:szCs w:val="20"/>
+          <w:lang w:val="en-US"/>
+        </w:rPr>
+        <w:t>vl_code</w:t>
+      </w:r>
+      <w:proofErr w:type="spellEnd"/>
+      <w:r>
+        <w:rPr>
+          <w:rFonts w:ascii="Aptos Mono" w:hAnsi="Aptos Mono"/>
+          <w:sz w:val="20"/>
+          <w:szCs w:val="20"/>
+          <w:lang w:val="en-US"/>
+        </w:rPr>
+        <w:br/>
+        <w:t>          </w:t>
+      </w:r>
+      <w:r>
+        <w:rPr>
+          <w:rFonts w:ascii="Aptos Mono" w:hAnsi="Aptos Mono"/>
+          <w:i/>
+          <w:iCs/>
+          <w:sz w:val="20"/>
+          <w:szCs w:val="20"/>
+          <w:lang w:val="en-US"/>
+        </w:rPr>
+        <w:t>"   </w:t>
+      </w:r>
+      <w:proofErr w:type="spellStart"/>
+      <w:r>
+        <w:rPr>
+          <w:rFonts w:ascii="Aptos Mono" w:hAnsi="Aptos Mono"/>
+          <w:i/>
+          <w:iCs/>
+          <w:sz w:val="20"/>
+          <w:szCs w:val="20"/>
+          <w:lang w:val="en-US"/>
+        </w:rPr>
+        <w:t>lt_nivelcode</w:t>
+      </w:r>
+      <w:proofErr w:type="spellEnd"/>
+      <w:r>
+        <w:rPr>
+          <w:rFonts w:ascii="Aptos Mono" w:hAnsi="Aptos Mono"/>
+          <w:i/>
+          <w:iCs/>
+          <w:sz w:val="20"/>
+          <w:szCs w:val="20"/>
+          <w:lang w:val="en-US"/>
+        </w:rPr>
+        <w:t> (level)</w:t>
+      </w:r>
+      <w:r>
+        <w:rPr>
+          <w:rFonts w:ascii="Aptos Mono" w:hAnsi="Aptos Mono"/>
+          <w:sz w:val="20"/>
+          <w:szCs w:val="20"/>
+          <w:lang w:val="en-US"/>
+        </w:rPr>
+        <w:br/>
+        <w:t>          </w:t>
+      </w:r>
+      <w:proofErr w:type="spellStart"/>
+      <w:r>
+        <w:rPr>
+          <w:rFonts w:ascii="Aptos Mono" w:hAnsi="Aptos Mono"/>
+          <w:sz w:val="20"/>
+          <w:szCs w:val="20"/>
+          <w:lang w:val="en-US"/>
+        </w:rPr>
+        <w:t>zcl_wf_zportal_util</w:t>
+      </w:r>
+      <w:proofErr w:type="spellEnd"/>
+      <w:r>
+        <w:rPr>
+          <w:rFonts w:ascii="Aptos Mono" w:hAnsi="Aptos Mono"/>
+          <w:sz w:val="20"/>
+          <w:szCs w:val="20"/>
+          <w:lang w:val="en-US"/>
+        </w:rPr>
+        <w:t>=&gt;</w:t>
+      </w:r>
+      <w:proofErr w:type="spellStart"/>
+      <w:r>
+        <w:rPr>
+          <w:rFonts w:ascii="Aptos Mono" w:hAnsi="Aptos Mono"/>
+          <w:sz w:val="20"/>
+          <w:szCs w:val="20"/>
+          <w:lang w:val="en-US"/>
+        </w:rPr>
+        <w:t>calcular_code_passo_atual</w:t>
+      </w:r>
+      <w:proofErr w:type="spellEnd"/>
+      <w:r>
+        <w:rPr>
+          <w:rFonts w:ascii="Aptos Mono" w:hAnsi="Aptos Mono"/>
+          <w:sz w:val="20"/>
+          <w:szCs w:val="20"/>
+          <w:lang w:val="en-US"/>
+        </w:rPr>
+        <w:t>(</w:t>
+      </w:r>
+      <w:r>
+        <w:rPr>
+          <w:rFonts w:ascii="Aptos Mono" w:hAnsi="Aptos Mono"/>
+          <w:sz w:val="20"/>
+          <w:szCs w:val="20"/>
+          <w:lang w:val="en-US"/>
+        </w:rPr>
+        <w:br/>
+        <w:t>            EXPORTING</w:t>
+      </w:r>
+      <w:r>
+        <w:rPr>
+          <w:rFonts w:ascii="Aptos Mono" w:hAnsi="Aptos Mono"/>
+          <w:sz w:val="20"/>
+          <w:szCs w:val="20"/>
+          <w:lang w:val="en-US"/>
+        </w:rPr>
+        <w:br/>
+        <w:t>              </w:t>
+      </w:r>
+      <w:proofErr w:type="spellStart"/>
+      <w:r>
+        <w:rPr>
+          <w:rFonts w:ascii="Aptos Mono" w:hAnsi="Aptos Mono"/>
+          <w:sz w:val="20"/>
+          <w:szCs w:val="20"/>
+          <w:lang w:val="en-US"/>
+        </w:rPr>
+        <w:t>i_wf_key</w:t>
+      </w:r>
+      <w:proofErr w:type="spellEnd"/>
+      <w:r>
+        <w:rPr>
+          <w:rFonts w:ascii="Aptos Mono" w:hAnsi="Aptos Mono"/>
+          <w:sz w:val="20"/>
+          <w:szCs w:val="20"/>
+          <w:lang w:val="en-US"/>
+        </w:rPr>
+        <w:t>      = CONV string( </w:t>
+      </w:r>
+      <w:proofErr w:type="spellStart"/>
+      <w:r>
+        <w:rPr>
+          <w:rFonts w:ascii="Aptos Mono" w:hAnsi="Aptos Mono"/>
+          <w:sz w:val="20"/>
+          <w:szCs w:val="20"/>
+          <w:lang w:val="en-US"/>
+        </w:rPr>
+        <w:t>lv_document_number</w:t>
+      </w:r>
+      <w:proofErr w:type="spellEnd"/>
+      <w:r>
+        <w:rPr>
+          <w:rFonts w:ascii="Aptos Mono" w:hAnsi="Aptos Mono"/>
+          <w:sz w:val="20"/>
+          <w:szCs w:val="20"/>
+          <w:lang w:val="en-US"/>
+        </w:rPr>
+        <w:t> )</w:t>
+      </w:r>
+      <w:r>
+        <w:rPr>
+          <w:rFonts w:ascii="Aptos Mono" w:hAnsi="Aptos Mono"/>
+          <w:sz w:val="20"/>
+          <w:szCs w:val="20"/>
+          <w:lang w:val="en-US"/>
+        </w:rPr>
+        <w:br/>
+        <w:t>              </w:t>
+      </w:r>
+      <w:proofErr w:type="spellStart"/>
+      <w:r>
+        <w:rPr>
+          <w:rFonts w:ascii="Aptos Mono" w:hAnsi="Aptos Mono"/>
+          <w:sz w:val="20"/>
+          <w:szCs w:val="20"/>
+          <w:lang w:val="en-US"/>
+        </w:rPr>
+        <w:t>i_wf_scenario</w:t>
+      </w:r>
+      <w:proofErr w:type="spellEnd"/>
+      <w:r>
+        <w:rPr>
+          <w:rFonts w:ascii="Aptos Mono" w:hAnsi="Aptos Mono"/>
+          <w:sz w:val="20"/>
+          <w:szCs w:val="20"/>
+          <w:lang w:val="en-US"/>
+        </w:rPr>
+        <w:t> = 'WS99900021'</w:t>
+      </w:r>
+      <w:r>
+        <w:rPr>
+          <w:rFonts w:ascii="Aptos Mono" w:hAnsi="Aptos Mono"/>
+          <w:sz w:val="20"/>
+          <w:szCs w:val="20"/>
+          <w:lang w:val="en-US"/>
+        </w:rPr>
+        <w:br/>
+        <w:t>            IMPORTING</w:t>
+      </w:r>
+      <w:r>
+        <w:rPr>
+          <w:rFonts w:ascii="Aptos Mono" w:hAnsi="Aptos Mono"/>
+          <w:sz w:val="20"/>
+          <w:szCs w:val="20"/>
+          <w:lang w:val="en-US"/>
+        </w:rPr>
+        <w:br/>
+        <w:t>              </w:t>
+      </w:r>
+      <w:proofErr w:type="spellStart"/>
+      <w:r>
+        <w:rPr>
+          <w:rFonts w:ascii="Aptos Mono" w:hAnsi="Aptos Mono"/>
+          <w:sz w:val="20"/>
+          <w:szCs w:val="20"/>
+          <w:lang w:val="en-US"/>
+        </w:rPr>
+        <w:t>e_workflow_id</w:t>
+      </w:r>
+      <w:proofErr w:type="spellEnd"/>
+      <w:r>
+        <w:rPr>
+          <w:rFonts w:ascii="Aptos Mono" w:hAnsi="Aptos Mono"/>
+          <w:sz w:val="20"/>
+          <w:szCs w:val="20"/>
+          <w:lang w:val="en-US"/>
+        </w:rPr>
+        <w:t> = </w:t>
+      </w:r>
+      <w:proofErr w:type="spellStart"/>
+      <w:r>
+        <w:rPr>
+          <w:rFonts w:ascii="Aptos Mono" w:hAnsi="Aptos Mono"/>
+          <w:sz w:val="20"/>
+          <w:szCs w:val="20"/>
+          <w:lang w:val="en-US"/>
+        </w:rPr>
+        <w:t>lv_workflow_id</w:t>
+      </w:r>
+      <w:proofErr w:type="spellEnd"/>
+      <w:r>
+        <w:rPr>
+          <w:rFonts w:ascii="Aptos Mono" w:hAnsi="Aptos Mono"/>
+          <w:sz w:val="20"/>
+          <w:szCs w:val="20"/>
+          <w:lang w:val="en-US"/>
+        </w:rPr>
+        <w:br/>
+        <w:t>              </w:t>
+      </w:r>
+      <w:proofErr w:type="spellStart"/>
+      <w:r>
+        <w:rPr>
+          <w:rFonts w:ascii="Aptos Mono" w:hAnsi="Aptos Mono"/>
+          <w:sz w:val="20"/>
+          <w:szCs w:val="20"/>
+          <w:lang w:val="en-US"/>
+        </w:rPr>
+        <w:t>e_step</w:t>
+      </w:r>
+      <w:proofErr w:type="spellEnd"/>
+      <w:r>
+        <w:rPr>
+          <w:rFonts w:ascii="Aptos Mono" w:hAnsi="Aptos Mono"/>
+          <w:sz w:val="20"/>
+          <w:szCs w:val="20"/>
+          <w:lang w:val="en-US"/>
+        </w:rPr>
+        <w:t>        = </w:t>
+      </w:r>
+      <w:proofErr w:type="spellStart"/>
+      <w:r>
+        <w:rPr>
+          <w:rFonts w:ascii="Aptos Mono" w:hAnsi="Aptos Mono"/>
+          <w:sz w:val="20"/>
+          <w:szCs w:val="20"/>
+          <w:lang w:val="en-US"/>
+        </w:rPr>
+        <w:t>vl_nivel</w:t>
+      </w:r>
+      <w:proofErr w:type="spellEnd"/>
+      <w:r>
+        <w:rPr>
+          <w:rFonts w:ascii="Aptos Mono" w:hAnsi="Aptos Mono"/>
+          <w:sz w:val="20"/>
+          <w:szCs w:val="20"/>
+          <w:lang w:val="en-US"/>
+        </w:rPr>
+        <w:br/>
+        <w:t>              </w:t>
+      </w:r>
+      <w:proofErr w:type="spellStart"/>
+      <w:r>
+        <w:rPr>
+          <w:rFonts w:ascii="Aptos Mono" w:hAnsi="Aptos Mono"/>
+          <w:sz w:val="20"/>
+          <w:szCs w:val="20"/>
+          <w:lang w:val="en-US"/>
+        </w:rPr>
+        <w:t>e_code</w:t>
+      </w:r>
+      <w:proofErr w:type="spellEnd"/>
+      <w:r>
+        <w:rPr>
+          <w:rFonts w:ascii="Aptos Mono" w:hAnsi="Aptos Mono"/>
+          <w:sz w:val="20"/>
+          <w:szCs w:val="20"/>
+          <w:lang w:val="en-US"/>
+        </w:rPr>
+        <w:t>        = </w:t>
+      </w:r>
+      <w:proofErr w:type="spellStart"/>
+      <w:r>
+        <w:rPr>
+          <w:rFonts w:ascii="Aptos Mono" w:hAnsi="Aptos Mono"/>
+          <w:sz w:val="20"/>
+          <w:szCs w:val="20"/>
+          <w:lang w:val="en-US"/>
+        </w:rPr>
+        <w:t>vl_code</w:t>
+      </w:r>
+      <w:proofErr w:type="spellEnd"/>
+      <w:r>
+        <w:rPr>
+          <w:rFonts w:ascii="Aptos Mono" w:hAnsi="Aptos Mono"/>
+          <w:sz w:val="20"/>
+          <w:szCs w:val="20"/>
+          <w:lang w:val="en-US"/>
+        </w:rPr>
+        <w:br/>
+        <w:t>              </w:t>
+      </w:r>
+      <w:proofErr w:type="spellStart"/>
+      <w:r>
+        <w:rPr>
+          <w:rFonts w:ascii="Aptos Mono" w:hAnsi="Aptos Mono"/>
+          <w:sz w:val="20"/>
+          <w:szCs w:val="20"/>
+          <w:lang w:val="en-US"/>
+        </w:rPr>
+        <w:t>e_nivelcode</w:t>
+      </w:r>
+      <w:proofErr w:type="spellEnd"/>
+      <w:r>
+        <w:rPr>
+          <w:rFonts w:ascii="Aptos Mono" w:hAnsi="Aptos Mono"/>
+          <w:sz w:val="20"/>
+          <w:szCs w:val="20"/>
+          <w:lang w:val="en-US"/>
+        </w:rPr>
+        <w:t>   = </w:t>
+      </w:r>
+      <w:proofErr w:type="spellStart"/>
+      <w:r>
+        <w:rPr>
+          <w:rFonts w:ascii="Aptos Mono" w:hAnsi="Aptos Mono"/>
+          <w:sz w:val="20"/>
+          <w:szCs w:val="20"/>
+          <w:lang w:val="en-US"/>
+        </w:rPr>
+        <w:t>lt_nivelcode</w:t>
+      </w:r>
+      <w:proofErr w:type="spellEnd"/>
+      <w:r>
+        <w:rPr>
+          <w:rFonts w:ascii="Aptos Mono" w:hAnsi="Aptos Mono"/>
+          <w:sz w:val="20"/>
+          <w:szCs w:val="20"/>
+          <w:lang w:val="en-US"/>
+        </w:rPr>
+        <w:t> ).</w:t>
+      </w:r>
+      <w:r>
+        <w:rPr>
+          <w:rFonts w:ascii="Aptos Mono" w:hAnsi="Aptos Mono"/>
+          <w:sz w:val="20"/>
+          <w:szCs w:val="20"/>
+          <w:lang w:val="en-US"/>
+        </w:rPr>
+        <w:br/>
+      </w:r>
+      <w:r>
+        <w:rPr>
+          <w:rFonts w:ascii="Aptos Mono" w:hAnsi="Aptos Mono"/>
+          <w:sz w:val="20"/>
+          <w:szCs w:val="20"/>
+          <w:lang w:val="en-US"/>
+        </w:rPr>
+        <w:br/>
+        <w:t>          </w:t>
+      </w:r>
+      <w:r>
+        <w:rPr>
+          <w:rFonts w:ascii="Aptos Mono" w:hAnsi="Aptos Mono"/>
+          <w:i/>
+          <w:iCs/>
+          <w:sz w:val="20"/>
+          <w:szCs w:val="20"/>
+          <w:lang w:val="en-US"/>
+        </w:rPr>
+        <w:t>" 3-GET APPROVERS for current code</w:t>
+      </w:r>
+      <w:r>
+        <w:rPr>
+          <w:rFonts w:ascii="Aptos Mono" w:hAnsi="Aptos Mono"/>
+          <w:sz w:val="20"/>
+          <w:szCs w:val="20"/>
+          <w:lang w:val="en-US"/>
+        </w:rPr>
+        <w:br/>
+        <w:t>          </w:t>
+      </w:r>
+      <w:proofErr w:type="spellStart"/>
+      <w:r>
+        <w:rPr>
+          <w:rFonts w:ascii="Aptos Mono" w:hAnsi="Aptos Mono"/>
+          <w:sz w:val="20"/>
+          <w:szCs w:val="20"/>
+          <w:lang w:val="en-US"/>
+        </w:rPr>
+        <w:t>zcl_wf_zportal_util</w:t>
+      </w:r>
+      <w:proofErr w:type="spellEnd"/>
+      <w:r>
+        <w:rPr>
+          <w:rFonts w:ascii="Aptos Mono" w:hAnsi="Aptos Mono"/>
+          <w:sz w:val="20"/>
+          <w:szCs w:val="20"/>
+          <w:lang w:val="en-US"/>
+        </w:rPr>
+        <w:t>=&gt;</w:t>
+      </w:r>
+      <w:proofErr w:type="spellStart"/>
+      <w:r>
+        <w:rPr>
+          <w:rFonts w:ascii="Aptos Mono" w:hAnsi="Aptos Mono"/>
+          <w:sz w:val="20"/>
+          <w:szCs w:val="20"/>
+          <w:lang w:val="en-US"/>
+        </w:rPr>
+        <w:t>buscar_aprov_wf_nota_manut</w:t>
+      </w:r>
+      <w:proofErr w:type="spellEnd"/>
+      <w:r>
+        <w:rPr>
+          <w:rFonts w:ascii="Aptos Mono" w:hAnsi="Aptos Mono"/>
+          <w:sz w:val="20"/>
+          <w:szCs w:val="20"/>
+          <w:lang w:val="en-US"/>
+        </w:rPr>
+        <w:t>(</w:t>
+      </w:r>
+      <w:r>
+        <w:rPr>
+          <w:rFonts w:ascii="Aptos Mono" w:hAnsi="Aptos Mono"/>
+          <w:sz w:val="20"/>
+          <w:szCs w:val="20"/>
+          <w:lang w:val="en-US"/>
+        </w:rPr>
+        <w:br/>
+        <w:t>            EXPORTING</w:t>
+      </w:r>
+      <w:r>
+        <w:rPr>
+          <w:rFonts w:ascii="Aptos Mono" w:hAnsi="Aptos Mono"/>
+          <w:sz w:val="20"/>
+          <w:szCs w:val="20"/>
+          <w:lang w:val="en-US"/>
+        </w:rPr>
+        <w:br/>
+        <w:t>              i_code   = vl_code                     </w:t>
+      </w:r>
+      <w:r>
+        <w:rPr>
+          <w:rFonts w:ascii="Aptos Mono" w:hAnsi="Aptos Mono"/>
+          <w:i/>
+          <w:iCs/>
+          <w:sz w:val="20"/>
+          <w:szCs w:val="20"/>
+          <w:lang w:val="en-US"/>
+        </w:rPr>
+        <w:t>" Code Aprovação</w:t>
+      </w:r>
+      <w:r>
+        <w:rPr>
+          <w:rFonts w:ascii="Aptos Mono" w:hAnsi="Aptos Mono"/>
+          <w:sz w:val="20"/>
+          <w:szCs w:val="20"/>
+          <w:lang w:val="en-US"/>
+        </w:rPr>
+        <w:br/>
+      </w:r>
+      <w:r>
+        <w:rPr>
+          <w:rFonts w:ascii="Aptos Mono" w:hAnsi="Aptos Mono"/>
+          <w:sz w:val="20"/>
+          <w:szCs w:val="20"/>
+          <w:lang w:val="en-US"/>
+        </w:rPr>
+        <w:lastRenderedPageBreak/>
+        <w:t>              i_ingrp  = vl_ingrp                    </w:t>
+      </w:r>
+      <w:r>
+        <w:rPr>
+          <w:rFonts w:ascii="Aptos Mono" w:hAnsi="Aptos Mono"/>
+          <w:i/>
+          <w:iCs/>
+          <w:sz w:val="20"/>
+          <w:szCs w:val="20"/>
+          <w:lang w:val="en-US"/>
+        </w:rPr>
+        <w:t>" Grupo de planejamento</w:t>
+      </w:r>
+      <w:r>
+        <w:rPr>
+          <w:rFonts w:ascii="Aptos Mono" w:hAnsi="Aptos Mono"/>
+          <w:sz w:val="20"/>
+          <w:szCs w:val="20"/>
+          <w:lang w:val="en-US"/>
+        </w:rPr>
+        <w:br/>
+        <w:t>            IMPORTING</w:t>
+      </w:r>
+      <w:r>
+        <w:rPr>
+          <w:rFonts w:ascii="Aptos Mono" w:hAnsi="Aptos Mono"/>
+          <w:sz w:val="20"/>
+          <w:szCs w:val="20"/>
+          <w:lang w:val="en-US"/>
+        </w:rPr>
+        <w:br/>
+        <w:t>              e_agents = et_agents               </w:t>
+      </w:r>
+      <w:r>
+        <w:rPr>
+          <w:rFonts w:ascii="Aptos Mono" w:hAnsi="Aptos Mono"/>
+          <w:i/>
+          <w:iCs/>
+          <w:sz w:val="20"/>
+          <w:szCs w:val="20"/>
+          <w:lang w:val="en-US"/>
+        </w:rPr>
+        <w:t>" List of approve Users</w:t>
+      </w:r>
+      <w:r>
+        <w:rPr>
+          <w:rFonts w:ascii="Aptos Mono" w:hAnsi="Aptos Mono"/>
+          <w:sz w:val="20"/>
+          <w:szCs w:val="20"/>
+          <w:lang w:val="en-US"/>
+        </w:rPr>
+        <w:br/>
+        <w:t>          ).</w:t>
+      </w:r>
+      <w:r>
+        <w:rPr>
+          <w:rFonts w:ascii="Aptos Mono" w:hAnsi="Aptos Mono"/>
+          <w:sz w:val="20"/>
+          <w:szCs w:val="20"/>
+          <w:lang w:val="en-US"/>
+        </w:rPr>
+        <w:br/>
+      </w:r>
+      <w:r>
+        <w:rPr>
+          <w:rFonts w:ascii="Aptos Mono" w:hAnsi="Aptos Mono"/>
+          <w:sz w:val="20"/>
+          <w:szCs w:val="20"/>
+          <w:lang w:val="en-US"/>
+        </w:rPr>
+        <w:br/>
+        <w:t>        CATCH </w:t>
+      </w:r>
+      <w:proofErr w:type="spellStart"/>
+      <w:r>
+        <w:rPr>
+          <w:rFonts w:ascii="Aptos Mono" w:hAnsi="Aptos Mono"/>
+          <w:sz w:val="20"/>
+          <w:szCs w:val="20"/>
+          <w:lang w:val="en-US"/>
+        </w:rPr>
+        <w:t>cx_root</w:t>
+      </w:r>
+      <w:proofErr w:type="spellEnd"/>
+      <w:r>
+        <w:rPr>
+          <w:rFonts w:ascii="Aptos Mono" w:hAnsi="Aptos Mono"/>
+          <w:sz w:val="20"/>
+          <w:szCs w:val="20"/>
+          <w:lang w:val="en-US"/>
+        </w:rPr>
+        <w:t>.</w:t>
+      </w:r>
+      <w:r>
+        <w:rPr>
+          <w:rFonts w:ascii="Aptos Mono" w:hAnsi="Aptos Mono"/>
+          <w:sz w:val="20"/>
+          <w:szCs w:val="20"/>
+          <w:lang w:val="en-US"/>
+        </w:rPr>
+        <w:br/>
+      </w:r>
+      <w:r>
+        <w:rPr>
+          <w:rFonts w:ascii="Aptos Mono" w:hAnsi="Aptos Mono"/>
+          <w:sz w:val="20"/>
+          <w:szCs w:val="20"/>
+          <w:lang w:val="en-US"/>
+        </w:rPr>
+        <w:br/>
+        <w:t>      ENDTRY.</w:t>
+      </w:r>
+      <w:r>
+        <w:rPr>
+          <w:rFonts w:ascii="Aptos Mono" w:hAnsi="Aptos Mono"/>
+          <w:sz w:val="20"/>
+          <w:szCs w:val="20"/>
+          <w:lang w:val="en-US"/>
+        </w:rPr>
+        <w:br/>
+      </w:r>
+      <w:r>
+        <w:rPr>
+          <w:rFonts w:ascii="Aptos Mono" w:hAnsi="Aptos Mono"/>
+          <w:sz w:val="20"/>
+          <w:szCs w:val="20"/>
+          <w:lang w:val="en-US"/>
+        </w:rPr>
+        <w:br/>
+        <w:t>      </w:t>
+      </w:r>
+      <w:r>
+        <w:rPr>
+          <w:rFonts w:ascii="Aptos Mono" w:hAnsi="Aptos Mono"/>
+          <w:i/>
+          <w:iCs/>
+          <w:sz w:val="20"/>
+          <w:szCs w:val="20"/>
+          <w:lang w:val="en-US"/>
+        </w:rPr>
+        <w:t>"If no approvers were found, insert ERROR in WF Log</w:t>
+      </w:r>
+      <w:r>
+        <w:rPr>
+          <w:rFonts w:ascii="Aptos Mono" w:hAnsi="Aptos Mono"/>
+          <w:sz w:val="20"/>
+          <w:szCs w:val="20"/>
+          <w:lang w:val="en-US"/>
+        </w:rPr>
+        <w:br/>
+        <w:t>      READ TABLE </w:t>
+      </w:r>
+      <w:proofErr w:type="spellStart"/>
+      <w:r>
+        <w:rPr>
+          <w:rFonts w:ascii="Aptos Mono" w:hAnsi="Aptos Mono"/>
+          <w:sz w:val="20"/>
+          <w:szCs w:val="20"/>
+          <w:lang w:val="en-US"/>
+        </w:rPr>
+        <w:t>et_agents</w:t>
+      </w:r>
+      <w:proofErr w:type="spellEnd"/>
+      <w:r>
+        <w:rPr>
+          <w:rFonts w:ascii="Aptos Mono" w:hAnsi="Aptos Mono"/>
+          <w:sz w:val="20"/>
+          <w:szCs w:val="20"/>
+          <w:lang w:val="en-US"/>
+        </w:rPr>
+        <w:t> INDEX 1 TRANSPORTING NO FIELDS.</w:t>
+      </w:r>
+      <w:r>
+        <w:rPr>
+          <w:rFonts w:ascii="Aptos Mono" w:hAnsi="Aptos Mono"/>
+          <w:sz w:val="20"/>
+          <w:szCs w:val="20"/>
+          <w:lang w:val="en-US"/>
+        </w:rPr>
+        <w:br/>
+        <w:t>      IF </w:t>
+      </w:r>
+      <w:proofErr w:type="spellStart"/>
+      <w:r>
+        <w:rPr>
+          <w:rFonts w:ascii="Aptos Mono" w:hAnsi="Aptos Mono"/>
+          <w:sz w:val="20"/>
+          <w:szCs w:val="20"/>
+          <w:lang w:val="en-US"/>
+        </w:rPr>
+        <w:t>sy-subrc</w:t>
+      </w:r>
+      <w:proofErr w:type="spellEnd"/>
+      <w:r>
+        <w:rPr>
+          <w:rFonts w:ascii="Aptos Mono" w:hAnsi="Aptos Mono"/>
+          <w:sz w:val="20"/>
+          <w:szCs w:val="20"/>
+          <w:lang w:val="en-US"/>
+        </w:rPr>
+        <w:t> IS NOT INITIAL.</w:t>
+      </w:r>
+      <w:r>
+        <w:rPr>
+          <w:rFonts w:ascii="Aptos Mono" w:hAnsi="Aptos Mono"/>
+          <w:sz w:val="20"/>
+          <w:szCs w:val="20"/>
+          <w:lang w:val="en-US"/>
+        </w:rPr>
+        <w:br/>
+        <w:t>        MESSAGE e060(</w:t>
+      </w:r>
+      <w:proofErr w:type="spellStart"/>
+      <w:r>
+        <w:rPr>
+          <w:rFonts w:ascii="Aptos Mono" w:hAnsi="Aptos Mono"/>
+          <w:sz w:val="20"/>
+          <w:szCs w:val="20"/>
+          <w:lang w:val="en-US"/>
+        </w:rPr>
+        <w:t>zwf</w:t>
+      </w:r>
+      <w:proofErr w:type="spellEnd"/>
+      <w:r>
+        <w:rPr>
+          <w:rFonts w:ascii="Aptos Mono" w:hAnsi="Aptos Mono"/>
+          <w:sz w:val="20"/>
+          <w:szCs w:val="20"/>
+          <w:lang w:val="en-US"/>
+        </w:rPr>
+        <w:t>) INTO </w:t>
+      </w:r>
+      <w:proofErr w:type="spellStart"/>
+      <w:r>
+        <w:rPr>
+          <w:rFonts w:ascii="Aptos Mono" w:hAnsi="Aptos Mono"/>
+          <w:sz w:val="20"/>
+          <w:szCs w:val="20"/>
+          <w:lang w:val="en-US"/>
+        </w:rPr>
+        <w:t>lv_dummy</w:t>
+      </w:r>
+      <w:proofErr w:type="spellEnd"/>
+      <w:r>
+        <w:rPr>
+          <w:rFonts w:ascii="Aptos Mono" w:hAnsi="Aptos Mono"/>
+          <w:sz w:val="20"/>
+          <w:szCs w:val="20"/>
+          <w:lang w:val="en-US"/>
+        </w:rPr>
+        <w:t> WITH </w:t>
+      </w:r>
+      <w:proofErr w:type="spellStart"/>
+      <w:r>
+        <w:rPr>
+          <w:rFonts w:ascii="Aptos Mono" w:hAnsi="Aptos Mono"/>
+          <w:sz w:val="20"/>
+          <w:szCs w:val="20"/>
+          <w:lang w:val="en-US"/>
+        </w:rPr>
+        <w:t>vl_code</w:t>
+      </w:r>
+      <w:proofErr w:type="spellEnd"/>
+      <w:r>
+        <w:rPr>
+          <w:rFonts w:ascii="Aptos Mono" w:hAnsi="Aptos Mono"/>
+          <w:sz w:val="20"/>
+          <w:szCs w:val="20"/>
+          <w:lang w:val="en-US"/>
+        </w:rPr>
+        <w:t> </w:t>
+      </w:r>
+      <w:proofErr w:type="spellStart"/>
+      <w:r>
+        <w:rPr>
+          <w:rFonts w:ascii="Aptos Mono" w:hAnsi="Aptos Mono"/>
+          <w:sz w:val="20"/>
+          <w:szCs w:val="20"/>
+          <w:lang w:val="en-US"/>
+        </w:rPr>
+        <w:t>vl_ingrp</w:t>
+      </w:r>
+      <w:proofErr w:type="spellEnd"/>
+      <w:r>
+        <w:rPr>
+          <w:rFonts w:ascii="Aptos Mono" w:hAnsi="Aptos Mono"/>
+          <w:sz w:val="20"/>
+          <w:szCs w:val="20"/>
+          <w:lang w:val="en-US"/>
+        </w:rPr>
+        <w:t>.</w:t>
+      </w:r>
+      <w:r>
+        <w:rPr>
+          <w:rFonts w:ascii="Aptos Mono" w:hAnsi="Aptos Mono"/>
+          <w:sz w:val="20"/>
+          <w:szCs w:val="20"/>
+          <w:lang w:val="en-US"/>
+        </w:rPr>
+        <w:br/>
+      </w:r>
+      <w:r>
+        <w:rPr>
+          <w:rFonts w:ascii="Aptos Mono" w:hAnsi="Aptos Mono"/>
+          <w:sz w:val="20"/>
+          <w:szCs w:val="20"/>
+          <w:lang w:val="en-US"/>
+        </w:rPr>
+        <w:br/>
+        <w:t>        DATA: </w:t>
+      </w:r>
+      <w:proofErr w:type="spellStart"/>
+      <w:r>
+        <w:rPr>
+          <w:rFonts w:ascii="Aptos Mono" w:hAnsi="Aptos Mono"/>
+          <w:sz w:val="20"/>
+          <w:szCs w:val="20"/>
+          <w:lang w:val="en-US"/>
+        </w:rPr>
+        <w:t>ls_error_message</w:t>
+      </w:r>
+      <w:proofErr w:type="spellEnd"/>
+      <w:r>
+        <w:rPr>
+          <w:rFonts w:ascii="Aptos Mono" w:hAnsi="Aptos Mono"/>
+          <w:sz w:val="20"/>
+          <w:szCs w:val="20"/>
+          <w:lang w:val="en-US"/>
+        </w:rPr>
+        <w:t>     TYPE scx_t100key,</w:t>
+      </w:r>
+      <w:r>
+        <w:rPr>
+          <w:rFonts w:ascii="Aptos Mono" w:hAnsi="Aptos Mono"/>
+          <w:sz w:val="20"/>
+          <w:szCs w:val="20"/>
+          <w:lang w:val="en-US"/>
+        </w:rPr>
+        <w:br/>
+        <w:t>              </w:t>
+      </w:r>
+      <w:proofErr w:type="spellStart"/>
+      <w:r>
+        <w:rPr>
+          <w:rFonts w:ascii="Aptos Mono" w:hAnsi="Aptos Mono"/>
+          <w:sz w:val="20"/>
+          <w:szCs w:val="20"/>
+          <w:lang w:val="en-US"/>
+        </w:rPr>
+        <w:t>lv_message_attribute</w:t>
+      </w:r>
+      <w:proofErr w:type="spellEnd"/>
+      <w:r>
+        <w:rPr>
+          <w:rFonts w:ascii="Aptos Mono" w:hAnsi="Aptos Mono"/>
+          <w:sz w:val="20"/>
+          <w:szCs w:val="20"/>
+          <w:lang w:val="en-US"/>
+        </w:rPr>
+        <w:t> TYPE char20.</w:t>
+      </w:r>
+      <w:r>
+        <w:rPr>
+          <w:rFonts w:ascii="Aptos Mono" w:hAnsi="Aptos Mono"/>
+          <w:sz w:val="20"/>
+          <w:szCs w:val="20"/>
+          <w:lang w:val="en-US"/>
+        </w:rPr>
+        <w:br/>
+      </w:r>
+      <w:r>
+        <w:rPr>
+          <w:rFonts w:ascii="Aptos Mono" w:hAnsi="Aptos Mono"/>
+          <w:sz w:val="20"/>
+          <w:szCs w:val="20"/>
+          <w:lang w:val="en-US"/>
+        </w:rPr>
+        <w:br/>
+        <w:t>        ls_error_message = VALUE #( msgid = sy-msgid msgno = sy-msgno attr1 = sy-msgv1 attr2 = sy-msgv2 ).</w:t>
+      </w:r>
+      <w:r>
+        <w:rPr>
+          <w:rFonts w:ascii="Aptos Mono" w:hAnsi="Aptos Mono"/>
+          <w:sz w:val="20"/>
+          <w:szCs w:val="20"/>
+          <w:lang w:val="en-US"/>
+        </w:rPr>
+        <w:br/>
+      </w:r>
+      <w:r>
+        <w:rPr>
+          <w:rFonts w:ascii="Aptos Mono" w:hAnsi="Aptos Mono"/>
+          <w:sz w:val="20"/>
+          <w:szCs w:val="20"/>
+          <w:lang w:val="en-US"/>
+        </w:rPr>
+        <w:br/>
+        <w:t>        RAISE EXCEPTION TYPE cx_rsm_agt_detn_tech_exception </w:t>
+      </w:r>
+      <w:r>
+        <w:rPr>
+          <w:rFonts w:ascii="Aptos Mono" w:hAnsi="Aptos Mono"/>
+          <w:i/>
+          <w:iCs/>
+          <w:sz w:val="20"/>
+          <w:szCs w:val="20"/>
+          <w:lang w:val="en-US"/>
+        </w:rPr>
+        <w:t>"cx_rsm_runtime_error</w:t>
+      </w:r>
+      <w:r>
+        <w:rPr>
+          <w:rFonts w:ascii="Aptos Mono" w:hAnsi="Aptos Mono"/>
+          <w:sz w:val="20"/>
+          <w:szCs w:val="20"/>
+          <w:lang w:val="en-US"/>
+        </w:rPr>
+        <w:br/>
+        <w:t>          EXPORTING</w:t>
+      </w:r>
+      <w:r>
+        <w:rPr>
+          <w:rFonts w:ascii="Aptos Mono" w:hAnsi="Aptos Mono"/>
+          <w:sz w:val="20"/>
+          <w:szCs w:val="20"/>
+          <w:lang w:val="en-US"/>
+        </w:rPr>
+        <w:br/>
+        <w:t>            </w:t>
+      </w:r>
+      <w:proofErr w:type="spellStart"/>
+      <w:r>
+        <w:rPr>
+          <w:rFonts w:ascii="Aptos Mono" w:hAnsi="Aptos Mono"/>
+          <w:sz w:val="20"/>
+          <w:szCs w:val="20"/>
+          <w:lang w:val="en-US"/>
+        </w:rPr>
+        <w:t>textid</w:t>
+      </w:r>
+      <w:proofErr w:type="spellEnd"/>
+      <w:r>
+        <w:rPr>
+          <w:rFonts w:ascii="Aptos Mono" w:hAnsi="Aptos Mono"/>
+          <w:sz w:val="20"/>
+          <w:szCs w:val="20"/>
+          <w:lang w:val="en-US"/>
+        </w:rPr>
+        <w:t> = </w:t>
+      </w:r>
+      <w:proofErr w:type="spellStart"/>
+      <w:r>
+        <w:rPr>
+          <w:rFonts w:ascii="Aptos Mono" w:hAnsi="Aptos Mono"/>
+          <w:sz w:val="20"/>
+          <w:szCs w:val="20"/>
+          <w:lang w:val="en-US"/>
+        </w:rPr>
+        <w:t>ls_error_message</w:t>
+      </w:r>
+      <w:proofErr w:type="spellEnd"/>
+      <w:r>
+        <w:rPr>
+          <w:rFonts w:ascii="Aptos Mono" w:hAnsi="Aptos Mono"/>
+          <w:sz w:val="20"/>
+          <w:szCs w:val="20"/>
+          <w:lang w:val="en-US"/>
+        </w:rPr>
+        <w:t>.</w:t>
+      </w:r>
+      <w:r>
+        <w:rPr>
+          <w:rFonts w:ascii="Aptos Mono" w:hAnsi="Aptos Mono"/>
+          <w:sz w:val="20"/>
+          <w:szCs w:val="20"/>
+          <w:lang w:val="en-US"/>
+        </w:rPr>
+        <w:br/>
+      </w:r>
+      <w:r>
+        <w:rPr>
+          <w:rFonts w:ascii="Aptos Mono" w:hAnsi="Aptos Mono"/>
+          <w:sz w:val="20"/>
+          <w:szCs w:val="20"/>
+          <w:lang w:val="en-US"/>
+        </w:rPr>
+        <w:br/>
+        <w:t>      </w:t>
+      </w:r>
+      <w:r>
+        <w:rPr>
+          <w:rFonts w:ascii="Aptos Mono" w:hAnsi="Aptos Mono"/>
+          <w:sz w:val="20"/>
+          <w:szCs w:val="20"/>
+        </w:rPr>
+        <w:t>ENDIF.</w:t>
+      </w:r>
+      <w:r>
+        <w:rPr>
+          <w:rFonts w:ascii="Aptos Mono" w:hAnsi="Aptos Mono"/>
+          <w:sz w:val="20"/>
+          <w:szCs w:val="20"/>
+        </w:rPr>
+        <w:br/>
+      </w:r>
+      <w:r>
+        <w:rPr>
+          <w:rFonts w:ascii="Aptos Mono" w:hAnsi="Aptos Mono"/>
+          <w:sz w:val="20"/>
+          <w:szCs w:val="20"/>
+        </w:rPr>
+        <w:br/>
+        <w:t>    ENDIF. </w:t>
+      </w:r>
+      <w:r>
+        <w:rPr>
+          <w:rFonts w:ascii="Aptos Mono" w:hAnsi="Aptos Mono"/>
+          <w:i/>
+          <w:iCs/>
+          <w:sz w:val="20"/>
+          <w:szCs w:val="20"/>
+        </w:rPr>
+        <w:t>" </w:t>
+      </w:r>
+      <w:proofErr w:type="spellStart"/>
+      <w:r>
+        <w:rPr>
+          <w:rFonts w:ascii="Aptos Mono" w:hAnsi="Aptos Mono"/>
+          <w:i/>
+          <w:iCs/>
+          <w:sz w:val="20"/>
+          <w:szCs w:val="20"/>
+        </w:rPr>
+        <w:t>Check</w:t>
+      </w:r>
+      <w:proofErr w:type="spellEnd"/>
+      <w:r>
+        <w:rPr>
+          <w:rFonts w:ascii="Aptos Mono" w:hAnsi="Aptos Mono"/>
+          <w:i/>
+          <w:iCs/>
+          <w:sz w:val="20"/>
+          <w:szCs w:val="20"/>
+        </w:rPr>
+        <w:t> for </w:t>
+      </w:r>
+      <w:proofErr w:type="spellStart"/>
+      <w:r>
+        <w:rPr>
+          <w:rFonts w:ascii="Aptos Mono" w:hAnsi="Aptos Mono"/>
+          <w:i/>
+          <w:iCs/>
+          <w:sz w:val="20"/>
+          <w:szCs w:val="20"/>
+        </w:rPr>
+        <w:t>recursive</w:t>
+      </w:r>
+      <w:proofErr w:type="spellEnd"/>
+      <w:r>
+        <w:rPr>
+          <w:rFonts w:ascii="Aptos Mono" w:hAnsi="Aptos Mono"/>
+          <w:i/>
+          <w:iCs/>
+          <w:sz w:val="20"/>
+          <w:szCs w:val="20"/>
+        </w:rPr>
+        <w:t> </w:t>
+      </w:r>
+      <w:proofErr w:type="spellStart"/>
+      <w:r>
+        <w:rPr>
+          <w:rFonts w:ascii="Aptos Mono" w:hAnsi="Aptos Mono"/>
+          <w:i/>
+          <w:iCs/>
+          <w:sz w:val="20"/>
+          <w:szCs w:val="20"/>
+        </w:rPr>
+        <w:t>call</w:t>
+      </w:r>
+      <w:proofErr w:type="spellEnd"/>
+      <w:r>
+        <w:rPr>
+          <w:rFonts w:ascii="Aptos Mono" w:hAnsi="Aptos Mono"/>
+          <w:sz w:val="20"/>
+          <w:szCs w:val="20"/>
+        </w:rPr>
+        <w:br/>
+      </w:r>
+      <w:r>
+        <w:rPr>
+          <w:rFonts w:ascii="Aptos Mono" w:hAnsi="Aptos Mono"/>
+          <w:sz w:val="20"/>
+          <w:szCs w:val="20"/>
+        </w:rPr>
+        <w:br/>
+        <w:t>  ENDMETHOD.</w:t>
+      </w:r>
+    </w:p>
+    <w:p/>
+    <w:p/>
     <w:p/>
     <w:p>
       <w:pPr>
@@ -5064,6 +8291,7 @@
     </w:p>
     <w:p>
       <w:r>
+        <w:lastRenderedPageBreak/>
         <w:tab/>
       </w:r>
       <w:r>
@@ -5164,6 +8392,11 @@
       <w:r>
         <w:t>Clicar no botão “Atribuir a ordem de transporte”</w:t>
       </w:r>
+    </w:p>
+    <w:p>
+      <w:pPr>
+        <w:ind w:left="2124" w:firstLine="708"/>
+      </w:pPr>
     </w:p>
     <w:p>
       <w:pPr>
@@ -5198,7 +8431,253 @@
           <w:b/>
           <w:bCs/>
         </w:rPr>
+        <w:t>Regras de responsável</w:t>
+      </w:r>
+    </w:p>
+    <w:p>
+      <w:r>
+        <w:t xml:space="preserve">ANTES: Construa a BADI de busca </w:t>
+      </w:r>
+      <w:proofErr w:type="spellStart"/>
+      <w:r>
+        <w:t>abap</w:t>
+      </w:r>
+      <w:proofErr w:type="spellEnd"/>
+      <w:r>
+        <w:t xml:space="preserve"> de responsáveis (do passo anterior)</w:t>
+      </w:r>
+      <w:r>
+        <w:br/>
+        <w:t xml:space="preserve">DEPOIS: Vá nos Apps Administrar Contextos de Responsabilidade e App </w:t>
+      </w:r>
+      <w:r>
+        <w:t xml:space="preserve">Administrar </w:t>
+      </w:r>
+      <w:r>
+        <w:t>Regras</w:t>
+      </w:r>
+      <w:r>
+        <w:t xml:space="preserve"> de Responsabilidade</w:t>
+      </w:r>
+      <w:r>
+        <w:t>.</w:t>
+      </w:r>
+    </w:p>
+    <w:p>
+      <w:r>
+        <w:t xml:space="preserve">DEPOIS venha </w:t>
+      </w:r>
+      <w:r>
+        <w:t xml:space="preserve">aqui </w:t>
+      </w:r>
+      <w:r>
+        <w:t>no SWDD_SCENA</w:t>
+      </w:r>
+      <w:r>
+        <w:t>R</w:t>
+      </w:r>
+      <w:r>
+        <w:t>IO, na aba “Regras e responsável”.</w:t>
+      </w:r>
+    </w:p>
+    <w:p>
+      <w:pPr>
+        <w:pStyle w:val="Ttulo2"/>
+        <w:rPr>
+          <w:b/>
+          <w:bCs/>
+        </w:rPr>
+      </w:pPr>
+      <w:r>
+        <w:rPr>
+          <w:noProof/>
+        </w:rPr>
         <w:lastRenderedPageBreak/>
+        <w:drawing>
+          <wp:inline distT="0" distB="0" distL="0" distR="0" wp14:anchorId="3FAC4774" wp14:editId="281E47B7">
+            <wp:extent cx="9826258" cy="5923722"/>
+            <wp:effectExtent l="0" t="0" r="3810" b="1270"/>
+            <wp:docPr id="177358030" name="Imagem 1"/>
+            <wp:cNvGraphicFramePr>
+              <a:graphicFrameLocks xmlns:a="http://schemas.openxmlformats.org/drawingml/2006/main" noChangeAspect="1"/>
+            </wp:cNvGraphicFramePr>
+            <a:graphic xmlns:a="http://schemas.openxmlformats.org/drawingml/2006/main">
+              <a:graphicData uri="http://schemas.openxmlformats.org/drawingml/2006/picture">
+                <pic:pic xmlns:pic="http://schemas.openxmlformats.org/drawingml/2006/picture">
+                  <pic:nvPicPr>
+                    <pic:cNvPr id="177358030" name=""/>
+                    <pic:cNvPicPr/>
+                  </pic:nvPicPr>
+                  <pic:blipFill>
+                    <a:blip r:embed="rId24"/>
+                    <a:stretch>
+                      <a:fillRect/>
+                    </a:stretch>
+                  </pic:blipFill>
+                  <pic:spPr>
+                    <a:xfrm>
+                      <a:off x="0" y="0"/>
+                      <a:ext cx="9838454" cy="5931075"/>
+                    </a:xfrm>
+                    <a:prstGeom prst="rect">
+                      <a:avLst/>
+                    </a:prstGeom>
+                  </pic:spPr>
+                </pic:pic>
+              </a:graphicData>
+            </a:graphic>
+          </wp:inline>
+        </w:drawing>
+      </w:r>
+    </w:p>
+    <w:p/>
+    <w:p>
+      <w:r>
+        <w:t xml:space="preserve">Clique em Regra p/ preencher </w:t>
+      </w:r>
+      <w:r>
+        <w:t xml:space="preserve">uma </w:t>
+      </w:r>
+      <w:proofErr w:type="spellStart"/>
+      <w:r>
+        <w:t>config</w:t>
+      </w:r>
+      <w:proofErr w:type="spellEnd"/>
+      <w:r>
+        <w:t xml:space="preserve">. De contexto regra responsabilidade e </w:t>
+      </w:r>
+      <w:proofErr w:type="spellStart"/>
+      <w:r>
+        <w:t>ctg</w:t>
+      </w:r>
+      <w:proofErr w:type="spellEnd"/>
+      <w:r>
+        <w:t>. Equipe:</w:t>
+      </w:r>
+    </w:p>
+    <w:p>
+      <w:r>
+        <w:rPr>
+          <w:noProof/>
+        </w:rPr>
+        <w:drawing>
+          <wp:inline distT="0" distB="0" distL="0" distR="0" wp14:anchorId="70000B41" wp14:editId="5CBC9C33">
+            <wp:extent cx="8913412" cy="820201"/>
+            <wp:effectExtent l="0" t="0" r="2540" b="0"/>
+            <wp:docPr id="1825311287" name="Imagem 1"/>
+            <wp:cNvGraphicFramePr>
+              <a:graphicFrameLocks xmlns:a="http://schemas.openxmlformats.org/drawingml/2006/main" noChangeAspect="1"/>
+            </wp:cNvGraphicFramePr>
+            <a:graphic xmlns:a="http://schemas.openxmlformats.org/drawingml/2006/main">
+              <a:graphicData uri="http://schemas.openxmlformats.org/drawingml/2006/picture">
+                <pic:pic xmlns:pic="http://schemas.openxmlformats.org/drawingml/2006/picture">
+                  <pic:nvPicPr>
+                    <pic:cNvPr id="1825311287" name=""/>
+                    <pic:cNvPicPr/>
+                  </pic:nvPicPr>
+                  <pic:blipFill>
+                    <a:blip r:embed="rId25"/>
+                    <a:stretch>
+                      <a:fillRect/>
+                    </a:stretch>
+                  </pic:blipFill>
+                  <pic:spPr>
+                    <a:xfrm>
+                      <a:off x="0" y="0"/>
+                      <a:ext cx="8964493" cy="824901"/>
+                    </a:xfrm>
+                    <a:prstGeom prst="rect">
+                      <a:avLst/>
+                    </a:prstGeom>
+                  </pic:spPr>
+                </pic:pic>
+              </a:graphicData>
+            </a:graphic>
+          </wp:inline>
+        </w:drawing>
+      </w:r>
+    </w:p>
+    <w:p>
+      <w:r>
+        <w:lastRenderedPageBreak/>
+        <w:t>Prova</w:t>
+      </w:r>
+      <w:r>
+        <w:t xml:space="preserve">velmente irá pedir uma </w:t>
+      </w:r>
+      <w:proofErr w:type="spellStart"/>
+      <w:r>
+        <w:t>request</w:t>
+      </w:r>
+      <w:proofErr w:type="spellEnd"/>
+      <w:r>
+        <w:t xml:space="preserve"> </w:t>
+      </w:r>
+      <w:proofErr w:type="spellStart"/>
+      <w:r>
+        <w:t>workbench</w:t>
+      </w:r>
+      <w:proofErr w:type="spellEnd"/>
+      <w:r>
+        <w:t>.</w:t>
+      </w:r>
+    </w:p>
+    <w:p>
+      <w:r>
+        <w:rPr>
+          <w:noProof/>
+        </w:rPr>
+        <w:drawing>
+          <wp:inline distT="0" distB="0" distL="0" distR="0" wp14:anchorId="250538B0" wp14:editId="545C8842">
+            <wp:extent cx="6638095" cy="2161905"/>
+            <wp:effectExtent l="0" t="0" r="0" b="0"/>
+            <wp:docPr id="621910597" name="Imagem 1"/>
+            <wp:cNvGraphicFramePr>
+              <a:graphicFrameLocks xmlns:a="http://schemas.openxmlformats.org/drawingml/2006/main" noChangeAspect="1"/>
+            </wp:cNvGraphicFramePr>
+            <a:graphic xmlns:a="http://schemas.openxmlformats.org/drawingml/2006/main">
+              <a:graphicData uri="http://schemas.openxmlformats.org/drawingml/2006/picture">
+                <pic:pic xmlns:pic="http://schemas.openxmlformats.org/drawingml/2006/picture">
+                  <pic:nvPicPr>
+                    <pic:cNvPr id="621910597" name=""/>
+                    <pic:cNvPicPr/>
+                  </pic:nvPicPr>
+                  <pic:blipFill>
+                    <a:blip r:embed="rId26"/>
+                    <a:stretch>
+                      <a:fillRect/>
+                    </a:stretch>
+                  </pic:blipFill>
+                  <pic:spPr>
+                    <a:xfrm>
+                      <a:off x="0" y="0"/>
+                      <a:ext cx="6638095" cy="2161905"/>
+                    </a:xfrm>
+                    <a:prstGeom prst="rect">
+                      <a:avLst/>
+                    </a:prstGeom>
+                  </pic:spPr>
+                </pic:pic>
+              </a:graphicData>
+            </a:graphic>
+          </wp:inline>
+        </w:drawing>
+      </w:r>
+    </w:p>
+    <w:p/>
+    <w:p>
+      <w:pPr>
+        <w:pStyle w:val="Ttulo2"/>
+        <w:rPr>
+          <w:b/>
+          <w:bCs/>
+        </w:rPr>
+      </w:pPr>
+      <w:r>
+        <w:rPr>
+          <w:b/>
+          <w:bCs/>
+        </w:rPr>
         <w:t xml:space="preserve">Implementar </w:t>
       </w:r>
       <w:r>
@@ -5361,6 +8840,7 @@
         <w:rPr>
           <w:sz w:val="20"/>
           <w:szCs w:val="20"/>
+          <w:lang w:val="en-US"/>
         </w:rPr>
       </w:pPr>
       <w:r>
@@ -5602,6 +9082,7 @@
         <w:rPr>
           <w:sz w:val="20"/>
           <w:szCs w:val="20"/>
+          <w:lang w:val="en-US"/>
         </w:rPr>
         <w:t>EXIT.</w:t>
       </w:r>
@@ -5609,6 +9090,7 @@
         <w:rPr>
           <w:sz w:val="20"/>
           <w:szCs w:val="20"/>
+          <w:lang w:val="en-US"/>
         </w:rPr>
         <w:br/>
         <w:t>            ENDIF.</w:t>
@@ -5617,6 +9099,7 @@
         <w:rPr>
           <w:sz w:val="20"/>
           <w:szCs w:val="20"/>
+          <w:lang w:val="en-US"/>
         </w:rPr>
         <w:br/>
         <w:t>          ELSE.</w:t>
@@ -5625,6 +9108,7 @@
         <w:rPr>
           <w:sz w:val="20"/>
           <w:szCs w:val="20"/>
+          <w:lang w:val="en-US"/>
         </w:rPr>
         <w:br/>
         <w:t>            EXIT.</w:t>
@@ -5633,14 +9117,24 @@
         <w:rPr>
           <w:sz w:val="20"/>
           <w:szCs w:val="20"/>
-        </w:rPr>
-        <w:br/>
+          <w:lang w:val="en-US"/>
+        </w:rPr>
+        <w:br/>
+      </w:r>
+      <w:r>
+        <w:rPr>
+          <w:sz w:val="20"/>
+          <w:szCs w:val="20"/>
+          <w:lang w:val="en-US"/>
+        </w:rPr>
+        <w:lastRenderedPageBreak/>
         <w:t>          ENDIF.</w:t>
       </w:r>
       <w:r>
         <w:rPr>
           <w:sz w:val="20"/>
           <w:szCs w:val="20"/>
+          <w:lang w:val="en-US"/>
         </w:rPr>
         <w:br/>
         <w:t>      ENDDO.</w:t>
@@ -5650,20 +9144,29 @@
       <w:pPr>
         <w:rPr>
           <w:u w:val="single"/>
+          <w:lang w:val="en-US"/>
         </w:rPr>
       </w:pPr>
       <w:r>
         <w:rPr>
           <w:u w:val="single"/>
+          <w:lang w:val="en-US"/>
         </w:rPr>
         <w:t xml:space="preserve"> </w:t>
       </w:r>
     </w:p>
     <w:p>
+      <w:pPr>
+        <w:rPr>
+          <w:lang w:val="en-US"/>
+        </w:rPr>
+      </w:pPr>
+      <w:proofErr w:type="spellStart"/>
       <w:r>
         <w:rPr>
           <w:b/>
           <w:bCs/>
+          <w:lang w:val="en-US"/>
         </w:rPr>
         <w:t>Exemplo</w:t>
       </w:r>
@@ -5671,552 +9174,568 @@
         <w:rPr>
           <w:b/>
           <w:bCs/>
-        </w:rPr>
-        <w:t xml:space="preserve">s de </w:t>
-      </w:r>
-      <w:proofErr w:type="spellStart"/>
+          <w:lang w:val="en-US"/>
+        </w:rPr>
+        <w:t>s</w:t>
+      </w:r>
+      <w:proofErr w:type="spellEnd"/>
       <w:r>
         <w:rPr>
           <w:b/>
           <w:bCs/>
-        </w:rPr>
-        <w:t>BADIs</w:t>
-      </w:r>
-      <w:proofErr w:type="spellEnd"/>
-      <w:r>
+          <w:lang w:val="en-US"/>
+        </w:rPr>
+        <w:t xml:space="preserve"> de BADIs p/ DISPARO</w:t>
+      </w:r>
+      <w:r>
+        <w:rPr>
+          <w:lang w:val="en-US"/>
+        </w:rPr>
+        <w:t>:</w:t>
+      </w:r>
+    </w:p>
+    <w:p>
+      <w:pPr>
+        <w:rPr>
+          <w:lang w:val="en-US"/>
+        </w:rPr>
+      </w:pPr>
+      <w:r>
+        <w:rPr>
+          <w:lang w:val="en-US"/>
+        </w:rPr>
+        <w:t>NOTIF_EVENT_POST (Nota de PM)</w:t>
+      </w:r>
+    </w:p>
+    <w:p>
+      <w:pPr>
+        <w:rPr>
+          <w:lang w:val="en-US"/>
+        </w:rPr>
+      </w:pPr>
+      <w:r>
+        <w:rPr>
+          <w:lang w:val="en-US"/>
+        </w:rPr>
+        <w:t xml:space="preserve">MPLAN_BADI_HEADER_SAVE (Plano de </w:t>
+      </w:r>
+      <w:proofErr w:type="spellStart"/>
+      <w:r>
+        <w:rPr>
+          <w:lang w:val="en-US"/>
+        </w:rPr>
+        <w:t>manutenção</w:t>
+      </w:r>
+      <w:proofErr w:type="spellEnd"/>
+      <w:r>
+        <w:rPr>
+          <w:lang w:val="en-US"/>
+        </w:rPr>
+        <w:t>)</w:t>
+      </w:r>
+    </w:p>
+    <w:p>
+      <w:r>
+        <w:t>Exemplo</w:t>
+      </w:r>
+      <w:r>
+        <w:t xml:space="preserve"> de disparo no ABAP</w:t>
+      </w:r>
+      <w:r>
+        <w:t>:</w:t>
+      </w:r>
+      <w:r>
+        <w:rPr>
+          <w:rFonts w:ascii="Aptos Mono" w:hAnsi="Aptos Mono"/>
+          <w:sz w:val="20"/>
+          <w:szCs w:val="20"/>
+        </w:rPr>
+        <w:br/>
+        <w:t>      </w:t>
+      </w:r>
+      <w:r>
+        <w:rPr>
+          <w:rFonts w:ascii="Aptos Mono" w:hAnsi="Aptos Mono"/>
+          <w:i/>
+          <w:iCs/>
+          <w:sz w:val="20"/>
+          <w:szCs w:val="20"/>
+        </w:rPr>
+        <w:t>" Montar a chave do evento (para classe é string livre; mantenha um padrão)</w:t>
+      </w:r>
+      <w:r>
+        <w:rPr>
+          <w:rFonts w:ascii="Aptos Mono" w:hAnsi="Aptos Mono"/>
+          <w:sz w:val="20"/>
+          <w:szCs w:val="20"/>
+        </w:rPr>
+        <w:br/>
+        <w:t>      </w:t>
+      </w:r>
+      <w:r>
+        <w:rPr>
+          <w:rFonts w:ascii="Aptos Mono" w:hAnsi="Aptos Mono"/>
+          <w:i/>
+          <w:iCs/>
+          <w:sz w:val="20"/>
+          <w:szCs w:val="20"/>
+        </w:rPr>
+        <w:t>" Se precisar preservar zeros à esquerda, use ALPHA IN:</w:t>
+      </w:r>
+      <w:r>
+        <w:rPr>
+          <w:rFonts w:ascii="Aptos Mono" w:hAnsi="Aptos Mono"/>
+          <w:sz w:val="20"/>
+          <w:szCs w:val="20"/>
+        </w:rPr>
+        <w:br/>
+      </w:r>
+      <w:r>
+        <w:rPr>
+          <w:rFonts w:ascii="Aptos Mono" w:hAnsi="Aptos Mono"/>
+          <w:sz w:val="20"/>
+          <w:szCs w:val="20"/>
+        </w:rPr>
+        <w:t xml:space="preserve">DATA: </w:t>
+      </w:r>
+      <w:proofErr w:type="spellStart"/>
+      <w:r>
+        <w:rPr>
+          <w:rFonts w:ascii="Aptos Mono" w:hAnsi="Aptos Mono"/>
+          <w:sz w:val="20"/>
+          <w:szCs w:val="20"/>
+        </w:rPr>
+        <w:t>lv_objkey</w:t>
+      </w:r>
+      <w:proofErr w:type="spellEnd"/>
+      <w:r>
+        <w:rPr>
+          <w:rFonts w:ascii="Aptos Mono" w:hAnsi="Aptos Mono"/>
+          <w:sz w:val="20"/>
+          <w:szCs w:val="20"/>
+        </w:rPr>
+        <w:t> TYPE </w:t>
+      </w:r>
+      <w:proofErr w:type="spellStart"/>
+      <w:r>
+        <w:rPr>
+          <w:rFonts w:ascii="Aptos Mono" w:hAnsi="Aptos Mono"/>
+          <w:sz w:val="20"/>
+          <w:szCs w:val="20"/>
+        </w:rPr>
+        <w:t>warpl</w:t>
+      </w:r>
+      <w:proofErr w:type="spellEnd"/>
+      <w:r>
+        <w:rPr>
+          <w:rFonts w:ascii="Aptos Mono" w:hAnsi="Aptos Mono"/>
+          <w:sz w:val="20"/>
+          <w:szCs w:val="20"/>
+        </w:rPr>
+        <w:t>.</w:t>
+      </w:r>
+    </w:p>
+    <w:p>
+      <w:pPr>
+        <w:rPr>
+          <w:rFonts w:ascii="Aptos Mono" w:hAnsi="Aptos Mono"/>
+          <w:sz w:val="20"/>
+          <w:szCs w:val="20"/>
+          <w:lang w:val="en-US"/>
+        </w:rPr>
+      </w:pPr>
+      <w:r>
+        <w:rPr>
+          <w:rFonts w:ascii="Aptos Mono" w:hAnsi="Aptos Mono"/>
+          <w:sz w:val="20"/>
+          <w:szCs w:val="20"/>
+        </w:rPr>
+        <w:t>      </w:t>
+      </w:r>
+      <w:proofErr w:type="spellStart"/>
+      <w:r>
+        <w:rPr>
+          <w:rFonts w:ascii="Aptos Mono" w:hAnsi="Aptos Mono"/>
+          <w:sz w:val="20"/>
+          <w:szCs w:val="20"/>
+          <w:lang w:val="en-US"/>
+        </w:rPr>
+        <w:t>lv_objkey</w:t>
+      </w:r>
+      <w:proofErr w:type="spellEnd"/>
+      <w:r>
+        <w:rPr>
+          <w:rFonts w:ascii="Aptos Mono" w:hAnsi="Aptos Mono"/>
+          <w:sz w:val="20"/>
+          <w:szCs w:val="20"/>
+          <w:lang w:val="en-US"/>
+        </w:rPr>
+        <w:t> = |{ </w:t>
+      </w:r>
+      <w:proofErr w:type="spellStart"/>
+      <w:r>
+        <w:rPr>
+          <w:rFonts w:ascii="Aptos Mono" w:hAnsi="Aptos Mono"/>
+          <w:sz w:val="20"/>
+          <w:szCs w:val="20"/>
+          <w:lang w:val="en-US"/>
+        </w:rPr>
+        <w:t>i_warpl</w:t>
+      </w:r>
+      <w:proofErr w:type="spellEnd"/>
+      <w:r>
+        <w:rPr>
+          <w:rFonts w:ascii="Aptos Mono" w:hAnsi="Aptos Mono"/>
+          <w:sz w:val="20"/>
+          <w:szCs w:val="20"/>
+          <w:lang w:val="en-US"/>
+        </w:rPr>
+        <w:t> ALPHA = IN }|.</w:t>
+      </w:r>
+      <w:r>
+        <w:rPr>
+          <w:rFonts w:ascii="Aptos Mono" w:hAnsi="Aptos Mono"/>
+          <w:sz w:val="20"/>
+          <w:szCs w:val="20"/>
+          <w:lang w:val="en-US"/>
+        </w:rPr>
+        <w:br/>
+        <w:t>      </w:t>
+      </w:r>
+      <w:proofErr w:type="spellStart"/>
+      <w:r>
+        <w:rPr>
+          <w:rFonts w:ascii="Aptos Mono" w:hAnsi="Aptos Mono"/>
+          <w:sz w:val="20"/>
+          <w:szCs w:val="20"/>
+          <w:lang w:val="en-US"/>
+        </w:rPr>
+        <w:t>cl_swf_evt_event</w:t>
+      </w:r>
+      <w:proofErr w:type="spellEnd"/>
+      <w:r>
+        <w:rPr>
+          <w:rFonts w:ascii="Aptos Mono" w:hAnsi="Aptos Mono"/>
+          <w:sz w:val="20"/>
+          <w:szCs w:val="20"/>
+          <w:lang w:val="en-US"/>
+        </w:rPr>
+        <w:t>=&gt;raise(</w:t>
+      </w:r>
+      <w:r>
+        <w:rPr>
+          <w:rFonts w:ascii="Aptos Mono" w:hAnsi="Aptos Mono"/>
+          <w:sz w:val="20"/>
+          <w:szCs w:val="20"/>
+          <w:lang w:val="en-US"/>
+        </w:rPr>
+        <w:br/>
+        <w:t>        EXPORTING</w:t>
+      </w:r>
+      <w:r>
+        <w:rPr>
+          <w:rFonts w:ascii="Aptos Mono" w:hAnsi="Aptos Mono"/>
+          <w:sz w:val="20"/>
+          <w:szCs w:val="20"/>
+          <w:lang w:val="en-US"/>
+        </w:rPr>
+        <w:br/>
+        <w:t>          im_objcateg        = 'CL'                          </w:t>
+      </w:r>
+      <w:r>
+        <w:rPr>
+          <w:rFonts w:ascii="Aptos Mono" w:hAnsi="Aptos Mono"/>
+          <w:i/>
+          <w:iCs/>
+          <w:sz w:val="20"/>
+          <w:szCs w:val="20"/>
+          <w:lang w:val="en-US"/>
+        </w:rPr>
+        <w:t>" Categoria: Classe</w:t>
+      </w:r>
+      <w:r>
+        <w:rPr>
+          <w:rFonts w:ascii="Aptos Mono" w:hAnsi="Aptos Mono"/>
+          <w:sz w:val="20"/>
+          <w:szCs w:val="20"/>
+          <w:lang w:val="en-US"/>
+        </w:rPr>
+        <w:br/>
+        <w:t>          im_objtype         = 'ZCL_WF_PLANO_MANUTENCAO'     </w:t>
+      </w:r>
+      <w:r>
+        <w:rPr>
+          <w:rFonts w:ascii="Aptos Mono" w:hAnsi="Aptos Mono"/>
+          <w:i/>
+          <w:iCs/>
+          <w:sz w:val="20"/>
+          <w:szCs w:val="20"/>
+          <w:lang w:val="en-US"/>
+        </w:rPr>
+        <w:t>" Nome completo da classe</w:t>
+      </w:r>
+      <w:r>
+        <w:rPr>
+          <w:rFonts w:ascii="Aptos Mono" w:hAnsi="Aptos Mono"/>
+          <w:sz w:val="20"/>
+          <w:szCs w:val="20"/>
+          <w:lang w:val="en-US"/>
+        </w:rPr>
+        <w:br/>
+        <w:t>          im_event           = 'SUBMITTED_FOR_APPROVAL'      </w:t>
+      </w:r>
+      <w:r>
+        <w:rPr>
+          <w:rFonts w:ascii="Aptos Mono" w:hAnsi="Aptos Mono"/>
+          <w:i/>
+          <w:iCs/>
+          <w:sz w:val="20"/>
+          <w:szCs w:val="20"/>
+          <w:lang w:val="en-US"/>
+        </w:rPr>
+        <w:t>" Evento definido/ligado</w:t>
+      </w:r>
+      <w:r>
+        <w:rPr>
+          <w:rFonts w:ascii="Aptos Mono" w:hAnsi="Aptos Mono"/>
+          <w:sz w:val="20"/>
+          <w:szCs w:val="20"/>
+          <w:lang w:val="en-US"/>
+        </w:rPr>
+        <w:br/>
+        <w:t>          im_objkey          = lv_objkey                     </w:t>
+      </w:r>
+      <w:r>
+        <w:rPr>
+          <w:rFonts w:ascii="Aptos Mono" w:hAnsi="Aptos Mono"/>
+          <w:i/>
+          <w:iCs/>
+          <w:sz w:val="20"/>
+          <w:szCs w:val="20"/>
+          <w:lang w:val="en-US"/>
+        </w:rPr>
+        <w:t>" Chave (string)</w:t>
+      </w:r>
+      <w:r>
+        <w:rPr>
+          <w:rFonts w:ascii="Aptos Mono" w:hAnsi="Aptos Mono"/>
+          <w:sz w:val="20"/>
+          <w:szCs w:val="20"/>
+          <w:lang w:val="en-US"/>
+        </w:rPr>
+        <w:br/>
+        <w:t>          </w:t>
+      </w:r>
+      <w:r>
+        <w:rPr>
+          <w:rFonts w:ascii="Aptos Mono" w:hAnsi="Aptos Mono"/>
+          <w:i/>
+          <w:iCs/>
+          <w:sz w:val="20"/>
+          <w:szCs w:val="20"/>
+          <w:lang w:val="en-US"/>
+        </w:rPr>
+        <w:t>"</w:t>
+      </w:r>
+      <w:proofErr w:type="spellStart"/>
+      <w:r>
+        <w:rPr>
+          <w:rFonts w:ascii="Aptos Mono" w:hAnsi="Aptos Mono"/>
+          <w:i/>
+          <w:iCs/>
+          <w:sz w:val="20"/>
+          <w:szCs w:val="20"/>
+          <w:lang w:val="en-US"/>
+        </w:rPr>
+        <w:t>im_event_container</w:t>
+      </w:r>
+      <w:proofErr w:type="spellEnd"/>
+      <w:r>
+        <w:rPr>
+          <w:rFonts w:ascii="Aptos Mono" w:hAnsi="Aptos Mono"/>
+          <w:i/>
+          <w:iCs/>
+          <w:sz w:val="20"/>
+          <w:szCs w:val="20"/>
+          <w:lang w:val="en-US"/>
+        </w:rPr>
+        <w:t> = </w:t>
+      </w:r>
+      <w:proofErr w:type="spellStart"/>
+      <w:r>
+        <w:rPr>
+          <w:rFonts w:ascii="Aptos Mono" w:hAnsi="Aptos Mono"/>
+          <w:i/>
+          <w:iCs/>
+          <w:sz w:val="20"/>
+          <w:szCs w:val="20"/>
+          <w:lang w:val="en-US"/>
+        </w:rPr>
+        <w:t>lo_container</w:t>
+      </w:r>
+      <w:proofErr w:type="spellEnd"/>
+      <w:r>
+        <w:rPr>
+          <w:rFonts w:ascii="Aptos Mono" w:hAnsi="Aptos Mono"/>
+          <w:sz w:val="20"/>
+          <w:szCs w:val="20"/>
+          <w:lang w:val="en-US"/>
+        </w:rPr>
+        <w:br/>
+        <w:t>      ).</w:t>
+      </w:r>
+    </w:p>
+    <w:p>
+      <w:pPr>
+        <w:rPr>
+          <w:lang w:val="en-US"/>
+        </w:rPr>
+      </w:pPr>
+    </w:p>
+    <w:p>
+      <w:pPr>
+        <w:pStyle w:val="Ttulo2"/>
         <w:rPr>
           <w:b/>
           <w:bCs/>
         </w:rPr>
-        <w:t xml:space="preserve"> p/ DISPARO</w:t>
-      </w:r>
-      <w:r>
-        <w:t>:</w:t>
-      </w:r>
-    </w:p>
-    <w:p>
-      <w:r>
-        <w:t>NOTIF_EVENT_POST (Nota de PM)</w:t>
-      </w:r>
-    </w:p>
-    <w:p>
-      <w:r>
-        <w:t>MPLAN_BADI_HEADER_SAVE (Plano de manutençã</w:t>
-      </w:r>
-      <w:r>
-        <w:t>o)</w:t>
-      </w:r>
-    </w:p>
-    <w:p>
-      <w:r>
-        <w:t>Exemplo</w:t>
-      </w:r>
-      <w:r>
-        <w:t xml:space="preserve"> de disparo no ABAP</w:t>
-      </w:r>
-      <w:r>
-        <w:t>:</w:t>
-      </w:r>
-      <w:r>
-        <w:rPr>
-          <w:rFonts w:ascii="Aptos Mono" w:hAnsi="Aptos Mono"/>
-          <w:sz w:val="20"/>
-          <w:szCs w:val="20"/>
-        </w:rPr>
-        <w:br/>
-        <w:t>      </w:t>
-      </w:r>
-      <w:r>
-        <w:rPr>
-          <w:rFonts w:ascii="Aptos Mono" w:hAnsi="Aptos Mono"/>
-          <w:i/>
-          <w:iCs/>
-          <w:sz w:val="20"/>
-          <w:szCs w:val="20"/>
-        </w:rPr>
-        <w:t>" Montar a chave do evento (para classe é string livre; mantenha um padrão)</w:t>
-      </w:r>
-      <w:r>
-        <w:rPr>
-          <w:rFonts w:ascii="Aptos Mono" w:hAnsi="Aptos Mono"/>
-          <w:sz w:val="20"/>
-          <w:szCs w:val="20"/>
-        </w:rPr>
-        <w:br/>
-        <w:t>      </w:t>
-      </w:r>
-      <w:r>
-        <w:rPr>
-          <w:rFonts w:ascii="Aptos Mono" w:hAnsi="Aptos Mono"/>
-          <w:i/>
-          <w:iCs/>
-          <w:sz w:val="20"/>
-          <w:szCs w:val="20"/>
-        </w:rPr>
-        <w:t>" Se precisar preservar zeros à esquerda, use ALPHA IN:</w:t>
-      </w:r>
-      <w:r>
-        <w:rPr>
-          <w:rFonts w:ascii="Aptos Mono" w:hAnsi="Aptos Mono"/>
-          <w:sz w:val="20"/>
-          <w:szCs w:val="20"/>
-        </w:rPr>
-        <w:br/>
-      </w:r>
-      <w:r>
-        <w:rPr>
-          <w:rFonts w:ascii="Aptos Mono" w:hAnsi="Aptos Mono"/>
-          <w:sz w:val="20"/>
-          <w:szCs w:val="20"/>
-        </w:rPr>
-        <w:t xml:space="preserve">DATA: </w:t>
-      </w:r>
-      <w:proofErr w:type="spellStart"/>
-      <w:r>
-        <w:rPr>
-          <w:rFonts w:ascii="Aptos Mono" w:hAnsi="Aptos Mono"/>
-          <w:sz w:val="20"/>
-          <w:szCs w:val="20"/>
-        </w:rPr>
-        <w:t>lv_objkey</w:t>
-      </w:r>
-      <w:proofErr w:type="spellEnd"/>
-      <w:r>
-        <w:rPr>
-          <w:rFonts w:ascii="Aptos Mono" w:hAnsi="Aptos Mono"/>
-          <w:sz w:val="20"/>
-          <w:szCs w:val="20"/>
-        </w:rPr>
-        <w:t> TYPE </w:t>
-      </w:r>
-      <w:proofErr w:type="spellStart"/>
-      <w:r>
-        <w:rPr>
-          <w:rFonts w:ascii="Aptos Mono" w:hAnsi="Aptos Mono"/>
-          <w:sz w:val="20"/>
-          <w:szCs w:val="20"/>
-        </w:rPr>
-        <w:t>warpl</w:t>
-      </w:r>
-      <w:proofErr w:type="spellEnd"/>
-      <w:r>
-        <w:rPr>
-          <w:rFonts w:ascii="Aptos Mono" w:hAnsi="Aptos Mono"/>
-          <w:sz w:val="20"/>
-          <w:szCs w:val="20"/>
-        </w:rPr>
-        <w:t>.</w:t>
-      </w:r>
-    </w:p>
-    <w:p>
-      <w:pPr>
-        <w:rPr>
-          <w:rFonts w:ascii="Aptos Mono" w:hAnsi="Aptos Mono"/>
-          <w:sz w:val="20"/>
-          <w:szCs w:val="20"/>
-          <w:lang w:val="en-US"/>
-        </w:rPr>
-      </w:pPr>
-      <w:r>
-        <w:rPr>
-          <w:rFonts w:ascii="Aptos Mono" w:hAnsi="Aptos Mono"/>
-          <w:sz w:val="20"/>
-          <w:szCs w:val="20"/>
-        </w:rPr>
-        <w:t>      </w:t>
-      </w:r>
-      <w:proofErr w:type="spellStart"/>
-      <w:r>
-        <w:rPr>
-          <w:rFonts w:ascii="Aptos Mono" w:hAnsi="Aptos Mono"/>
-          <w:sz w:val="20"/>
-          <w:szCs w:val="20"/>
-          <w:lang w:val="en-US"/>
-        </w:rPr>
-        <w:t>lv_objkey</w:t>
-      </w:r>
-      <w:proofErr w:type="spellEnd"/>
-      <w:r>
-        <w:rPr>
-          <w:rFonts w:ascii="Aptos Mono" w:hAnsi="Aptos Mono"/>
-          <w:sz w:val="20"/>
-          <w:szCs w:val="20"/>
-          <w:lang w:val="en-US"/>
-        </w:rPr>
-        <w:t> = |{ </w:t>
-      </w:r>
-      <w:proofErr w:type="spellStart"/>
-      <w:r>
-        <w:rPr>
-          <w:rFonts w:ascii="Aptos Mono" w:hAnsi="Aptos Mono"/>
-          <w:sz w:val="20"/>
-          <w:szCs w:val="20"/>
-          <w:lang w:val="en-US"/>
-        </w:rPr>
-        <w:t>i_warpl</w:t>
-      </w:r>
-      <w:proofErr w:type="spellEnd"/>
-      <w:r>
-        <w:rPr>
-          <w:rFonts w:ascii="Aptos Mono" w:hAnsi="Aptos Mono"/>
-          <w:sz w:val="20"/>
-          <w:szCs w:val="20"/>
-          <w:lang w:val="en-US"/>
-        </w:rPr>
-        <w:t> ALPHA = IN }|.</w:t>
-      </w:r>
-      <w:r>
-        <w:rPr>
-          <w:rFonts w:ascii="Aptos Mono" w:hAnsi="Aptos Mono"/>
-          <w:sz w:val="20"/>
-          <w:szCs w:val="20"/>
-          <w:lang w:val="en-US"/>
-        </w:rPr>
-        <w:br/>
-        <w:t>      </w:t>
-      </w:r>
-      <w:proofErr w:type="spellStart"/>
-      <w:r>
-        <w:rPr>
-          <w:rFonts w:ascii="Aptos Mono" w:hAnsi="Aptos Mono"/>
-          <w:sz w:val="20"/>
-          <w:szCs w:val="20"/>
-          <w:lang w:val="en-US"/>
-        </w:rPr>
-        <w:t>cl_swf_evt_event</w:t>
-      </w:r>
-      <w:proofErr w:type="spellEnd"/>
-      <w:r>
-        <w:rPr>
-          <w:rFonts w:ascii="Aptos Mono" w:hAnsi="Aptos Mono"/>
-          <w:sz w:val="20"/>
-          <w:szCs w:val="20"/>
-          <w:lang w:val="en-US"/>
-        </w:rPr>
-        <w:t>=&gt;raise(</w:t>
-      </w:r>
-      <w:r>
-        <w:rPr>
-          <w:rFonts w:ascii="Aptos Mono" w:hAnsi="Aptos Mono"/>
-          <w:sz w:val="20"/>
-          <w:szCs w:val="20"/>
-          <w:lang w:val="en-US"/>
-        </w:rPr>
-        <w:br/>
-      </w:r>
-      <w:r>
-        <w:rPr>
-          <w:rFonts w:ascii="Aptos Mono" w:hAnsi="Aptos Mono"/>
-          <w:sz w:val="20"/>
-          <w:szCs w:val="20"/>
-          <w:lang w:val="en-US"/>
-        </w:rPr>
-        <w:lastRenderedPageBreak/>
-        <w:t>        EXPORTING</w:t>
-      </w:r>
-      <w:r>
-        <w:rPr>
-          <w:rFonts w:ascii="Aptos Mono" w:hAnsi="Aptos Mono"/>
-          <w:sz w:val="20"/>
-          <w:szCs w:val="20"/>
-          <w:lang w:val="en-US"/>
-        </w:rPr>
-        <w:br/>
-        <w:t>          im_objcateg        = 'CL'                          </w:t>
-      </w:r>
-      <w:r>
-        <w:rPr>
-          <w:rFonts w:ascii="Aptos Mono" w:hAnsi="Aptos Mono"/>
-          <w:i/>
-          <w:iCs/>
-          <w:sz w:val="20"/>
-          <w:szCs w:val="20"/>
-          <w:lang w:val="en-US"/>
-        </w:rPr>
-        <w:t>" Categoria: Classe</w:t>
-      </w:r>
-      <w:r>
-        <w:rPr>
-          <w:rFonts w:ascii="Aptos Mono" w:hAnsi="Aptos Mono"/>
-          <w:sz w:val="20"/>
-          <w:szCs w:val="20"/>
-          <w:lang w:val="en-US"/>
-        </w:rPr>
-        <w:br/>
-        <w:t>          im_objtype         = 'ZCL_WF_PLANO_MANUTENCAO'     </w:t>
-      </w:r>
-      <w:r>
-        <w:rPr>
-          <w:rFonts w:ascii="Aptos Mono" w:hAnsi="Aptos Mono"/>
-          <w:i/>
-          <w:iCs/>
-          <w:sz w:val="20"/>
-          <w:szCs w:val="20"/>
-          <w:lang w:val="en-US"/>
-        </w:rPr>
-        <w:t>" Nome completo da classe</w:t>
-      </w:r>
-      <w:r>
-        <w:rPr>
-          <w:rFonts w:ascii="Aptos Mono" w:hAnsi="Aptos Mono"/>
-          <w:sz w:val="20"/>
-          <w:szCs w:val="20"/>
-          <w:lang w:val="en-US"/>
-        </w:rPr>
-        <w:br/>
-        <w:t>          im_event           = 'SUBMITTED_FOR_APPROVAL'      </w:t>
-      </w:r>
-      <w:r>
-        <w:rPr>
-          <w:rFonts w:ascii="Aptos Mono" w:hAnsi="Aptos Mono"/>
-          <w:i/>
-          <w:iCs/>
-          <w:sz w:val="20"/>
-          <w:szCs w:val="20"/>
-          <w:lang w:val="en-US"/>
-        </w:rPr>
-        <w:t>" Evento definido/ligado</w:t>
-      </w:r>
-      <w:r>
-        <w:rPr>
-          <w:rFonts w:ascii="Aptos Mono" w:hAnsi="Aptos Mono"/>
-          <w:sz w:val="20"/>
-          <w:szCs w:val="20"/>
-          <w:lang w:val="en-US"/>
-        </w:rPr>
-        <w:br/>
-        <w:t>          im_objkey          = lv_objkey                     </w:t>
-      </w:r>
-      <w:r>
-        <w:rPr>
-          <w:rFonts w:ascii="Aptos Mono" w:hAnsi="Aptos Mono"/>
-          <w:i/>
-          <w:iCs/>
-          <w:sz w:val="20"/>
-          <w:szCs w:val="20"/>
-          <w:lang w:val="en-US"/>
-        </w:rPr>
-        <w:t>" Chave (string)</w:t>
-      </w:r>
-      <w:r>
-        <w:rPr>
-          <w:rFonts w:ascii="Aptos Mono" w:hAnsi="Aptos Mono"/>
-          <w:sz w:val="20"/>
-          <w:szCs w:val="20"/>
-          <w:lang w:val="en-US"/>
-        </w:rPr>
-        <w:br/>
-        <w:t>          </w:t>
-      </w:r>
-      <w:r>
-        <w:rPr>
-          <w:rFonts w:ascii="Aptos Mono" w:hAnsi="Aptos Mono"/>
-          <w:i/>
-          <w:iCs/>
-          <w:sz w:val="20"/>
-          <w:szCs w:val="20"/>
-          <w:lang w:val="en-US"/>
-        </w:rPr>
-        <w:t>"</w:t>
-      </w:r>
-      <w:proofErr w:type="spellStart"/>
-      <w:r>
-        <w:rPr>
-          <w:rFonts w:ascii="Aptos Mono" w:hAnsi="Aptos Mono"/>
-          <w:i/>
-          <w:iCs/>
-          <w:sz w:val="20"/>
-          <w:szCs w:val="20"/>
-          <w:lang w:val="en-US"/>
-        </w:rPr>
-        <w:t>im_event_container</w:t>
-      </w:r>
-      <w:proofErr w:type="spellEnd"/>
-      <w:r>
-        <w:rPr>
-          <w:rFonts w:ascii="Aptos Mono" w:hAnsi="Aptos Mono"/>
-          <w:i/>
-          <w:iCs/>
-          <w:sz w:val="20"/>
-          <w:szCs w:val="20"/>
-          <w:lang w:val="en-US"/>
-        </w:rPr>
-        <w:t> = </w:t>
-      </w:r>
-      <w:proofErr w:type="spellStart"/>
-      <w:r>
-        <w:rPr>
-          <w:rFonts w:ascii="Aptos Mono" w:hAnsi="Aptos Mono"/>
-          <w:i/>
-          <w:iCs/>
-          <w:sz w:val="20"/>
-          <w:szCs w:val="20"/>
-          <w:lang w:val="en-US"/>
-        </w:rPr>
-        <w:t>lo_container</w:t>
-      </w:r>
-      <w:proofErr w:type="spellEnd"/>
-      <w:r>
-        <w:rPr>
-          <w:rFonts w:ascii="Aptos Mono" w:hAnsi="Aptos Mono"/>
-          <w:sz w:val="20"/>
-          <w:szCs w:val="20"/>
-          <w:lang w:val="en-US"/>
-        </w:rPr>
-        <w:br/>
-        <w:t>      ).</w:t>
-      </w:r>
-    </w:p>
-    <w:p>
-      <w:pPr>
-        <w:rPr>
-          <w:lang w:val="en-US"/>
-        </w:rPr>
-      </w:pPr>
-    </w:p>
-    <w:p>
-      <w:pPr>
-        <w:pStyle w:val="Ttulo2"/>
+      </w:pPr>
+      <w:r>
         <w:rPr>
           <w:b/>
           <w:bCs/>
         </w:rPr>
-      </w:pPr>
-      <w:r>
+        <w:t>Criar Classes de CALLBACK</w:t>
+      </w:r>
+    </w:p>
+    <w:p>
+      <w:r>
+        <w:rPr>
+          <w:highlight w:val="yellow"/>
+        </w:rPr>
+        <w:t>OBS.: Copiar das classes de call-back standards</w:t>
+      </w:r>
+      <w:r>
+        <w:rPr>
+          <w:highlight w:val="yellow"/>
+        </w:rPr>
+        <w:t>, veja arquivo de help:</w:t>
+      </w:r>
+      <w:r>
+        <w:rPr>
+          <w:highlight w:val="yellow"/>
+        </w:rPr>
+        <w:br/>
+        <w:t>Help Workflow Flexível – Classes de call-back de exemplo</w:t>
+      </w:r>
+    </w:p>
+    <w:p>
+      <w:r>
+        <w:tab/>
+      </w:r>
+      <w:r>
+        <w:tab/>
+        <w:t>ZCL_SWF_FLEX_NOTA_DEF (Copiar de CL_EAM_ORDER_FLEX_WFL_DEF)</w:t>
+      </w:r>
+    </w:p>
+    <w:p>
+      <w:r>
+        <w:tab/>
+      </w:r>
+      <w:r>
+        <w:tab/>
+      </w:r>
+      <w:r>
+        <w:t>ZCL_SWF_FLEX_NOTA_RUN (Copiar de CL_EAM_ORDER_FLEX_WFL)</w:t>
+      </w:r>
+    </w:p>
+    <w:p>
+      <w:pPr>
+        <w:rPr>
+          <w:lang w:val="en-US"/>
+        </w:rPr>
+      </w:pPr>
+      <w:r>
+        <w:tab/>
+      </w:r>
+      <w:r>
+        <w:tab/>
+      </w:r>
+      <w:r>
+        <w:rPr>
+          <w:lang w:val="en-US"/>
+        </w:rPr>
+        <w:t>ZCL_SWF_FLEX_NOTA_RUN-RESULT_CALLBACK()</w:t>
+      </w:r>
+    </w:p>
+    <w:p>
+      <w:r>
+        <w:rPr>
+          <w:lang w:val="en-US"/>
+        </w:rPr>
+        <w:tab/>
+      </w:r>
+      <w:r>
+        <w:rPr>
+          <w:lang w:val="en-US"/>
+        </w:rPr>
+        <w:tab/>
+      </w:r>
+      <w:r>
+        <w:rPr>
+          <w:lang w:val="en-US"/>
+        </w:rPr>
+        <w:tab/>
+      </w:r>
+      <w:r>
+        <w:t>Criar Método Auxiliar p/ Troca de STATUS</w:t>
+      </w:r>
+      <w:r>
+        <w:t xml:space="preserve"> ao APROVAR </w:t>
+      </w:r>
+      <w:proofErr w:type="spellStart"/>
+      <w:r>
+        <w:t>Work</w:t>
+      </w:r>
+      <w:proofErr w:type="spellEnd"/>
+      <w:r>
+        <w:t xml:space="preserve"> item</w:t>
+      </w:r>
+      <w:r>
+        <w:t xml:space="preserve"> (ZCL_WF_NOTA_MANUTENCAO=&gt;SET_DOCUMENT_AS_</w:t>
+      </w:r>
+      <w:proofErr w:type="gramStart"/>
+      <w:r>
+        <w:t>APPROVED( STATUS</w:t>
+      </w:r>
+      <w:proofErr w:type="gramEnd"/>
+      <w:r>
+        <w:t>_CHANGE_</w:t>
+      </w:r>
+      <w:proofErr w:type="gramStart"/>
+      <w:r>
+        <w:t>INTERN )</w:t>
+      </w:r>
+      <w:proofErr w:type="gramEnd"/>
+      <w:r>
+        <w:t xml:space="preserve"> )</w:t>
+      </w:r>
+    </w:p>
+    <w:p/>
+    <w:p>
+      <w:pPr>
+        <w:pStyle w:val="Ttulo2"/>
         <w:rPr>
           <w:b/>
           <w:bCs/>
         </w:rPr>
-        <w:t>Criar Classes de CALLBACK</w:t>
-      </w:r>
-    </w:p>
-    <w:p>
-      <w:r>
-        <w:rPr>
-          <w:highlight w:val="yellow"/>
-        </w:rPr>
-        <w:t>OBS.: Copiar das classes de call-back standards</w:t>
-      </w:r>
-      <w:r>
-        <w:rPr>
-          <w:highlight w:val="yellow"/>
-        </w:rPr>
-        <w:t>, veja arquivo de help:</w:t>
-      </w:r>
-      <w:r>
-        <w:rPr>
-          <w:highlight w:val="yellow"/>
-        </w:rPr>
-        <w:br/>
-        <w:t>Help Workflow Flexível – Classes de call-back de exemplo</w:t>
-      </w:r>
-    </w:p>
-    <w:p>
-      <w:r>
-        <w:tab/>
-      </w:r>
-      <w:r>
-        <w:tab/>
-        <w:t>ZCL_SWF_FLEX_NOTA_DEF (Copiar de CL_EAM_ORDER_FLEX_WFL_DEF)</w:t>
-      </w:r>
-    </w:p>
-    <w:p>
-      <w:r>
-        <w:tab/>
-      </w:r>
-      <w:r>
-        <w:tab/>
-      </w:r>
-      <w:r>
-        <w:t>ZCL_SWF_FLEX_NOTA_RUN (Copiar de CL_EAM_ORDER_FLEX_WFL)</w:t>
-      </w:r>
-    </w:p>
-    <w:p>
-      <w:pPr>
-        <w:rPr>
-          <w:lang w:val="en-US"/>
-        </w:rPr>
-      </w:pPr>
-      <w:r>
-        <w:tab/>
-      </w:r>
-      <w:r>
-        <w:tab/>
-      </w:r>
-      <w:r>
-        <w:rPr>
-          <w:lang w:val="en-US"/>
-        </w:rPr>
-        <w:t>ZCL_SWF_FLEX_NOTA_RUN-RESULT_CALLBACK()</w:t>
-      </w:r>
-    </w:p>
-    <w:p>
-      <w:r>
-        <w:rPr>
-          <w:lang w:val="en-US"/>
-        </w:rPr>
-        <w:tab/>
-      </w:r>
-      <w:r>
-        <w:rPr>
-          <w:lang w:val="en-US"/>
-        </w:rPr>
-        <w:tab/>
-      </w:r>
-      <w:r>
-        <w:rPr>
-          <w:lang w:val="en-US"/>
-        </w:rPr>
-        <w:tab/>
-      </w:r>
-      <w:r>
-        <w:t>Criar Método Auxiliar p/ Troca de STATUS</w:t>
-      </w:r>
-      <w:r>
-        <w:t xml:space="preserve"> ao APROVAR </w:t>
-      </w:r>
-      <w:proofErr w:type="spellStart"/>
-      <w:r>
-        <w:t>Work</w:t>
-      </w:r>
-      <w:proofErr w:type="spellEnd"/>
-      <w:r>
-        <w:t xml:space="preserve"> item</w:t>
-      </w:r>
-      <w:r>
-        <w:t xml:space="preserve"> (ZCL_WF_NOTA_MANUTENCAO=&gt;SET_DOCUMENT_AS_</w:t>
-      </w:r>
-      <w:proofErr w:type="gramStart"/>
-      <w:r>
-        <w:t>APPROVED( STATUS</w:t>
-      </w:r>
-      <w:proofErr w:type="gramEnd"/>
-      <w:r>
-        <w:t>_CHANGE_</w:t>
-      </w:r>
-      <w:proofErr w:type="gramStart"/>
-      <w:r>
-        <w:t>INTERN )</w:t>
-      </w:r>
-      <w:proofErr w:type="gramEnd"/>
-      <w:r>
-        <w:t xml:space="preserve"> )</w:t>
-      </w:r>
-    </w:p>
-    <w:p/>
-    <w:p>
-      <w:pPr>
-        <w:pStyle w:val="Ttulo2"/>
+      </w:pPr>
+      <w:r>
         <w:rPr>
           <w:b/>
           <w:bCs/>
         </w:rPr>
-      </w:pPr>
-      <w:r>
-        <w:rPr>
-          <w:b/>
-          <w:bCs/>
-        </w:rPr>
+        <w:lastRenderedPageBreak/>
         <w:t>Botão GOS BADI GOS_MULT_PUBLISH</w:t>
       </w:r>
     </w:p>
@@ -6249,7 +9768,7 @@
                     <pic:cNvPicPr/>
                   </pic:nvPicPr>
                   <pic:blipFill>
-                    <a:blip r:embed="rId24"/>
+                    <a:blip r:embed="rId27"/>
                     <a:stretch>
                       <a:fillRect/>
                     </a:stretch>
@@ -6565,436 +10084,428 @@
           <w:lang w:val="en-US"/>
         </w:rPr>
         <w:br/>
-      </w:r>
-      <w:r>
-        <w:rPr>
-          <w:rFonts w:ascii="Aptos Mono" w:hAnsi="Aptos Mono"/>
-          <w:sz w:val="20"/>
-          <w:szCs w:val="20"/>
-          <w:lang w:val="en-US"/>
+        <w:t>      APPEND INITIAL LINE TO </w:t>
+      </w:r>
+      <w:proofErr w:type="spellStart"/>
+      <w:r>
+        <w:rPr>
+          <w:rFonts w:ascii="Aptos Mono" w:hAnsi="Aptos Mono"/>
+          <w:sz w:val="20"/>
+          <w:szCs w:val="20"/>
+          <w:lang w:val="en-US"/>
+        </w:rPr>
+        <w:t>ct_lporb</w:t>
+      </w:r>
+      <w:proofErr w:type="spellEnd"/>
+      <w:r>
+        <w:rPr>
+          <w:rFonts w:ascii="Aptos Mono" w:hAnsi="Aptos Mono"/>
+          <w:sz w:val="20"/>
+          <w:szCs w:val="20"/>
+          <w:lang w:val="en-US"/>
+        </w:rPr>
+        <w:t> ASSIGNING &lt;</w:t>
+      </w:r>
+      <w:proofErr w:type="spellStart"/>
+      <w:r>
+        <w:rPr>
+          <w:rFonts w:ascii="Aptos Mono" w:hAnsi="Aptos Mono"/>
+          <w:sz w:val="20"/>
+          <w:szCs w:val="20"/>
+          <w:lang w:val="en-US"/>
+        </w:rPr>
+        <w:t>fs_new</w:t>
+      </w:r>
+      <w:proofErr w:type="spellEnd"/>
+      <w:r>
+        <w:rPr>
+          <w:rFonts w:ascii="Aptos Mono" w:hAnsi="Aptos Mono"/>
+          <w:sz w:val="20"/>
+          <w:szCs w:val="20"/>
+          <w:lang w:val="en-US"/>
+        </w:rPr>
+        <w:t>&gt;.</w:t>
+      </w:r>
+      <w:r>
+        <w:rPr>
+          <w:rFonts w:ascii="Aptos Mono" w:hAnsi="Aptos Mono"/>
+          <w:sz w:val="20"/>
+          <w:szCs w:val="20"/>
+          <w:lang w:val="en-US"/>
+        </w:rPr>
+        <w:br/>
+        <w:t>      &lt;</w:t>
+      </w:r>
+      <w:proofErr w:type="spellStart"/>
+      <w:r>
+        <w:rPr>
+          <w:rFonts w:ascii="Aptos Mono" w:hAnsi="Aptos Mono"/>
+          <w:sz w:val="20"/>
+          <w:szCs w:val="20"/>
+          <w:lang w:val="en-US"/>
+        </w:rPr>
+        <w:t>fs_new</w:t>
+      </w:r>
+      <w:proofErr w:type="spellEnd"/>
+      <w:r>
+        <w:rPr>
+          <w:rFonts w:ascii="Aptos Mono" w:hAnsi="Aptos Mono"/>
+          <w:sz w:val="20"/>
+          <w:szCs w:val="20"/>
+          <w:lang w:val="en-US"/>
+        </w:rPr>
+        <w:t>&gt;-</w:t>
+      </w:r>
+      <w:proofErr w:type="spellStart"/>
+      <w:r>
+        <w:rPr>
+          <w:rFonts w:ascii="Aptos Mono" w:hAnsi="Aptos Mono"/>
+          <w:sz w:val="20"/>
+          <w:szCs w:val="20"/>
+          <w:lang w:val="en-US"/>
+        </w:rPr>
+        <w:t>instid</w:t>
+      </w:r>
+      <w:proofErr w:type="spellEnd"/>
+      <w:r>
+        <w:rPr>
+          <w:rFonts w:ascii="Aptos Mono" w:hAnsi="Aptos Mono"/>
+          <w:sz w:val="20"/>
+          <w:szCs w:val="20"/>
+          <w:lang w:val="en-US"/>
+        </w:rPr>
+        <w:t> = </w:t>
+      </w:r>
+      <w:proofErr w:type="spellStart"/>
+      <w:r>
+        <w:rPr>
+          <w:rFonts w:ascii="Aptos Mono" w:hAnsi="Aptos Mono"/>
+          <w:sz w:val="20"/>
+          <w:szCs w:val="20"/>
+          <w:lang w:val="en-US"/>
+        </w:rPr>
+        <w:t>lv_instid</w:t>
+      </w:r>
+      <w:proofErr w:type="spellEnd"/>
+      <w:r>
+        <w:rPr>
+          <w:rFonts w:ascii="Aptos Mono" w:hAnsi="Aptos Mono"/>
+          <w:sz w:val="20"/>
+          <w:szCs w:val="20"/>
+          <w:lang w:val="en-US"/>
+        </w:rPr>
+        <w:t>.</w:t>
+      </w:r>
+      <w:r>
+        <w:rPr>
+          <w:rFonts w:ascii="Aptos Mono" w:hAnsi="Aptos Mono"/>
+          <w:sz w:val="20"/>
+          <w:szCs w:val="20"/>
+          <w:lang w:val="en-US"/>
+        </w:rPr>
+        <w:br/>
+        <w:t>      &lt;</w:t>
+      </w:r>
+      <w:proofErr w:type="spellStart"/>
+      <w:r>
+        <w:rPr>
+          <w:rFonts w:ascii="Aptos Mono" w:hAnsi="Aptos Mono"/>
+          <w:sz w:val="20"/>
+          <w:szCs w:val="20"/>
+          <w:lang w:val="en-US"/>
+        </w:rPr>
+        <w:t>fs_new</w:t>
+      </w:r>
+      <w:proofErr w:type="spellEnd"/>
+      <w:r>
+        <w:rPr>
+          <w:rFonts w:ascii="Aptos Mono" w:hAnsi="Aptos Mono"/>
+          <w:sz w:val="20"/>
+          <w:szCs w:val="20"/>
+          <w:lang w:val="en-US"/>
+        </w:rPr>
+        <w:t>&gt;-</w:t>
+      </w:r>
+      <w:proofErr w:type="spellStart"/>
+      <w:r>
+        <w:rPr>
+          <w:rFonts w:ascii="Aptos Mono" w:hAnsi="Aptos Mono"/>
+          <w:sz w:val="20"/>
+          <w:szCs w:val="20"/>
+          <w:lang w:val="en-US"/>
+        </w:rPr>
+        <w:t>catid</w:t>
+      </w:r>
+      <w:proofErr w:type="spellEnd"/>
+      <w:r>
+        <w:rPr>
+          <w:rFonts w:ascii="Aptos Mono" w:hAnsi="Aptos Mono"/>
+          <w:sz w:val="20"/>
+          <w:szCs w:val="20"/>
+          <w:lang w:val="en-US"/>
+        </w:rPr>
+        <w:t>  = 'CL'.</w:t>
+      </w:r>
+      <w:r>
+        <w:rPr>
+          <w:rFonts w:ascii="Aptos Mono" w:hAnsi="Aptos Mono"/>
+          <w:sz w:val="20"/>
+          <w:szCs w:val="20"/>
+          <w:lang w:val="en-US"/>
+        </w:rPr>
+        <w:br/>
+        <w:t>      &lt;</w:t>
+      </w:r>
+      <w:proofErr w:type="spellStart"/>
+      <w:r>
+        <w:rPr>
+          <w:rFonts w:ascii="Aptos Mono" w:hAnsi="Aptos Mono"/>
+          <w:sz w:val="20"/>
+          <w:szCs w:val="20"/>
+          <w:lang w:val="en-US"/>
+        </w:rPr>
+        <w:t>fs_new</w:t>
+      </w:r>
+      <w:proofErr w:type="spellEnd"/>
+      <w:r>
+        <w:rPr>
+          <w:rFonts w:ascii="Aptos Mono" w:hAnsi="Aptos Mono"/>
+          <w:sz w:val="20"/>
+          <w:szCs w:val="20"/>
+          <w:lang w:val="en-US"/>
+        </w:rPr>
+        <w:t>&gt;-</w:t>
+      </w:r>
+      <w:proofErr w:type="spellStart"/>
+      <w:r>
+        <w:rPr>
+          <w:rFonts w:ascii="Aptos Mono" w:hAnsi="Aptos Mono"/>
+          <w:sz w:val="20"/>
+          <w:szCs w:val="20"/>
+          <w:lang w:val="en-US"/>
+        </w:rPr>
+        <w:t>typeid</w:t>
+      </w:r>
+      <w:proofErr w:type="spellEnd"/>
+      <w:r>
+        <w:rPr>
+          <w:rFonts w:ascii="Aptos Mono" w:hAnsi="Aptos Mono"/>
+          <w:sz w:val="20"/>
+          <w:szCs w:val="20"/>
+          <w:lang w:val="en-US"/>
+        </w:rPr>
+        <w:t> = 'ZCL_WF_PLANO_MANUTENCAO'.</w:t>
+      </w:r>
+      <w:r>
+        <w:rPr>
+          <w:rFonts w:ascii="Aptos Mono" w:hAnsi="Aptos Mono"/>
+          <w:sz w:val="20"/>
+          <w:szCs w:val="20"/>
+          <w:lang w:val="en-US"/>
+        </w:rPr>
+        <w:br/>
+        <w:t>    ENDLOOP.</w:t>
+      </w:r>
+      <w:r>
+        <w:rPr>
+          <w:rFonts w:ascii="Aptos Mono" w:hAnsi="Aptos Mono"/>
+          <w:sz w:val="20"/>
+          <w:szCs w:val="20"/>
+          <w:lang w:val="en-US"/>
+        </w:rPr>
+        <w:br/>
+        <w:t>    SORT </w:t>
+      </w:r>
+      <w:proofErr w:type="spellStart"/>
+      <w:r>
+        <w:rPr>
+          <w:rFonts w:ascii="Aptos Mono" w:hAnsi="Aptos Mono"/>
+          <w:sz w:val="20"/>
+          <w:szCs w:val="20"/>
+          <w:lang w:val="en-US"/>
+        </w:rPr>
+        <w:t>ct_lporb</w:t>
+      </w:r>
+      <w:proofErr w:type="spellEnd"/>
+      <w:r>
+        <w:rPr>
+          <w:rFonts w:ascii="Aptos Mono" w:hAnsi="Aptos Mono"/>
+          <w:sz w:val="20"/>
+          <w:szCs w:val="20"/>
+          <w:lang w:val="en-US"/>
+        </w:rPr>
+        <w:t>.</w:t>
+      </w:r>
+      <w:r>
+        <w:rPr>
+          <w:rFonts w:ascii="Aptos Mono" w:hAnsi="Aptos Mono"/>
+          <w:sz w:val="20"/>
+          <w:szCs w:val="20"/>
+          <w:lang w:val="en-US"/>
+        </w:rPr>
+        <w:br/>
+        <w:t>    DELETE ADJACENT DUPLICATES FROM </w:t>
+      </w:r>
+      <w:proofErr w:type="spellStart"/>
+      <w:r>
+        <w:rPr>
+          <w:rFonts w:ascii="Aptos Mono" w:hAnsi="Aptos Mono"/>
+          <w:sz w:val="20"/>
+          <w:szCs w:val="20"/>
+          <w:lang w:val="en-US"/>
+        </w:rPr>
+        <w:t>ct_lporb</w:t>
+      </w:r>
+      <w:proofErr w:type="spellEnd"/>
+      <w:r>
+        <w:rPr>
+          <w:rFonts w:ascii="Aptos Mono" w:hAnsi="Aptos Mono"/>
+          <w:sz w:val="20"/>
+          <w:szCs w:val="20"/>
+          <w:lang w:val="en-US"/>
+        </w:rPr>
+        <w:t>.</w:t>
+      </w:r>
+      <w:r>
+        <w:rPr>
+          <w:rFonts w:ascii="Aptos Mono" w:hAnsi="Aptos Mono"/>
+          <w:sz w:val="20"/>
+          <w:szCs w:val="20"/>
+          <w:lang w:val="en-US"/>
+        </w:rPr>
+        <w:br/>
+        <w:t>  </w:t>
+      </w:r>
+      <w:r>
+        <w:rPr>
+          <w:rFonts w:ascii="Aptos Mono" w:hAnsi="Aptos Mono"/>
+          <w:sz w:val="20"/>
+          <w:szCs w:val="20"/>
+        </w:rPr>
+        <w:t>ENDMETHOD.</w:t>
+      </w:r>
+    </w:p>
+    <w:p>
+      <w:pPr>
+        <w:rPr>
+          <w:rFonts w:ascii="Aptos Mono" w:hAnsi="Aptos Mono"/>
+          <w:sz w:val="20"/>
+          <w:szCs w:val="20"/>
+        </w:rPr>
+      </w:pPr>
+    </w:p>
+    <w:p>
+      <w:pPr>
+        <w:pStyle w:val="Ttulo2"/>
+      </w:pPr>
+      <w:proofErr w:type="spellStart"/>
+      <w:r>
+        <w:t>MyInbox</w:t>
+      </w:r>
+      <w:proofErr w:type="spellEnd"/>
+      <w:r>
+        <w:t xml:space="preserve"> (SOLUÇÃO)</w:t>
+      </w:r>
+    </w:p>
+    <w:p>
+      <w:pPr>
+        <w:rPr>
+          <w:color w:val="FF0000"/>
+        </w:rPr>
+      </w:pPr>
+      <w:r>
+        <w:rPr>
+          <w:color w:val="FF0000"/>
+        </w:rPr>
+        <w:t>OBS.: Esta solução não é explicada aqui</w:t>
+      </w:r>
+      <w:r>
+        <w:rPr>
+          <w:color w:val="FF0000"/>
+        </w:rPr>
+        <w:t xml:space="preserve"> neste passo-a-passo</w:t>
+      </w:r>
+      <w:r>
+        <w:rPr>
+          <w:color w:val="FF0000"/>
+        </w:rPr>
+        <w:t>.</w:t>
+      </w:r>
+    </w:p>
+    <w:p>
+      <w:r>
+        <w:tab/>
+        <w:t xml:space="preserve">Criar </w:t>
+      </w:r>
+      <w:r>
+        <w:t xml:space="preserve">um Serviço </w:t>
+      </w:r>
+      <w:proofErr w:type="spellStart"/>
+      <w:r>
+        <w:t>OData</w:t>
+      </w:r>
+      <w:proofErr w:type="spellEnd"/>
+      <w:r>
+        <w:t xml:space="preserve"> </w:t>
+      </w:r>
+      <w:r>
+        <w:t xml:space="preserve">em </w:t>
+      </w:r>
+      <w:r>
+        <w:t xml:space="preserve">CDS (com </w:t>
+      </w:r>
+      <w:proofErr w:type="spellStart"/>
+      <w:r>
+        <w:t>annotations</w:t>
+      </w:r>
+      <w:proofErr w:type="spellEnd"/>
+      <w:r>
+        <w:t xml:space="preserve"> de </w:t>
+      </w:r>
+      <w:proofErr w:type="gramStart"/>
+      <w:r>
+        <w:t>tela)+</w:t>
+      </w:r>
+      <w:proofErr w:type="gramEnd"/>
+      <w:r>
+        <w:t>SEGW</w:t>
+      </w:r>
+      <w:r>
+        <w:t xml:space="preserve">, </w:t>
+      </w:r>
+      <w:r>
+        <w:t>publicar</w:t>
+      </w:r>
+      <w:r>
+        <w:t xml:space="preserve">, e chamar na visualização </w:t>
+      </w:r>
+      <w:r>
+        <w:t xml:space="preserve">na configuração </w:t>
+      </w:r>
+      <w:r>
+        <w:t xml:space="preserve">da </w:t>
+      </w:r>
+      <w:r>
+        <w:t xml:space="preserve">transação </w:t>
+      </w:r>
+      <w:r>
+        <w:t>SWFVISU.</w:t>
+      </w:r>
+    </w:p>
+    <w:p>
+      <w:pPr>
+        <w:ind w:firstLine="708"/>
+      </w:pPr>
+      <w:r>
+        <w:t>Exemplo SWFVISU p/ tarefa de aprovação de plano de manutenção TS99900012</w:t>
+      </w:r>
+    </w:p>
+    <w:p>
+      <w:r>
+        <w:rPr>
+          <w:noProof/>
         </w:rPr>
         <w:lastRenderedPageBreak/>
-        <w:t>      APPEND INITIAL LINE TO </w:t>
-      </w:r>
-      <w:proofErr w:type="spellStart"/>
-      <w:r>
-        <w:rPr>
-          <w:rFonts w:ascii="Aptos Mono" w:hAnsi="Aptos Mono"/>
-          <w:sz w:val="20"/>
-          <w:szCs w:val="20"/>
-          <w:lang w:val="en-US"/>
-        </w:rPr>
-        <w:t>ct_lporb</w:t>
-      </w:r>
-      <w:proofErr w:type="spellEnd"/>
-      <w:r>
-        <w:rPr>
-          <w:rFonts w:ascii="Aptos Mono" w:hAnsi="Aptos Mono"/>
-          <w:sz w:val="20"/>
-          <w:szCs w:val="20"/>
-          <w:lang w:val="en-US"/>
-        </w:rPr>
-        <w:t> ASSIGNING &lt;</w:t>
-      </w:r>
-      <w:proofErr w:type="spellStart"/>
-      <w:r>
-        <w:rPr>
-          <w:rFonts w:ascii="Aptos Mono" w:hAnsi="Aptos Mono"/>
-          <w:sz w:val="20"/>
-          <w:szCs w:val="20"/>
-          <w:lang w:val="en-US"/>
-        </w:rPr>
-        <w:t>fs_new</w:t>
-      </w:r>
-      <w:proofErr w:type="spellEnd"/>
-      <w:r>
-        <w:rPr>
-          <w:rFonts w:ascii="Aptos Mono" w:hAnsi="Aptos Mono"/>
-          <w:sz w:val="20"/>
-          <w:szCs w:val="20"/>
-          <w:lang w:val="en-US"/>
-        </w:rPr>
-        <w:t>&gt;.</w:t>
-      </w:r>
-      <w:r>
-        <w:rPr>
-          <w:rFonts w:ascii="Aptos Mono" w:hAnsi="Aptos Mono"/>
-          <w:sz w:val="20"/>
-          <w:szCs w:val="20"/>
-          <w:lang w:val="en-US"/>
-        </w:rPr>
-        <w:br/>
-        <w:t>      &lt;</w:t>
-      </w:r>
-      <w:proofErr w:type="spellStart"/>
-      <w:r>
-        <w:rPr>
-          <w:rFonts w:ascii="Aptos Mono" w:hAnsi="Aptos Mono"/>
-          <w:sz w:val="20"/>
-          <w:szCs w:val="20"/>
-          <w:lang w:val="en-US"/>
-        </w:rPr>
-        <w:t>fs_new</w:t>
-      </w:r>
-      <w:proofErr w:type="spellEnd"/>
-      <w:r>
-        <w:rPr>
-          <w:rFonts w:ascii="Aptos Mono" w:hAnsi="Aptos Mono"/>
-          <w:sz w:val="20"/>
-          <w:szCs w:val="20"/>
-          <w:lang w:val="en-US"/>
-        </w:rPr>
-        <w:t>&gt;-</w:t>
-      </w:r>
-      <w:proofErr w:type="spellStart"/>
-      <w:r>
-        <w:rPr>
-          <w:rFonts w:ascii="Aptos Mono" w:hAnsi="Aptos Mono"/>
-          <w:sz w:val="20"/>
-          <w:szCs w:val="20"/>
-          <w:lang w:val="en-US"/>
-        </w:rPr>
-        <w:t>instid</w:t>
-      </w:r>
-      <w:proofErr w:type="spellEnd"/>
-      <w:r>
-        <w:rPr>
-          <w:rFonts w:ascii="Aptos Mono" w:hAnsi="Aptos Mono"/>
-          <w:sz w:val="20"/>
-          <w:szCs w:val="20"/>
-          <w:lang w:val="en-US"/>
-        </w:rPr>
-        <w:t> = </w:t>
-      </w:r>
-      <w:proofErr w:type="spellStart"/>
-      <w:r>
-        <w:rPr>
-          <w:rFonts w:ascii="Aptos Mono" w:hAnsi="Aptos Mono"/>
-          <w:sz w:val="20"/>
-          <w:szCs w:val="20"/>
-          <w:lang w:val="en-US"/>
-        </w:rPr>
-        <w:t>lv_instid</w:t>
-      </w:r>
-      <w:proofErr w:type="spellEnd"/>
-      <w:r>
-        <w:rPr>
-          <w:rFonts w:ascii="Aptos Mono" w:hAnsi="Aptos Mono"/>
-          <w:sz w:val="20"/>
-          <w:szCs w:val="20"/>
-          <w:lang w:val="en-US"/>
-        </w:rPr>
-        <w:t>.</w:t>
-      </w:r>
-      <w:r>
-        <w:rPr>
-          <w:rFonts w:ascii="Aptos Mono" w:hAnsi="Aptos Mono"/>
-          <w:sz w:val="20"/>
-          <w:szCs w:val="20"/>
-          <w:lang w:val="en-US"/>
-        </w:rPr>
-        <w:br/>
-        <w:t>      &lt;</w:t>
-      </w:r>
-      <w:proofErr w:type="spellStart"/>
-      <w:r>
-        <w:rPr>
-          <w:rFonts w:ascii="Aptos Mono" w:hAnsi="Aptos Mono"/>
-          <w:sz w:val="20"/>
-          <w:szCs w:val="20"/>
-          <w:lang w:val="en-US"/>
-        </w:rPr>
-        <w:t>fs_new</w:t>
-      </w:r>
-      <w:proofErr w:type="spellEnd"/>
-      <w:r>
-        <w:rPr>
-          <w:rFonts w:ascii="Aptos Mono" w:hAnsi="Aptos Mono"/>
-          <w:sz w:val="20"/>
-          <w:szCs w:val="20"/>
-          <w:lang w:val="en-US"/>
-        </w:rPr>
-        <w:t>&gt;-</w:t>
-      </w:r>
-      <w:proofErr w:type="spellStart"/>
-      <w:r>
-        <w:rPr>
-          <w:rFonts w:ascii="Aptos Mono" w:hAnsi="Aptos Mono"/>
-          <w:sz w:val="20"/>
-          <w:szCs w:val="20"/>
-          <w:lang w:val="en-US"/>
-        </w:rPr>
-        <w:t>catid</w:t>
-      </w:r>
-      <w:proofErr w:type="spellEnd"/>
-      <w:r>
-        <w:rPr>
-          <w:rFonts w:ascii="Aptos Mono" w:hAnsi="Aptos Mono"/>
-          <w:sz w:val="20"/>
-          <w:szCs w:val="20"/>
-          <w:lang w:val="en-US"/>
-        </w:rPr>
-        <w:t>  = 'CL'.</w:t>
-      </w:r>
-      <w:r>
-        <w:rPr>
-          <w:rFonts w:ascii="Aptos Mono" w:hAnsi="Aptos Mono"/>
-          <w:sz w:val="20"/>
-          <w:szCs w:val="20"/>
-          <w:lang w:val="en-US"/>
-        </w:rPr>
-        <w:br/>
-        <w:t>      &lt;</w:t>
-      </w:r>
-      <w:proofErr w:type="spellStart"/>
-      <w:r>
-        <w:rPr>
-          <w:rFonts w:ascii="Aptos Mono" w:hAnsi="Aptos Mono"/>
-          <w:sz w:val="20"/>
-          <w:szCs w:val="20"/>
-          <w:lang w:val="en-US"/>
-        </w:rPr>
-        <w:t>fs_new</w:t>
-      </w:r>
-      <w:proofErr w:type="spellEnd"/>
-      <w:r>
-        <w:rPr>
-          <w:rFonts w:ascii="Aptos Mono" w:hAnsi="Aptos Mono"/>
-          <w:sz w:val="20"/>
-          <w:szCs w:val="20"/>
-          <w:lang w:val="en-US"/>
-        </w:rPr>
-        <w:t>&gt;-</w:t>
-      </w:r>
-      <w:proofErr w:type="spellStart"/>
-      <w:r>
-        <w:rPr>
-          <w:rFonts w:ascii="Aptos Mono" w:hAnsi="Aptos Mono"/>
-          <w:sz w:val="20"/>
-          <w:szCs w:val="20"/>
-          <w:lang w:val="en-US"/>
-        </w:rPr>
-        <w:t>typeid</w:t>
-      </w:r>
-      <w:proofErr w:type="spellEnd"/>
-      <w:r>
-        <w:rPr>
-          <w:rFonts w:ascii="Aptos Mono" w:hAnsi="Aptos Mono"/>
-          <w:sz w:val="20"/>
-          <w:szCs w:val="20"/>
-          <w:lang w:val="en-US"/>
-        </w:rPr>
-        <w:t> = 'ZCL_WF_PLANO_MANUTENCAO'.</w:t>
-      </w:r>
-      <w:r>
-        <w:rPr>
-          <w:rFonts w:ascii="Aptos Mono" w:hAnsi="Aptos Mono"/>
-          <w:sz w:val="20"/>
-          <w:szCs w:val="20"/>
-          <w:lang w:val="en-US"/>
-        </w:rPr>
-        <w:br/>
-        <w:t>    ENDLOOP.</w:t>
-      </w:r>
-      <w:r>
-        <w:rPr>
-          <w:rFonts w:ascii="Aptos Mono" w:hAnsi="Aptos Mono"/>
-          <w:sz w:val="20"/>
-          <w:szCs w:val="20"/>
-          <w:lang w:val="en-US"/>
-        </w:rPr>
-        <w:br/>
-        <w:t>    SORT </w:t>
-      </w:r>
-      <w:proofErr w:type="spellStart"/>
-      <w:r>
-        <w:rPr>
-          <w:rFonts w:ascii="Aptos Mono" w:hAnsi="Aptos Mono"/>
-          <w:sz w:val="20"/>
-          <w:szCs w:val="20"/>
-          <w:lang w:val="en-US"/>
-        </w:rPr>
-        <w:t>ct_lporb</w:t>
-      </w:r>
-      <w:proofErr w:type="spellEnd"/>
-      <w:r>
-        <w:rPr>
-          <w:rFonts w:ascii="Aptos Mono" w:hAnsi="Aptos Mono"/>
-          <w:sz w:val="20"/>
-          <w:szCs w:val="20"/>
-          <w:lang w:val="en-US"/>
-        </w:rPr>
-        <w:t>.</w:t>
-      </w:r>
-      <w:r>
-        <w:rPr>
-          <w:rFonts w:ascii="Aptos Mono" w:hAnsi="Aptos Mono"/>
-          <w:sz w:val="20"/>
-          <w:szCs w:val="20"/>
-          <w:lang w:val="en-US"/>
-        </w:rPr>
-        <w:br/>
-        <w:t>    DELETE ADJACENT DUPLICATES FROM </w:t>
-      </w:r>
-      <w:proofErr w:type="spellStart"/>
-      <w:r>
-        <w:rPr>
-          <w:rFonts w:ascii="Aptos Mono" w:hAnsi="Aptos Mono"/>
-          <w:sz w:val="20"/>
-          <w:szCs w:val="20"/>
-          <w:lang w:val="en-US"/>
-        </w:rPr>
-        <w:t>ct_lporb</w:t>
-      </w:r>
-      <w:proofErr w:type="spellEnd"/>
-      <w:r>
-        <w:rPr>
-          <w:rFonts w:ascii="Aptos Mono" w:hAnsi="Aptos Mono"/>
-          <w:sz w:val="20"/>
-          <w:szCs w:val="20"/>
-          <w:lang w:val="en-US"/>
-        </w:rPr>
-        <w:t>.</w:t>
-      </w:r>
-      <w:r>
-        <w:rPr>
-          <w:rFonts w:ascii="Aptos Mono" w:hAnsi="Aptos Mono"/>
-          <w:sz w:val="20"/>
-          <w:szCs w:val="20"/>
-          <w:lang w:val="en-US"/>
-        </w:rPr>
-        <w:br/>
-        <w:t>  </w:t>
-      </w:r>
-      <w:r>
-        <w:rPr>
-          <w:rFonts w:ascii="Aptos Mono" w:hAnsi="Aptos Mono"/>
-          <w:sz w:val="20"/>
-          <w:szCs w:val="20"/>
-        </w:rPr>
-        <w:t>ENDMETHOD.</w:t>
-      </w:r>
-    </w:p>
-    <w:p>
-      <w:pPr>
-        <w:rPr>
-          <w:rFonts w:ascii="Aptos Mono" w:hAnsi="Aptos Mono"/>
-          <w:sz w:val="20"/>
-          <w:szCs w:val="20"/>
-        </w:rPr>
-      </w:pPr>
-    </w:p>
-    <w:p>
-      <w:pPr>
-        <w:pStyle w:val="Ttulo2"/>
-      </w:pPr>
-      <w:proofErr w:type="spellStart"/>
-      <w:r>
-        <w:t>MyInbox</w:t>
-      </w:r>
-      <w:proofErr w:type="spellEnd"/>
-      <w:r>
-        <w:t xml:space="preserve"> (SOLUÇÃO)</w:t>
-      </w:r>
-    </w:p>
-    <w:p>
-      <w:pPr>
-        <w:rPr>
-          <w:color w:val="FF0000"/>
-        </w:rPr>
-      </w:pPr>
-      <w:r>
-        <w:rPr>
-          <w:color w:val="FF0000"/>
-        </w:rPr>
-        <w:t>OBS.: Esta solução não é explicada aqui</w:t>
-      </w:r>
-      <w:r>
-        <w:rPr>
-          <w:color w:val="FF0000"/>
-        </w:rPr>
-        <w:t xml:space="preserve"> neste passo-a-passo</w:t>
-      </w:r>
-      <w:r>
-        <w:rPr>
-          <w:color w:val="FF0000"/>
-        </w:rPr>
-        <w:t>.</w:t>
-      </w:r>
-    </w:p>
-    <w:p>
-      <w:r>
-        <w:tab/>
-        <w:t xml:space="preserve">Criar </w:t>
-      </w:r>
-      <w:r>
-        <w:t xml:space="preserve">um Serviço </w:t>
-      </w:r>
-      <w:proofErr w:type="spellStart"/>
-      <w:r>
-        <w:t>OData</w:t>
-      </w:r>
-      <w:proofErr w:type="spellEnd"/>
-      <w:r>
-        <w:t xml:space="preserve"> </w:t>
-      </w:r>
-      <w:r>
-        <w:t xml:space="preserve">em </w:t>
-      </w:r>
-      <w:r>
-        <w:t xml:space="preserve">CDS (com </w:t>
-      </w:r>
-      <w:proofErr w:type="spellStart"/>
-      <w:r>
-        <w:t>annotations</w:t>
-      </w:r>
-      <w:proofErr w:type="spellEnd"/>
-      <w:r>
-        <w:t xml:space="preserve"> de </w:t>
-      </w:r>
-      <w:proofErr w:type="gramStart"/>
-      <w:r>
-        <w:t>tela)+</w:t>
-      </w:r>
-      <w:proofErr w:type="gramEnd"/>
-      <w:r>
-        <w:t>SEGW</w:t>
-      </w:r>
-      <w:r>
-        <w:t xml:space="preserve">, </w:t>
-      </w:r>
-      <w:r>
-        <w:t>publicar</w:t>
-      </w:r>
-      <w:r>
-        <w:t xml:space="preserve">, e chamar na visualização </w:t>
-      </w:r>
-      <w:r>
-        <w:t xml:space="preserve">na configuração </w:t>
-      </w:r>
-      <w:r>
-        <w:t xml:space="preserve">da </w:t>
-      </w:r>
-      <w:r>
-        <w:t xml:space="preserve">transação </w:t>
-      </w:r>
-      <w:r>
-        <w:t>SWFVISU.</w:t>
-      </w:r>
-    </w:p>
-    <w:p>
-      <w:pPr>
-        <w:ind w:firstLine="708"/>
-      </w:pPr>
-      <w:r>
-        <w:t>Exemplo SWFVISU p/ tarefa de aprovação de plano de manutenção TS99900012</w:t>
-      </w:r>
-    </w:p>
-    <w:p>
-      <w:r>
-        <w:rPr>
-          <w:noProof/>
-        </w:rPr>
         <w:drawing>
           <wp:inline distT="0" distB="0" distL="0" distR="0" wp14:anchorId="5C1E3F8C" wp14:editId="7B9467C7">
             <wp:extent cx="9771321" cy="2288582"/>
@@ -7011,7 +10522,7 @@
                     <pic:cNvPicPr/>
                   </pic:nvPicPr>
                   <pic:blipFill>
-                    <a:blip r:embed="rId25"/>
+                    <a:blip r:embed="rId28"/>
                     <a:stretch>
                       <a:fillRect/>
                     </a:stretch>
@@ -7939,7 +11450,6 @@
   <w:style w:type="character" w:default="1" w:styleId="Fontepargpadro">
     <w:name w:val="Default Paragraph Font"/>
     <w:uiPriority w:val="1"/>
-    <w:semiHidden/>
     <w:unhideWhenUsed/>
   </w:style>
   <w:style w:type="table" w:default="1" w:styleId="Tabelanormal">
